--- a/React/project/Project Documantation.docx
+++ b/React/project/Project Documantation.docx
@@ -34,37 +34,21 @@
           <w:rFonts w:ascii="Calibri" w:eastAsia="Times New Roman" w:hAnsi="Calibri" w:cs="Calibri"/>
           <w:color w:val="000000"/>
         </w:rPr>
-        <w:t xml:space="preserve">What software </w:t>
-      </w:r>
-      <w:proofErr w:type="gramStart"/>
+        <w:t>What software Eng</w:t>
+      </w:r>
       <w:r>
         <w:rPr>
           <w:rFonts w:ascii="Calibri" w:eastAsia="Times New Roman" w:hAnsi="Calibri" w:cs="Calibri"/>
           <w:color w:val="000000"/>
         </w:rPr>
-        <w:t>Eng</w:t>
+        <w:t xml:space="preserve"> </w:t>
       </w:r>
       <w:r>
         <w:rPr>
           <w:rFonts w:ascii="Calibri" w:eastAsia="Times New Roman" w:hAnsi="Calibri" w:cs="Calibri"/>
           <w:color w:val="000000"/>
         </w:rPr>
-        <w:t xml:space="preserve"> </w:t>
-      </w:r>
-      <w:r>
-        <w:rPr>
-          <w:rFonts w:ascii="Calibri" w:eastAsia="Times New Roman" w:hAnsi="Calibri" w:cs="Calibri"/>
-          <w:color w:val="000000"/>
-        </w:rPr>
-        <w:t xml:space="preserve"> SE</w:t>
-      </w:r>
-      <w:proofErr w:type="gramEnd"/>
-      <w:r>
-        <w:rPr>
-          <w:rFonts w:ascii="Calibri" w:eastAsia="Times New Roman" w:hAnsi="Calibri" w:cs="Calibri"/>
-          <w:color w:val="000000"/>
-        </w:rPr>
-        <w:t xml:space="preserve"> ?</w:t>
+        <w:t xml:space="preserve"> SE ?</w:t>
       </w:r>
       <w:r>
         <w:rPr>
@@ -106,21 +90,12 @@
           <w:szCs w:val="24"/>
         </w:rPr>
       </w:pPr>
-      <w:proofErr w:type="gramStart"/>
       <w:r>
         <w:rPr>
           <w:rFonts w:ascii="Calibri" w:eastAsia="Times New Roman" w:hAnsi="Calibri" w:cs="Calibri"/>
           <w:color w:val="000000"/>
         </w:rPr>
-        <w:t>within</w:t>
-      </w:r>
-      <w:proofErr w:type="gramEnd"/>
-      <w:r>
-        <w:rPr>
-          <w:rFonts w:ascii="Calibri" w:eastAsia="Times New Roman" w:hAnsi="Calibri" w:cs="Calibri"/>
-          <w:color w:val="000000"/>
-        </w:rPr>
-        <w:t xml:space="preserve"> budget</w:t>
+        <w:t>within budget</w:t>
       </w:r>
     </w:p>
     <w:p>
@@ -231,27 +206,7 @@
           <w:sz w:val="22"/>
           <w:szCs w:val="22"/>
         </w:rPr>
-        <w:t xml:space="preserve">What are </w:t>
-      </w:r>
-      <w:proofErr w:type="gramStart"/>
-      <w:r>
-        <w:rPr>
-          <w:rFonts w:ascii="Calibri" w:hAnsi="Calibri" w:cs="Calibri"/>
-          <w:color w:val="000000"/>
-          <w:sz w:val="22"/>
-          <w:szCs w:val="22"/>
-        </w:rPr>
-        <w:t>SDLC(</w:t>
-      </w:r>
-      <w:proofErr w:type="gramEnd"/>
-      <w:r>
-        <w:rPr>
-          <w:rFonts w:ascii="Calibri" w:hAnsi="Calibri" w:cs="Calibri"/>
-          <w:color w:val="000000"/>
-          <w:sz w:val="22"/>
-          <w:szCs w:val="22"/>
-        </w:rPr>
-        <w:t xml:space="preserve"> software dev life cycle ) &amp; its rules?</w:t>
+        <w:t>What are SDLC( software dev life cycle ) &amp; its rules?</w:t>
       </w:r>
       <w:r>
         <w:rPr>
@@ -409,23 +364,7 @@
           <w:rFonts w:ascii="Arial" w:eastAsia="Times New Roman" w:hAnsi="Arial" w:cs="Arial"/>
           <w:color w:val="000000"/>
         </w:rPr>
-        <w:t xml:space="preserve">Project Rules &amp; Regulation (SDLC) Software </w:t>
-      </w:r>
-      <w:proofErr w:type="spellStart"/>
-      <w:r>
-        <w:rPr>
-          <w:rFonts w:ascii="Arial" w:eastAsia="Times New Roman" w:hAnsi="Arial" w:cs="Arial"/>
-          <w:color w:val="000000"/>
-        </w:rPr>
-        <w:t>deve</w:t>
-      </w:r>
-      <w:proofErr w:type="spellEnd"/>
-      <w:r>
-        <w:rPr>
-          <w:rFonts w:ascii="Arial" w:eastAsia="Times New Roman" w:hAnsi="Arial" w:cs="Arial"/>
-          <w:color w:val="000000"/>
-        </w:rPr>
-        <w:t xml:space="preserve"> life cycle</w:t>
+        <w:t>Project Rules &amp; Regulation (SDLC) Software deve life cycle</w:t>
       </w:r>
     </w:p>
     <w:p>
@@ -1589,51 +1528,33 @@
           <w:rFonts w:ascii="Arial" w:eastAsia="Times New Roman" w:hAnsi="Arial" w:cs="Arial"/>
           <w:color w:val="000000"/>
         </w:rPr>
+        <w:t>Signup by admin</w:t>
+      </w:r>
+      <w:r>
+        <w:rPr>
+          <w:rFonts w:ascii="Arial" w:eastAsia="Times New Roman" w:hAnsi="Arial" w:cs="Arial"/>
+          <w:color w:val="000000"/>
+        </w:rPr>
+        <w:t>(add employee)</w:t>
+      </w:r>
+    </w:p>
+    <w:p>
+      <w:pPr>
+        <w:pStyle w:val="ListParagraph"/>
+        <w:spacing w:after="0" w:line="240" w:lineRule="auto"/>
+        <w:ind w:left="1440"/>
+        <w:rPr>
+          <w:rFonts w:ascii="Arial" w:eastAsia="Times New Roman" w:hAnsi="Arial" w:cs="Arial"/>
+          <w:color w:val="000000"/>
+        </w:rPr>
+      </w:pPr>
+      <w:r>
+        <w:rPr>
+          <w:rFonts w:ascii="Arial" w:eastAsia="Times New Roman" w:hAnsi="Arial" w:cs="Arial"/>
+          <w:color w:val="000000"/>
+        </w:rPr>
         <w:t>Login</w:t>
       </w:r>
-      <w:r>
-        <w:rPr>
-          <w:rFonts w:ascii="Arial" w:eastAsia="Times New Roman" w:hAnsi="Arial" w:cs="Arial"/>
-          <w:color w:val="000000"/>
-        </w:rPr>
-        <w:tab/>
-      </w:r>
-      <w:r>
-        <w:rPr>
-          <w:rFonts w:ascii="Arial" w:eastAsia="Times New Roman" w:hAnsi="Arial" w:cs="Arial"/>
-          <w:color w:val="000000"/>
-        </w:rPr>
-        <w:tab/>
-      </w:r>
-      <w:r>
-        <w:rPr>
-          <w:rFonts w:ascii="Arial" w:eastAsia="Times New Roman" w:hAnsi="Arial" w:cs="Arial"/>
-          <w:color w:val="000000"/>
-        </w:rPr>
-        <w:tab/>
-      </w:r>
-      <w:r>
-        <w:rPr>
-          <w:rFonts w:ascii="Arial" w:eastAsia="Times New Roman" w:hAnsi="Arial" w:cs="Arial"/>
-          <w:color w:val="000000"/>
-        </w:rPr>
-        <w:tab/>
-      </w:r>
-      <w:r>
-        <w:rPr>
-          <w:rFonts w:ascii="Arial" w:eastAsia="Times New Roman" w:hAnsi="Arial" w:cs="Arial"/>
-          <w:color w:val="000000"/>
-        </w:rPr>
-        <w:tab/>
-      </w:r>
-      <w:r>
-        <w:rPr>
-          <w:rFonts w:ascii="Arial" w:eastAsia="Times New Roman" w:hAnsi="Arial" w:cs="Arial"/>
-          <w:color w:val="000000"/>
-        </w:rPr>
-        <w:tab/>
-        <w:t xml:space="preserve">   Form </w:t>
-      </w:r>
     </w:p>
     <w:p>
       <w:pPr>
@@ -1657,33 +1578,8 @@
           <w:rFonts w:ascii="Arial" w:eastAsia="Times New Roman" w:hAnsi="Arial" w:cs="Arial"/>
           <w:color w:val="000000"/>
         </w:rPr>
-        <w:t xml:space="preserve">  add / </w:t>
-      </w:r>
-      <w:proofErr w:type="spellStart"/>
-      <w:r>
-        <w:rPr>
-          <w:rFonts w:ascii="Arial" w:eastAsia="Times New Roman" w:hAnsi="Arial" w:cs="Arial"/>
-          <w:color w:val="000000"/>
-        </w:rPr>
-        <w:t>upd</w:t>
-      </w:r>
-      <w:proofErr w:type="spellEnd"/>
-      <w:r>
-        <w:rPr>
-          <w:rFonts w:ascii="Arial" w:eastAsia="Times New Roman" w:hAnsi="Arial" w:cs="Arial"/>
-          <w:color w:val="000000"/>
-        </w:rPr>
-        <w:t xml:space="preserve"> / </w:t>
-      </w:r>
-      <w:proofErr w:type="gramStart"/>
-      <w:r>
-        <w:rPr>
-          <w:rFonts w:ascii="Arial" w:eastAsia="Times New Roman" w:hAnsi="Arial" w:cs="Arial"/>
-          <w:color w:val="000000"/>
-        </w:rPr>
-        <w:t>del</w:t>
-      </w:r>
-      <w:proofErr w:type="gramEnd"/>
+        <w:t xml:space="preserve">  add / upd / del</w:t>
+      </w:r>
       <w:r>
         <w:rPr>
           <w:rFonts w:ascii="Arial" w:eastAsia="Times New Roman" w:hAnsi="Arial" w:cs="Arial"/>
@@ -1963,8 +1859,70 @@
     </w:p>
     <w:p>
       <w:pPr>
-        <w:spacing w:after="0" w:line="240" w:lineRule="auto"/>
-        <w:ind w:left="720" w:firstLine="720"/>
+        <w:pStyle w:val="ListParagraph"/>
+        <w:spacing w:after="0" w:line="240" w:lineRule="auto"/>
+        <w:ind w:left="1440"/>
+        <w:rPr>
+          <w:rFonts w:ascii="Arial" w:eastAsia="Times New Roman" w:hAnsi="Arial" w:cs="Arial"/>
+          <w:color w:val="000000"/>
+        </w:rPr>
+      </w:pPr>
+      <w:r>
+        <w:rPr>
+          <w:rFonts w:ascii="Arial" w:eastAsia="Times New Roman" w:hAnsi="Arial" w:cs="Arial"/>
+          <w:color w:val="000000"/>
+        </w:rPr>
+        <w:t xml:space="preserve">View Feedback </w:t>
+      </w:r>
+      <w:r>
+        <w:rPr>
+          <w:rFonts w:ascii="Arial" w:eastAsia="Times New Roman" w:hAnsi="Arial" w:cs="Arial"/>
+          <w:color w:val="000000"/>
+        </w:rPr>
+        <w:tab/>
+      </w:r>
+      <w:r>
+        <w:rPr>
+          <w:rFonts w:ascii="Arial" w:eastAsia="Times New Roman" w:hAnsi="Arial" w:cs="Arial"/>
+          <w:color w:val="000000"/>
+        </w:rPr>
+        <w:tab/>
+      </w:r>
+      <w:r>
+        <w:rPr>
+          <w:rFonts w:ascii="Arial" w:eastAsia="Times New Roman" w:hAnsi="Arial" w:cs="Arial"/>
+          <w:color w:val="000000"/>
+        </w:rPr>
+        <w:tab/>
+      </w:r>
+      <w:r>
+        <w:rPr>
+          <w:rFonts w:ascii="Arial" w:eastAsia="Times New Roman" w:hAnsi="Arial" w:cs="Arial"/>
+          <w:color w:val="000000"/>
+        </w:rPr>
+        <w:tab/>
+        <w:t xml:space="preserve"> </w:t>
+      </w:r>
+      <w:r>
+        <w:rPr>
+          <w:rFonts w:ascii="Arial" w:eastAsia="Times New Roman" w:hAnsi="Arial" w:cs="Arial"/>
+          <w:color w:val="000000"/>
+        </w:rPr>
+        <w:t xml:space="preserve">  </w:t>
+      </w:r>
+      <w:r>
+        <w:rPr>
+          <w:rFonts w:ascii="Arial" w:eastAsia="Times New Roman" w:hAnsi="Arial" w:cs="Arial"/>
+          <w:color w:val="000000"/>
+        </w:rPr>
+        <w:t>T</w:t>
+      </w:r>
+    </w:p>
+    <w:p>
+      <w:pPr>
+        <w:pStyle w:val="ListParagraph"/>
+        <w:spacing w:after="0" w:line="240" w:lineRule="auto"/>
+        <w:ind w:left="1440"/>
         <w:rPr>
           <w:rFonts w:ascii="Arial" w:eastAsia="Times New Roman" w:hAnsi="Arial" w:cs="Arial"/>
           <w:color w:val="000000"/>
@@ -2032,6 +1990,7 @@
           <w:rFonts w:ascii="Arial" w:eastAsia="Times New Roman" w:hAnsi="Arial" w:cs="Arial"/>
           <w:color w:val="000000"/>
         </w:rPr>
+        <w:lastRenderedPageBreak/>
         <w:t>Login</w:t>
       </w:r>
       <w:r>
@@ -2111,7 +2070,6 @@
           <w:rFonts w:ascii="Arial" w:eastAsia="Times New Roman" w:hAnsi="Arial" w:cs="Arial"/>
           <w:color w:val="000000"/>
         </w:rPr>
-        <w:lastRenderedPageBreak/>
         <w:t>Manage product</w:t>
       </w:r>
       <w:r>
@@ -2589,56 +2547,15 @@
           <w:rFonts w:ascii="Arial" w:eastAsia="Times New Roman" w:hAnsi="Arial" w:cs="Arial"/>
           <w:color w:val="000000"/>
         </w:rPr>
-        <w:t xml:space="preserve">Step 4: Define Some </w:t>
-      </w:r>
-      <w:proofErr w:type="gramStart"/>
-      <w:r>
-        <w:rPr>
-          <w:rFonts w:ascii="Arial" w:eastAsia="Times New Roman" w:hAnsi="Arial" w:cs="Arial"/>
-          <w:color w:val="000000"/>
-        </w:rPr>
-        <w:t xml:space="preserve">Diagram </w:t>
-      </w:r>
-      <w:r>
-        <w:rPr>
-          <w:rFonts w:ascii="Arial" w:eastAsia="Times New Roman" w:hAnsi="Arial" w:cs="Arial"/>
-          <w:color w:val="000000"/>
-        </w:rPr>
-        <w:t>:</w:t>
-      </w:r>
-      <w:proofErr w:type="gramEnd"/>
-      <w:r>
-        <w:rPr>
-          <w:rFonts w:ascii="Arial" w:eastAsia="Times New Roman" w:hAnsi="Arial" w:cs="Arial"/>
-          <w:color w:val="000000"/>
-        </w:rPr>
-        <w:t xml:space="preserve"> </w:t>
-      </w:r>
-      <w:proofErr w:type="spellStart"/>
-      <w:r>
-        <w:rPr>
-          <w:rFonts w:ascii="Arial" w:eastAsia="Times New Roman" w:hAnsi="Arial" w:cs="Arial"/>
-          <w:color w:val="000000"/>
-        </w:rPr>
-        <w:t>Mysql</w:t>
-      </w:r>
-      <w:proofErr w:type="spellEnd"/>
-      <w:r>
-        <w:rPr>
-          <w:rFonts w:ascii="Arial" w:eastAsia="Times New Roman" w:hAnsi="Arial" w:cs="Arial"/>
-          <w:color w:val="000000"/>
-        </w:rPr>
-        <w:t xml:space="preserve"> Table/</w:t>
-      </w:r>
-      <w:proofErr w:type="spellStart"/>
-      <w:r>
-        <w:rPr>
-          <w:rFonts w:ascii="Arial" w:eastAsia="Times New Roman" w:hAnsi="Arial" w:cs="Arial"/>
-          <w:color w:val="000000"/>
-        </w:rPr>
-        <w:t>databse</w:t>
-      </w:r>
-      <w:proofErr w:type="spellEnd"/>
+        <w:t xml:space="preserve">Step 4: Define Some Diagram </w:t>
+      </w:r>
+      <w:r>
+        <w:rPr>
+          <w:rFonts w:ascii="Arial" w:eastAsia="Times New Roman" w:hAnsi="Arial" w:cs="Arial"/>
+          <w:color w:val="000000"/>
+        </w:rPr>
+        <w:t>: Mysql Table/databse</w:t>
+      </w:r>
     </w:p>
     <w:p>
       <w:pPr>
@@ -4392,6 +4309,60 @@
     </w:p>
     <w:p>
       <w:pPr>
+        <w:spacing w:after="0" w:line="240" w:lineRule="auto"/>
+        <w:ind w:left="2880" w:firstLine="720"/>
+        <w:rPr>
+          <w:rFonts w:ascii="Arial" w:eastAsia="Times New Roman" w:hAnsi="Arial" w:cs="Arial"/>
+          <w:color w:val="000000"/>
+        </w:rPr>
+      </w:pPr>
+      <w:r>
+        <w:rPr>
+          <w:rFonts w:ascii="Arial" w:eastAsia="Times New Roman" w:hAnsi="Arial" w:cs="Arial"/>
+          <w:color w:val="000000"/>
+        </w:rPr>
+        <w:tab/>
+      </w:r>
+      <w:r>
+        <w:rPr>
+          <w:rFonts w:ascii="Arial" w:eastAsia="Times New Roman" w:hAnsi="Arial" w:cs="Arial"/>
+          <w:color w:val="000000"/>
+        </w:rPr>
+        <w:tab/>
+      </w:r>
+      <w:r>
+        <w:rPr>
+          <w:rFonts w:ascii="Arial" w:eastAsia="Times New Roman" w:hAnsi="Arial" w:cs="Arial"/>
+          <w:color w:val="000000"/>
+        </w:rPr>
+        <w:tab/>
+      </w:r>
+      <w:r>
+        <w:rPr>
+          <w:rFonts w:ascii="Arial" w:eastAsia="Times New Roman" w:hAnsi="Arial" w:cs="Arial"/>
+          <w:color w:val="000000"/>
+        </w:rPr>
+        <w:tab/>
+      </w:r>
+      <w:r>
+        <w:rPr>
+          <w:rFonts w:ascii="Arial" w:eastAsia="Times New Roman" w:hAnsi="Arial" w:cs="Arial"/>
+          <w:color w:val="000000"/>
+        </w:rPr>
+        <w:tab/>
+        <w:t xml:space="preserve">Dashboard page </w:t>
+      </w:r>
+      <w:r>
+        <w:rPr>
+          <w:rFonts w:ascii="Arial" w:eastAsia="Times New Roman" w:hAnsi="Arial" w:cs="Arial"/>
+          <w:color w:val="000000"/>
+        </w:rPr>
+        <w:tab/>
+        <w:t xml:space="preserve"> </w:t>
+      </w:r>
+    </w:p>
+    <w:p>
+      <w:pPr>
         <w:pStyle w:val="ListParagraph"/>
         <w:spacing w:after="0" w:line="240" w:lineRule="auto"/>
         <w:ind w:left="2880" w:firstLine="720"/>
@@ -5150,23 +5121,7 @@
           <w:rFonts w:ascii="Arial" w:eastAsia="Times New Roman" w:hAnsi="Arial" w:cs="Arial"/>
           <w:color w:val="000000"/>
         </w:rPr>
-        <w:t xml:space="preserve">Step </w:t>
-      </w:r>
-      <w:proofErr w:type="gramStart"/>
-      <w:r>
-        <w:rPr>
-          <w:rFonts w:ascii="Arial" w:eastAsia="Times New Roman" w:hAnsi="Arial" w:cs="Arial"/>
-          <w:color w:val="000000"/>
-        </w:rPr>
-        <w:t>6 :</w:t>
-      </w:r>
-      <w:proofErr w:type="gramEnd"/>
-      <w:r>
-        <w:rPr>
-          <w:rFonts w:ascii="Arial" w:eastAsia="Times New Roman" w:hAnsi="Arial" w:cs="Arial"/>
-          <w:color w:val="000000"/>
-        </w:rPr>
-        <w:t xml:space="preserve"> Define Each table column / </w:t>
+        <w:t xml:space="preserve">Step 6 : Define Each table column / </w:t>
       </w:r>
       <w:r>
         <w:rPr>
@@ -5282,7 +5237,6 @@
           <w:color w:val="000000"/>
         </w:rPr>
       </w:pPr>
-      <w:proofErr w:type="gramStart"/>
       <w:r>
         <w:rPr>
           <w:rFonts w:ascii="Arial" w:eastAsia="Times New Roman" w:hAnsi="Arial" w:cs="Arial"/>
@@ -5297,7 +5251,6 @@
         </w:rPr>
         <w:t>.tbl</w:t>
       </w:r>
-      <w:proofErr w:type="gramEnd"/>
       <w:r>
         <w:rPr>
           <w:rFonts w:ascii="Arial" w:eastAsia="Times New Roman" w:hAnsi="Arial" w:cs="Arial"/>
@@ -5326,16 +5279,270 @@
           <w:color w:val="000000"/>
         </w:rPr>
       </w:pPr>
-      <w:proofErr w:type="gramStart"/>
-      <w:r>
-        <w:rPr>
-          <w:rFonts w:ascii="Arial" w:eastAsia="Times New Roman" w:hAnsi="Arial" w:cs="Arial"/>
-          <w:b/>
-          <w:color w:val="000000"/>
-        </w:rPr>
-        <w:t>id</w:t>
-      </w:r>
-      <w:proofErr w:type="gramEnd"/>
+      <w:r>
+        <w:rPr>
+          <w:rFonts w:ascii="Arial" w:eastAsia="Times New Roman" w:hAnsi="Arial" w:cs="Arial"/>
+          <w:b/>
+          <w:color w:val="000000"/>
+        </w:rPr>
+        <w:t xml:space="preserve">id </w:t>
+      </w:r>
+      <w:r>
+        <w:rPr>
+          <w:rFonts w:ascii="Arial" w:eastAsia="Times New Roman" w:hAnsi="Arial" w:cs="Arial"/>
+          <w:b/>
+          <w:color w:val="000000"/>
+        </w:rPr>
+        <w:tab/>
+        <w:t xml:space="preserve">pk </w:t>
+      </w:r>
+      <w:r>
+        <w:rPr>
+          <w:rFonts w:ascii="Arial" w:eastAsia="Times New Roman" w:hAnsi="Arial" w:cs="Arial"/>
+          <w:b/>
+          <w:color w:val="000000"/>
+        </w:rPr>
+        <w:t xml:space="preserve">    </w:t>
+      </w:r>
+      <w:r>
+        <w:rPr>
+          <w:rFonts w:ascii="Arial" w:eastAsia="Times New Roman" w:hAnsi="Arial" w:cs="Arial"/>
+          <w:b/>
+          <w:color w:val="000000"/>
+        </w:rPr>
+        <w:t xml:space="preserve">auto_increement </w:t>
+      </w:r>
+    </w:p>
+    <w:p>
+      <w:pPr>
+        <w:spacing w:after="0" w:line="240" w:lineRule="auto"/>
+        <w:ind w:left="720" w:firstLine="720"/>
+        <w:rPr>
+          <w:rFonts w:ascii="Arial" w:eastAsia="Times New Roman" w:hAnsi="Arial" w:cs="Arial"/>
+          <w:color w:val="000000"/>
+        </w:rPr>
+      </w:pPr>
+      <w:r>
+        <w:rPr>
+          <w:rFonts w:ascii="Arial" w:eastAsia="Times New Roman" w:hAnsi="Arial" w:cs="Arial"/>
+          <w:color w:val="000000"/>
+        </w:rPr>
+        <w:t>name</w:t>
+      </w:r>
+    </w:p>
+    <w:p>
+      <w:pPr>
+        <w:spacing w:after="0" w:line="240" w:lineRule="auto"/>
+        <w:ind w:left="720" w:firstLine="720"/>
+        <w:rPr>
+          <w:rFonts w:ascii="Arial" w:eastAsia="Times New Roman" w:hAnsi="Arial" w:cs="Arial"/>
+          <w:color w:val="000000"/>
+        </w:rPr>
+      </w:pPr>
+      <w:r>
+        <w:rPr>
+          <w:rFonts w:ascii="Arial" w:eastAsia="Times New Roman" w:hAnsi="Arial" w:cs="Arial"/>
+          <w:color w:val="000000"/>
+        </w:rPr>
+        <w:t>email</w:t>
+      </w:r>
+    </w:p>
+    <w:p>
+      <w:pPr>
+        <w:spacing w:after="0" w:line="240" w:lineRule="auto"/>
+        <w:ind w:left="720" w:firstLine="720"/>
+        <w:rPr>
+          <w:rFonts w:ascii="Arial" w:eastAsia="Times New Roman" w:hAnsi="Arial" w:cs="Arial"/>
+          <w:color w:val="000000"/>
+        </w:rPr>
+      </w:pPr>
+      <w:r>
+        <w:rPr>
+          <w:rFonts w:ascii="Arial" w:eastAsia="Times New Roman" w:hAnsi="Arial" w:cs="Arial"/>
+          <w:color w:val="000000"/>
+        </w:rPr>
+        <w:t>password</w:t>
+      </w:r>
+    </w:p>
+    <w:p>
+      <w:pPr>
+        <w:spacing w:after="0" w:line="240" w:lineRule="auto"/>
+        <w:ind w:left="720" w:firstLine="720"/>
+        <w:rPr>
+          <w:rFonts w:ascii="Arial" w:eastAsia="Times New Roman" w:hAnsi="Arial" w:cs="Arial"/>
+          <w:b/>
+          <w:color w:val="000000"/>
+        </w:rPr>
+      </w:pPr>
+    </w:p>
+    <w:p>
+      <w:pPr>
+        <w:spacing w:after="0" w:line="240" w:lineRule="auto"/>
+        <w:ind w:left="720" w:firstLine="720"/>
+        <w:rPr>
+          <w:rFonts w:ascii="Arial" w:eastAsia="Times New Roman" w:hAnsi="Arial" w:cs="Arial"/>
+          <w:color w:val="000000"/>
+        </w:rPr>
+      </w:pPr>
+    </w:p>
+    <w:p>
+      <w:pPr>
+        <w:spacing w:after="0" w:line="240" w:lineRule="auto"/>
+        <w:ind w:left="720" w:firstLine="720"/>
+        <w:rPr>
+          <w:rFonts w:ascii="Arial" w:eastAsia="Times New Roman" w:hAnsi="Arial" w:cs="Arial"/>
+          <w:color w:val="000000"/>
+        </w:rPr>
+      </w:pPr>
+      <w:r>
+        <w:rPr>
+          <w:rFonts w:ascii="Arial" w:eastAsia="Times New Roman" w:hAnsi="Arial" w:cs="Arial"/>
+          <w:color w:val="000000"/>
+        </w:rPr>
+        <w:t>categories.tbl</w:t>
+      </w:r>
+      <w:r>
+        <w:rPr>
+          <w:rFonts w:ascii="Arial" w:eastAsia="Times New Roman" w:hAnsi="Arial" w:cs="Arial"/>
+          <w:color w:val="000000"/>
+        </w:rPr>
+        <w:t xml:space="preserve">         column : 3  / form : 2</w:t>
+      </w:r>
+    </w:p>
+    <w:p>
+      <w:pPr>
+        <w:spacing w:after="0" w:line="240" w:lineRule="auto"/>
+        <w:ind w:left="720" w:firstLine="720"/>
+        <w:rPr>
+          <w:rFonts w:ascii="Arial" w:eastAsia="Times New Roman" w:hAnsi="Arial" w:cs="Arial"/>
+          <w:b/>
+          <w:color w:val="000000"/>
+        </w:rPr>
+      </w:pPr>
+    </w:p>
+    <w:p>
+      <w:pPr>
+        <w:spacing w:after="0" w:line="240" w:lineRule="auto"/>
+        <w:ind w:left="720" w:firstLine="720"/>
+        <w:rPr>
+          <w:rFonts w:ascii="Arial" w:eastAsia="Times New Roman" w:hAnsi="Arial" w:cs="Arial"/>
+          <w:b/>
+          <w:color w:val="000000"/>
+        </w:rPr>
+      </w:pPr>
+      <w:r>
+        <w:rPr>
+          <w:rFonts w:ascii="Arial" w:eastAsia="Times New Roman" w:hAnsi="Arial" w:cs="Arial"/>
+          <w:b/>
+          <w:color w:val="000000"/>
+        </w:rPr>
+        <w:t xml:space="preserve">id </w:t>
+      </w:r>
+      <w:r>
+        <w:rPr>
+          <w:rFonts w:ascii="Arial" w:eastAsia="Times New Roman" w:hAnsi="Arial" w:cs="Arial"/>
+          <w:b/>
+          <w:color w:val="000000"/>
+        </w:rPr>
+        <w:tab/>
+        <w:t xml:space="preserve">pk </w:t>
+      </w:r>
+      <w:r>
+        <w:rPr>
+          <w:rFonts w:ascii="Arial" w:eastAsia="Times New Roman" w:hAnsi="Arial" w:cs="Arial"/>
+          <w:b/>
+          <w:color w:val="000000"/>
+        </w:rPr>
+        <w:t xml:space="preserve">    </w:t>
+      </w:r>
+      <w:r>
+        <w:rPr>
+          <w:rFonts w:ascii="Arial" w:eastAsia="Times New Roman" w:hAnsi="Arial" w:cs="Arial"/>
+          <w:b/>
+          <w:color w:val="000000"/>
+        </w:rPr>
+        <w:t xml:space="preserve">auto_increement </w:t>
+      </w:r>
+      <w:r>
+        <w:rPr>
+          <w:rFonts w:ascii="Arial" w:eastAsia="Times New Roman" w:hAnsi="Arial" w:cs="Arial"/>
+          <w:b/>
+          <w:color w:val="000000"/>
+        </w:rPr>
+        <w:t xml:space="preserve">     1</w:t>
+      </w:r>
+    </w:p>
+    <w:p>
+      <w:pPr>
+        <w:spacing w:after="0" w:line="240" w:lineRule="auto"/>
+        <w:ind w:left="720" w:firstLine="720"/>
+        <w:rPr>
+          <w:rFonts w:ascii="Arial" w:eastAsia="Times New Roman" w:hAnsi="Arial" w:cs="Arial"/>
+          <w:color w:val="000000"/>
+        </w:rPr>
+      </w:pPr>
+      <w:r>
+        <w:rPr>
+          <w:rFonts w:ascii="Arial" w:eastAsia="Times New Roman" w:hAnsi="Arial" w:cs="Arial"/>
+          <w:color w:val="000000"/>
+        </w:rPr>
+        <w:t>name</w:t>
+      </w:r>
+      <w:r>
+        <w:rPr>
+          <w:rFonts w:ascii="Arial" w:eastAsia="Times New Roman" w:hAnsi="Arial" w:cs="Arial"/>
+          <w:color w:val="000000"/>
+        </w:rPr>
+        <w:tab/>
+      </w:r>
+      <w:r>
+        <w:rPr>
+          <w:rFonts w:ascii="Arial" w:eastAsia="Times New Roman" w:hAnsi="Arial" w:cs="Arial"/>
+          <w:color w:val="000000"/>
+        </w:rPr>
+        <w:tab/>
+      </w:r>
+      <w:r>
+        <w:rPr>
+          <w:rFonts w:ascii="Arial" w:eastAsia="Times New Roman" w:hAnsi="Arial" w:cs="Arial"/>
+          <w:color w:val="000000"/>
+        </w:rPr>
+        <w:tab/>
+      </w:r>
+      <w:r>
+        <w:rPr>
+          <w:rFonts w:ascii="Arial" w:eastAsia="Times New Roman" w:hAnsi="Arial" w:cs="Arial"/>
+          <w:color w:val="000000"/>
+        </w:rPr>
+        <w:tab/>
+        <w:t xml:space="preserve">         khakhara</w:t>
+      </w:r>
+      <w:r>
+        <w:rPr>
+          <w:rFonts w:ascii="Arial" w:eastAsia="Times New Roman" w:hAnsi="Arial" w:cs="Arial"/>
+          <w:color w:val="000000"/>
+        </w:rPr>
+        <w:tab/>
+        <w:t xml:space="preserve">   </w:t>
+      </w:r>
+    </w:p>
+    <w:p>
+      <w:pPr>
+        <w:spacing w:after="0" w:line="240" w:lineRule="auto"/>
+        <w:ind w:left="720" w:firstLine="720"/>
+        <w:rPr>
+          <w:rFonts w:ascii="Arial" w:eastAsia="Times New Roman" w:hAnsi="Arial" w:cs="Arial"/>
+          <w:b/>
+          <w:color w:val="000000"/>
+        </w:rPr>
+      </w:pPr>
+      <w:r>
+        <w:rPr>
+          <w:rFonts w:ascii="Arial" w:eastAsia="Times New Roman" w:hAnsi="Arial" w:cs="Arial"/>
+          <w:color w:val="000000"/>
+        </w:rPr>
+        <w:t>image</w:t>
+      </w:r>
       <w:r>
         <w:rPr>
           <w:rFonts w:ascii="Arial" w:eastAsia="Times New Roman" w:hAnsi="Arial" w:cs="Arial"/>
@@ -5352,16 +5559,279 @@
         </w:rPr>
         <w:tab/>
       </w:r>
-      <w:proofErr w:type="spellStart"/>
-      <w:r>
-        <w:rPr>
-          <w:rFonts w:ascii="Arial" w:eastAsia="Times New Roman" w:hAnsi="Arial" w:cs="Arial"/>
-          <w:b/>
-          <w:color w:val="000000"/>
-        </w:rPr>
-        <w:t>pk</w:t>
-      </w:r>
-      <w:proofErr w:type="spellEnd"/>
+      <w:r>
+        <w:rPr>
+          <w:rFonts w:ascii="Arial" w:eastAsia="Times New Roman" w:hAnsi="Arial" w:cs="Arial"/>
+          <w:b/>
+          <w:color w:val="000000"/>
+        </w:rPr>
+        <w:tab/>
+      </w:r>
+      <w:r>
+        <w:rPr>
+          <w:rFonts w:ascii="Arial" w:eastAsia="Times New Roman" w:hAnsi="Arial" w:cs="Arial"/>
+          <w:b/>
+          <w:color w:val="000000"/>
+        </w:rPr>
+        <w:tab/>
+      </w:r>
+      <w:r>
+        <w:rPr>
+          <w:rFonts w:ascii="Arial" w:eastAsia="Times New Roman" w:hAnsi="Arial" w:cs="Arial"/>
+          <w:b/>
+          <w:color w:val="000000"/>
+        </w:rPr>
+        <w:tab/>
+        <w:t xml:space="preserve">         khakhara.jpg</w:t>
+      </w:r>
+      <w:r>
+        <w:rPr>
+          <w:rFonts w:ascii="Arial" w:eastAsia="Times New Roman" w:hAnsi="Arial" w:cs="Arial"/>
+          <w:b/>
+          <w:color w:val="000000"/>
+        </w:rPr>
+        <w:tab/>
+      </w:r>
+    </w:p>
+    <w:p>
+      <w:pPr>
+        <w:spacing w:after="0" w:line="240" w:lineRule="auto"/>
+        <w:ind w:left="720" w:firstLine="720"/>
+        <w:rPr>
+          <w:rFonts w:ascii="Arial" w:eastAsia="Times New Roman" w:hAnsi="Arial" w:cs="Arial"/>
+          <w:color w:val="000000"/>
+        </w:rPr>
+      </w:pPr>
+    </w:p>
+    <w:p>
+      <w:pPr>
+        <w:spacing w:after="0" w:line="240" w:lineRule="auto"/>
+        <w:ind w:left="720" w:firstLine="720"/>
+        <w:rPr>
+          <w:rFonts w:ascii="Arial" w:eastAsia="Times New Roman" w:hAnsi="Arial" w:cs="Arial"/>
+          <w:color w:val="000000"/>
+        </w:rPr>
+      </w:pPr>
+    </w:p>
+    <w:p>
+      <w:pPr>
+        <w:spacing w:after="0" w:line="240" w:lineRule="auto"/>
+        <w:ind w:left="720" w:firstLine="720"/>
+        <w:rPr>
+          <w:rFonts w:ascii="Arial" w:eastAsia="Times New Roman" w:hAnsi="Arial" w:cs="Arial"/>
+          <w:color w:val="000000"/>
+        </w:rPr>
+      </w:pPr>
+      <w:r>
+        <w:rPr>
+          <w:rFonts w:ascii="Arial" w:eastAsia="Times New Roman" w:hAnsi="Arial" w:cs="Arial"/>
+          <w:color w:val="000000"/>
+        </w:rPr>
+        <w:t xml:space="preserve">10 categories </w:t>
+      </w:r>
+    </w:p>
+    <w:p>
+      <w:pPr>
+        <w:spacing w:after="0" w:line="240" w:lineRule="auto"/>
+        <w:ind w:left="720" w:firstLine="720"/>
+        <w:rPr>
+          <w:rFonts w:ascii="Arial" w:eastAsia="Times New Roman" w:hAnsi="Arial" w:cs="Arial"/>
+          <w:color w:val="000000"/>
+        </w:rPr>
+      </w:pPr>
+    </w:p>
+    <w:p>
+      <w:pPr>
+        <w:spacing w:after="0" w:line="240" w:lineRule="auto"/>
+        <w:ind w:left="720" w:firstLine="720"/>
+        <w:rPr>
+          <w:rFonts w:ascii="Arial" w:eastAsia="Times New Roman" w:hAnsi="Arial" w:cs="Arial"/>
+          <w:color w:val="000000"/>
+        </w:rPr>
+      </w:pPr>
+    </w:p>
+    <w:p>
+      <w:pPr>
+        <w:spacing w:after="0" w:line="240" w:lineRule="auto"/>
+        <w:ind w:left="720" w:firstLine="720"/>
+        <w:rPr>
+          <w:rFonts w:ascii="Arial" w:eastAsia="Times New Roman" w:hAnsi="Arial" w:cs="Arial"/>
+          <w:color w:val="000000"/>
+        </w:rPr>
+      </w:pPr>
+    </w:p>
+    <w:p>
+      <w:pPr>
+        <w:spacing w:after="0" w:line="240" w:lineRule="auto"/>
+        <w:ind w:left="720" w:firstLine="720"/>
+        <w:rPr>
+          <w:rFonts w:ascii="Arial" w:eastAsia="Times New Roman" w:hAnsi="Arial" w:cs="Arial"/>
+          <w:color w:val="000000"/>
+        </w:rPr>
+      </w:pPr>
+    </w:p>
+    <w:p>
+      <w:pPr>
+        <w:spacing w:after="0" w:line="240" w:lineRule="auto"/>
+        <w:ind w:left="720" w:firstLine="720"/>
+        <w:rPr>
+          <w:rFonts w:ascii="Arial" w:eastAsia="Times New Roman" w:hAnsi="Arial" w:cs="Arial"/>
+          <w:color w:val="000000"/>
+        </w:rPr>
+      </w:pPr>
+    </w:p>
+    <w:p>
+      <w:pPr>
+        <w:spacing w:after="0" w:line="240" w:lineRule="auto"/>
+        <w:ind w:left="720" w:firstLine="720"/>
+        <w:rPr>
+          <w:rFonts w:ascii="Arial" w:eastAsia="Times New Roman" w:hAnsi="Arial" w:cs="Arial"/>
+          <w:color w:val="000000"/>
+        </w:rPr>
+      </w:pPr>
+      <w:r>
+        <w:rPr>
+          <w:rFonts w:ascii="Arial" w:eastAsia="Times New Roman" w:hAnsi="Arial" w:cs="Arial"/>
+          <w:color w:val="000000"/>
+        </w:rPr>
+        <w:t>subcategories              form 3   / column 4</w:t>
+      </w:r>
+    </w:p>
+    <w:p>
+      <w:pPr>
+        <w:spacing w:after="0" w:line="240" w:lineRule="auto"/>
+        <w:ind w:left="720" w:firstLine="720"/>
+        <w:rPr>
+          <w:rFonts w:ascii="Arial" w:eastAsia="Times New Roman" w:hAnsi="Arial" w:cs="Arial"/>
+          <w:color w:val="000000"/>
+        </w:rPr>
+      </w:pPr>
+    </w:p>
+    <w:p>
+      <w:pPr>
+        <w:spacing w:after="0" w:line="240" w:lineRule="auto"/>
+        <w:ind w:left="720" w:firstLine="720"/>
+        <w:rPr>
+          <w:rFonts w:ascii="Arial" w:eastAsia="Times New Roman" w:hAnsi="Arial" w:cs="Arial"/>
+          <w:b/>
+          <w:color w:val="000000"/>
+        </w:rPr>
+      </w:pPr>
+      <w:r>
+        <w:rPr>
+          <w:rFonts w:ascii="Arial" w:eastAsia="Times New Roman" w:hAnsi="Arial" w:cs="Arial"/>
+          <w:b/>
+          <w:color w:val="000000"/>
+        </w:rPr>
+        <w:t xml:space="preserve">id </w:t>
+      </w:r>
+      <w:r>
+        <w:rPr>
+          <w:rFonts w:ascii="Arial" w:eastAsia="Times New Roman" w:hAnsi="Arial" w:cs="Arial"/>
+          <w:b/>
+          <w:color w:val="000000"/>
+        </w:rPr>
+        <w:tab/>
+      </w:r>
+      <w:r>
+        <w:rPr>
+          <w:rFonts w:ascii="Arial" w:eastAsia="Times New Roman" w:hAnsi="Arial" w:cs="Arial"/>
+          <w:b/>
+          <w:color w:val="000000"/>
+        </w:rPr>
+        <w:tab/>
+      </w:r>
+      <w:r>
+        <w:rPr>
+          <w:rFonts w:ascii="Arial" w:eastAsia="Times New Roman" w:hAnsi="Arial" w:cs="Arial"/>
+          <w:b/>
+          <w:color w:val="000000"/>
+        </w:rPr>
+        <w:t xml:space="preserve">pk </w:t>
+      </w:r>
+      <w:r>
+        <w:rPr>
+          <w:rFonts w:ascii="Arial" w:eastAsia="Times New Roman" w:hAnsi="Arial" w:cs="Arial"/>
+          <w:b/>
+          <w:color w:val="000000"/>
+        </w:rPr>
+        <w:t xml:space="preserve">    </w:t>
+      </w:r>
+      <w:r>
+        <w:rPr>
+          <w:rFonts w:ascii="Arial" w:eastAsia="Times New Roman" w:hAnsi="Arial" w:cs="Arial"/>
+          <w:b/>
+          <w:color w:val="000000"/>
+        </w:rPr>
+        <w:t xml:space="preserve">auto_increement </w:t>
+      </w:r>
+    </w:p>
+    <w:p>
+      <w:pPr>
+        <w:spacing w:after="0" w:line="240" w:lineRule="auto"/>
+        <w:ind w:left="720" w:firstLine="720"/>
+        <w:rPr>
+          <w:rFonts w:ascii="Arial" w:eastAsia="Times New Roman" w:hAnsi="Arial" w:cs="Arial"/>
+          <w:color w:val="000000"/>
+        </w:rPr>
+      </w:pPr>
+      <w:r>
+        <w:rPr>
+          <w:rFonts w:ascii="Arial" w:eastAsia="Times New Roman" w:hAnsi="Arial" w:cs="Arial"/>
+          <w:color w:val="000000"/>
+        </w:rPr>
+        <w:t xml:space="preserve">cate_id   </w:t>
+      </w:r>
+      <w:r>
+        <w:rPr>
+          <w:rFonts w:ascii="Arial" w:eastAsia="Times New Roman" w:hAnsi="Arial" w:cs="Arial"/>
+          <w:color w:val="000000"/>
+        </w:rPr>
+        <w:tab/>
+        <w:t>fk</w:t>
+      </w:r>
+    </w:p>
+    <w:p>
+      <w:pPr>
+        <w:spacing w:after="0" w:line="240" w:lineRule="auto"/>
+        <w:ind w:left="720" w:firstLine="720"/>
+        <w:rPr>
+          <w:rFonts w:ascii="Arial" w:eastAsia="Times New Roman" w:hAnsi="Arial" w:cs="Arial"/>
+          <w:color w:val="000000"/>
+        </w:rPr>
+      </w:pPr>
+      <w:r>
+        <w:rPr>
+          <w:rFonts w:ascii="Arial" w:eastAsia="Times New Roman" w:hAnsi="Arial" w:cs="Arial"/>
+          <w:color w:val="000000"/>
+        </w:rPr>
+        <w:t>sub_cate</w:t>
+      </w:r>
+      <w:r>
+        <w:rPr>
+          <w:rFonts w:ascii="Arial" w:eastAsia="Times New Roman" w:hAnsi="Arial" w:cs="Arial"/>
+          <w:color w:val="000000"/>
+        </w:rPr>
+        <w:t>name</w:t>
+      </w:r>
+    </w:p>
+    <w:p>
+      <w:pPr>
+        <w:spacing w:after="0" w:line="240" w:lineRule="auto"/>
+        <w:ind w:left="720" w:firstLine="720"/>
+        <w:rPr>
+          <w:rFonts w:ascii="Arial" w:eastAsia="Times New Roman" w:hAnsi="Arial" w:cs="Arial"/>
+          <w:b/>
+          <w:color w:val="000000"/>
+        </w:rPr>
+      </w:pPr>
+      <w:r>
+        <w:rPr>
+          <w:rFonts w:ascii="Arial" w:eastAsia="Times New Roman" w:hAnsi="Arial" w:cs="Arial"/>
+          <w:color w:val="000000"/>
+        </w:rPr>
+        <w:t>sub_cateimage</w:t>
+      </w:r>
       <w:r>
         <w:rPr>
           <w:rFonts w:ascii="Arial" w:eastAsia="Times New Roman" w:hAnsi="Arial" w:cs="Arial"/>
@@ -5370,32 +5840,6 @@
         </w:rPr>
         <w:t xml:space="preserve"> </w:t>
       </w:r>
-      <w:r>
-        <w:rPr>
-          <w:rFonts w:ascii="Arial" w:eastAsia="Times New Roman" w:hAnsi="Arial" w:cs="Arial"/>
-          <w:b/>
-          <w:color w:val="000000"/>
-        </w:rPr>
-        <w:t xml:space="preserve">    </w:t>
-      </w:r>
-      <w:proofErr w:type="spellStart"/>
-      <w:r>
-        <w:rPr>
-          <w:rFonts w:ascii="Arial" w:eastAsia="Times New Roman" w:hAnsi="Arial" w:cs="Arial"/>
-          <w:b/>
-          <w:color w:val="000000"/>
-        </w:rPr>
-        <w:t>auto_increement</w:t>
-      </w:r>
-      <w:proofErr w:type="spellEnd"/>
-      <w:r>
-        <w:rPr>
-          <w:rFonts w:ascii="Arial" w:eastAsia="Times New Roman" w:hAnsi="Arial" w:cs="Arial"/>
-          <w:b/>
-          <w:color w:val="000000"/>
-        </w:rPr>
-        <w:t xml:space="preserve"> </w:t>
-      </w:r>
     </w:p>
     <w:p>
       <w:pPr>
@@ -5406,15 +5850,6 @@
           <w:color w:val="000000"/>
         </w:rPr>
       </w:pPr>
-      <w:proofErr w:type="gramStart"/>
-      <w:r>
-        <w:rPr>
-          <w:rFonts w:ascii="Arial" w:eastAsia="Times New Roman" w:hAnsi="Arial" w:cs="Arial"/>
-          <w:color w:val="000000"/>
-        </w:rPr>
-        <w:t>name</w:t>
-      </w:r>
-      <w:proofErr w:type="gramEnd"/>
     </w:p>
     <w:p>
       <w:pPr>
@@ -5425,15 +5860,6 @@
           <w:color w:val="000000"/>
         </w:rPr>
       </w:pPr>
-      <w:proofErr w:type="gramStart"/>
-      <w:r>
-        <w:rPr>
-          <w:rFonts w:ascii="Arial" w:eastAsia="Times New Roman" w:hAnsi="Arial" w:cs="Arial"/>
-          <w:color w:val="000000"/>
-        </w:rPr>
-        <w:t>email</w:t>
-      </w:r>
-      <w:proofErr w:type="gramEnd"/>
     </w:p>
     <w:p>
       <w:pPr>
@@ -5444,15 +5870,6 @@
           <w:color w:val="000000"/>
         </w:rPr>
       </w:pPr>
-      <w:proofErr w:type="gramStart"/>
-      <w:r>
-        <w:rPr>
-          <w:rFonts w:ascii="Arial" w:eastAsia="Times New Roman" w:hAnsi="Arial" w:cs="Arial"/>
-          <w:color w:val="000000"/>
-        </w:rPr>
-        <w:t>password</w:t>
-      </w:r>
-      <w:proofErr w:type="gramEnd"/>
     </w:p>
     <w:p>
       <w:pPr>
@@ -5460,7 +5877,6 @@
         <w:ind w:left="720" w:firstLine="720"/>
         <w:rPr>
           <w:rFonts w:ascii="Arial" w:eastAsia="Times New Roman" w:hAnsi="Arial" w:cs="Arial"/>
-          <w:b/>
           <w:color w:val="000000"/>
         </w:rPr>
       </w:pPr>
@@ -5484,664 +5900,6 @@
           <w:color w:val="000000"/>
         </w:rPr>
       </w:pPr>
-      <w:proofErr w:type="gramStart"/>
-      <w:r>
-        <w:rPr>
-          <w:rFonts w:ascii="Arial" w:eastAsia="Times New Roman" w:hAnsi="Arial" w:cs="Arial"/>
-          <w:color w:val="000000"/>
-        </w:rPr>
-        <w:t>categories.tbl</w:t>
-      </w:r>
-      <w:proofErr w:type="gramEnd"/>
-      <w:r>
-        <w:rPr>
-          <w:rFonts w:ascii="Arial" w:eastAsia="Times New Roman" w:hAnsi="Arial" w:cs="Arial"/>
-          <w:color w:val="000000"/>
-        </w:rPr>
-        <w:t xml:space="preserve">         column : 3  / form : 2</w:t>
-      </w:r>
-    </w:p>
-    <w:p>
-      <w:pPr>
-        <w:spacing w:after="0" w:line="240" w:lineRule="auto"/>
-        <w:ind w:left="720" w:firstLine="720"/>
-        <w:rPr>
-          <w:rFonts w:ascii="Arial" w:eastAsia="Times New Roman" w:hAnsi="Arial" w:cs="Arial"/>
-          <w:b/>
-          <w:color w:val="000000"/>
-        </w:rPr>
-      </w:pPr>
-    </w:p>
-    <w:p>
-      <w:pPr>
-        <w:spacing w:after="0" w:line="240" w:lineRule="auto"/>
-        <w:ind w:left="720" w:firstLine="720"/>
-        <w:rPr>
-          <w:rFonts w:ascii="Arial" w:eastAsia="Times New Roman" w:hAnsi="Arial" w:cs="Arial"/>
-          <w:b/>
-          <w:color w:val="000000"/>
-        </w:rPr>
-      </w:pPr>
-      <w:proofErr w:type="gramStart"/>
-      <w:r>
-        <w:rPr>
-          <w:rFonts w:ascii="Arial" w:eastAsia="Times New Roman" w:hAnsi="Arial" w:cs="Arial"/>
-          <w:b/>
-          <w:color w:val="000000"/>
-        </w:rPr>
-        <w:t>id</w:t>
-      </w:r>
-      <w:proofErr w:type="gramEnd"/>
-      <w:r>
-        <w:rPr>
-          <w:rFonts w:ascii="Arial" w:eastAsia="Times New Roman" w:hAnsi="Arial" w:cs="Arial"/>
-          <w:b/>
-          <w:color w:val="000000"/>
-        </w:rPr>
-        <w:t xml:space="preserve"> </w:t>
-      </w:r>
-      <w:r>
-        <w:rPr>
-          <w:rFonts w:ascii="Arial" w:eastAsia="Times New Roman" w:hAnsi="Arial" w:cs="Arial"/>
-          <w:b/>
-          <w:color w:val="000000"/>
-        </w:rPr>
-        <w:tab/>
-      </w:r>
-      <w:r>
-        <w:rPr>
-          <w:rFonts w:ascii="Arial" w:eastAsia="Times New Roman" w:hAnsi="Arial" w:cs="Arial"/>
-          <w:b/>
-          <w:color w:val="000000"/>
-        </w:rPr>
-        <w:tab/>
-      </w:r>
-      <w:r>
-        <w:rPr>
-          <w:rFonts w:ascii="Arial" w:eastAsia="Times New Roman" w:hAnsi="Arial" w:cs="Arial"/>
-          <w:b/>
-          <w:color w:val="000000"/>
-        </w:rPr>
-        <w:tab/>
-      </w:r>
-      <w:r>
-        <w:rPr>
-          <w:rFonts w:ascii="Arial" w:eastAsia="Times New Roman" w:hAnsi="Arial" w:cs="Arial"/>
-          <w:b/>
-          <w:color w:val="000000"/>
-        </w:rPr>
-        <w:tab/>
-      </w:r>
-      <w:proofErr w:type="spellStart"/>
-      <w:r>
-        <w:rPr>
-          <w:rFonts w:ascii="Arial" w:eastAsia="Times New Roman" w:hAnsi="Arial" w:cs="Arial"/>
-          <w:b/>
-          <w:color w:val="000000"/>
-        </w:rPr>
-        <w:t>pk</w:t>
-      </w:r>
-      <w:proofErr w:type="spellEnd"/>
-      <w:r>
-        <w:rPr>
-          <w:rFonts w:ascii="Arial" w:eastAsia="Times New Roman" w:hAnsi="Arial" w:cs="Arial"/>
-          <w:b/>
-          <w:color w:val="000000"/>
-        </w:rPr>
-        <w:t xml:space="preserve"> </w:t>
-      </w:r>
-      <w:r>
-        <w:rPr>
-          <w:rFonts w:ascii="Arial" w:eastAsia="Times New Roman" w:hAnsi="Arial" w:cs="Arial"/>
-          <w:b/>
-          <w:color w:val="000000"/>
-        </w:rPr>
-        <w:t xml:space="preserve">    </w:t>
-      </w:r>
-      <w:proofErr w:type="spellStart"/>
-      <w:r>
-        <w:rPr>
-          <w:rFonts w:ascii="Arial" w:eastAsia="Times New Roman" w:hAnsi="Arial" w:cs="Arial"/>
-          <w:b/>
-          <w:color w:val="000000"/>
-        </w:rPr>
-        <w:t>auto_increement</w:t>
-      </w:r>
-      <w:proofErr w:type="spellEnd"/>
-      <w:r>
-        <w:rPr>
-          <w:rFonts w:ascii="Arial" w:eastAsia="Times New Roman" w:hAnsi="Arial" w:cs="Arial"/>
-          <w:b/>
-          <w:color w:val="000000"/>
-        </w:rPr>
-        <w:t xml:space="preserve"> </w:t>
-      </w:r>
-      <w:r>
-        <w:rPr>
-          <w:rFonts w:ascii="Arial" w:eastAsia="Times New Roman" w:hAnsi="Arial" w:cs="Arial"/>
-          <w:b/>
-          <w:color w:val="000000"/>
-        </w:rPr>
-        <w:t xml:space="preserve">     1</w:t>
-      </w:r>
-    </w:p>
-    <w:p>
-      <w:pPr>
-        <w:spacing w:after="0" w:line="240" w:lineRule="auto"/>
-        <w:ind w:left="720" w:firstLine="720"/>
-        <w:rPr>
-          <w:rFonts w:ascii="Arial" w:eastAsia="Times New Roman" w:hAnsi="Arial" w:cs="Arial"/>
-          <w:color w:val="000000"/>
-        </w:rPr>
-      </w:pPr>
-      <w:proofErr w:type="gramStart"/>
-      <w:r>
-        <w:rPr>
-          <w:rFonts w:ascii="Arial" w:eastAsia="Times New Roman" w:hAnsi="Arial" w:cs="Arial"/>
-          <w:color w:val="000000"/>
-        </w:rPr>
-        <w:t>name</w:t>
-      </w:r>
-      <w:proofErr w:type="gramEnd"/>
-      <w:r>
-        <w:rPr>
-          <w:rFonts w:ascii="Arial" w:eastAsia="Times New Roman" w:hAnsi="Arial" w:cs="Arial"/>
-          <w:color w:val="000000"/>
-        </w:rPr>
-        <w:tab/>
-      </w:r>
-      <w:r>
-        <w:rPr>
-          <w:rFonts w:ascii="Arial" w:eastAsia="Times New Roman" w:hAnsi="Arial" w:cs="Arial"/>
-          <w:color w:val="000000"/>
-        </w:rPr>
-        <w:tab/>
-      </w:r>
-      <w:r>
-        <w:rPr>
-          <w:rFonts w:ascii="Arial" w:eastAsia="Times New Roman" w:hAnsi="Arial" w:cs="Arial"/>
-          <w:color w:val="000000"/>
-        </w:rPr>
-        <w:tab/>
-      </w:r>
-      <w:r>
-        <w:rPr>
-          <w:rFonts w:ascii="Arial" w:eastAsia="Times New Roman" w:hAnsi="Arial" w:cs="Arial"/>
-          <w:color w:val="000000"/>
-        </w:rPr>
-        <w:tab/>
-        <w:t xml:space="preserve">         </w:t>
-      </w:r>
-      <w:r>
-        <w:rPr>
-          <w:rFonts w:ascii="Arial" w:eastAsia="Times New Roman" w:hAnsi="Arial" w:cs="Arial"/>
-          <w:color w:val="000000"/>
-        </w:rPr>
-        <w:t>Helmet</w:t>
-      </w:r>
-      <w:r>
-        <w:rPr>
-          <w:rFonts w:ascii="Arial" w:eastAsia="Times New Roman" w:hAnsi="Arial" w:cs="Arial"/>
-          <w:color w:val="000000"/>
-        </w:rPr>
-        <w:tab/>
-        <w:t xml:space="preserve">   </w:t>
-      </w:r>
-    </w:p>
-    <w:p>
-      <w:pPr>
-        <w:spacing w:after="0" w:line="240" w:lineRule="auto"/>
-        <w:ind w:left="720" w:firstLine="720"/>
-        <w:rPr>
-          <w:rFonts w:ascii="Arial" w:eastAsia="Times New Roman" w:hAnsi="Arial" w:cs="Arial"/>
-          <w:b/>
-          <w:color w:val="000000"/>
-        </w:rPr>
-      </w:pPr>
-      <w:proofErr w:type="gramStart"/>
-      <w:r>
-        <w:rPr>
-          <w:rFonts w:ascii="Arial" w:eastAsia="Times New Roman" w:hAnsi="Arial" w:cs="Arial"/>
-          <w:color w:val="000000"/>
-        </w:rPr>
-        <w:t>image</w:t>
-      </w:r>
-      <w:proofErr w:type="gramEnd"/>
-      <w:r>
-        <w:rPr>
-          <w:rFonts w:ascii="Arial" w:eastAsia="Times New Roman" w:hAnsi="Arial" w:cs="Arial"/>
-          <w:b/>
-          <w:color w:val="000000"/>
-        </w:rPr>
-        <w:t xml:space="preserve"> </w:t>
-      </w:r>
-      <w:r>
-        <w:rPr>
-          <w:rFonts w:ascii="Arial" w:eastAsia="Times New Roman" w:hAnsi="Arial" w:cs="Arial"/>
-          <w:b/>
-          <w:color w:val="000000"/>
-        </w:rPr>
-        <w:tab/>
-      </w:r>
-      <w:r>
-        <w:rPr>
-          <w:rFonts w:ascii="Arial" w:eastAsia="Times New Roman" w:hAnsi="Arial" w:cs="Arial"/>
-          <w:b/>
-          <w:color w:val="000000"/>
-        </w:rPr>
-        <w:tab/>
-      </w:r>
-      <w:r>
-        <w:rPr>
-          <w:rFonts w:ascii="Arial" w:eastAsia="Times New Roman" w:hAnsi="Arial" w:cs="Arial"/>
-          <w:b/>
-          <w:color w:val="000000"/>
-        </w:rPr>
-        <w:tab/>
-      </w:r>
-      <w:r>
-        <w:rPr>
-          <w:rFonts w:ascii="Arial" w:eastAsia="Times New Roman" w:hAnsi="Arial" w:cs="Arial"/>
-          <w:b/>
-          <w:color w:val="000000"/>
-        </w:rPr>
-        <w:tab/>
-        <w:t xml:space="preserve">         </w:t>
-      </w:r>
-      <w:r>
-        <w:rPr>
-          <w:rFonts w:ascii="Arial" w:eastAsia="Times New Roman" w:hAnsi="Arial" w:cs="Arial"/>
-          <w:color w:val="000000"/>
-        </w:rPr>
-        <w:t>Helmet</w:t>
-      </w:r>
-      <w:r>
-        <w:rPr>
-          <w:rFonts w:ascii="Arial" w:eastAsia="Times New Roman" w:hAnsi="Arial" w:cs="Arial"/>
-          <w:b/>
-          <w:color w:val="000000"/>
-        </w:rPr>
-        <w:t>.jpg</w:t>
-      </w:r>
-      <w:r>
-        <w:rPr>
-          <w:rFonts w:ascii="Arial" w:eastAsia="Times New Roman" w:hAnsi="Arial" w:cs="Arial"/>
-          <w:b/>
-          <w:color w:val="000000"/>
-        </w:rPr>
-        <w:tab/>
-      </w:r>
-    </w:p>
-    <w:p>
-      <w:pPr>
-        <w:spacing w:after="0" w:line="240" w:lineRule="auto"/>
-        <w:ind w:left="720" w:firstLine="720"/>
-        <w:rPr>
-          <w:rFonts w:ascii="Arial" w:eastAsia="Times New Roman" w:hAnsi="Arial" w:cs="Arial"/>
-          <w:color w:val="000000"/>
-        </w:rPr>
-      </w:pPr>
-    </w:p>
-    <w:p>
-      <w:pPr>
-        <w:spacing w:after="0" w:line="240" w:lineRule="auto"/>
-        <w:ind w:left="720" w:firstLine="720"/>
-        <w:rPr>
-          <w:rFonts w:ascii="Arial" w:eastAsia="Times New Roman" w:hAnsi="Arial" w:cs="Arial"/>
-          <w:color w:val="000000"/>
-        </w:rPr>
-      </w:pPr>
-    </w:p>
-    <w:p>
-      <w:pPr>
-        <w:spacing w:after="0" w:line="240" w:lineRule="auto"/>
-        <w:ind w:left="720" w:firstLine="720"/>
-        <w:rPr>
-          <w:rFonts w:ascii="Arial" w:eastAsia="Times New Roman" w:hAnsi="Arial" w:cs="Arial"/>
-          <w:color w:val="000000"/>
-        </w:rPr>
-      </w:pPr>
-      <w:r>
-        <w:rPr>
-          <w:rFonts w:ascii="Arial" w:eastAsia="Times New Roman" w:hAnsi="Arial" w:cs="Arial"/>
-          <w:color w:val="000000"/>
-        </w:rPr>
-        <w:t xml:space="preserve">10 categories </w:t>
-      </w:r>
-    </w:p>
-    <w:p>
-      <w:pPr>
-        <w:spacing w:after="0" w:line="240" w:lineRule="auto"/>
-        <w:ind w:left="720" w:firstLine="720"/>
-        <w:rPr>
-          <w:rFonts w:ascii="Arial" w:eastAsia="Times New Roman" w:hAnsi="Arial" w:cs="Arial"/>
-          <w:color w:val="000000"/>
-        </w:rPr>
-      </w:pPr>
-    </w:p>
-    <w:p>
-      <w:pPr>
-        <w:spacing w:after="0" w:line="240" w:lineRule="auto"/>
-        <w:ind w:left="720" w:firstLine="720"/>
-        <w:rPr>
-          <w:rFonts w:ascii="Arial" w:eastAsia="Times New Roman" w:hAnsi="Arial" w:cs="Arial"/>
-          <w:color w:val="000000"/>
-        </w:rPr>
-      </w:pPr>
-    </w:p>
-    <w:p>
-      <w:pPr>
-        <w:spacing w:after="0" w:line="240" w:lineRule="auto"/>
-        <w:ind w:left="720" w:firstLine="720"/>
-        <w:rPr>
-          <w:rFonts w:ascii="Arial" w:eastAsia="Times New Roman" w:hAnsi="Arial" w:cs="Arial"/>
-          <w:color w:val="000000"/>
-        </w:rPr>
-      </w:pPr>
-    </w:p>
-    <w:p>
-      <w:pPr>
-        <w:spacing w:after="0" w:line="240" w:lineRule="auto"/>
-        <w:ind w:left="720" w:firstLine="720"/>
-        <w:rPr>
-          <w:rFonts w:ascii="Arial" w:eastAsia="Times New Roman" w:hAnsi="Arial" w:cs="Arial"/>
-          <w:color w:val="000000"/>
-        </w:rPr>
-      </w:pPr>
-    </w:p>
-    <w:p>
-      <w:pPr>
-        <w:spacing w:after="0" w:line="240" w:lineRule="auto"/>
-        <w:ind w:left="720" w:firstLine="720"/>
-        <w:rPr>
-          <w:rFonts w:ascii="Arial" w:eastAsia="Times New Roman" w:hAnsi="Arial" w:cs="Arial"/>
-          <w:color w:val="000000"/>
-        </w:rPr>
-      </w:pPr>
-    </w:p>
-    <w:p>
-      <w:pPr>
-        <w:spacing w:after="0" w:line="240" w:lineRule="auto"/>
-        <w:ind w:left="720" w:firstLine="720"/>
-        <w:rPr>
-          <w:rFonts w:ascii="Arial" w:eastAsia="Times New Roman" w:hAnsi="Arial" w:cs="Arial"/>
-          <w:color w:val="000000"/>
-        </w:rPr>
-      </w:pPr>
-      <w:proofErr w:type="gramStart"/>
-      <w:r>
-        <w:rPr>
-          <w:rFonts w:ascii="Arial" w:eastAsia="Times New Roman" w:hAnsi="Arial" w:cs="Arial"/>
-          <w:color w:val="000000"/>
-        </w:rPr>
-        <w:t>subcategories</w:t>
-      </w:r>
-      <w:proofErr w:type="gramEnd"/>
-      <w:r>
-        <w:rPr>
-          <w:rFonts w:ascii="Arial" w:eastAsia="Times New Roman" w:hAnsi="Arial" w:cs="Arial"/>
-          <w:color w:val="000000"/>
-        </w:rPr>
-        <w:t xml:space="preserve">              form 3   / column 4</w:t>
-      </w:r>
-    </w:p>
-    <w:p>
-      <w:pPr>
-        <w:spacing w:after="0" w:line="240" w:lineRule="auto"/>
-        <w:ind w:left="720" w:firstLine="720"/>
-        <w:rPr>
-          <w:rFonts w:ascii="Arial" w:eastAsia="Times New Roman" w:hAnsi="Arial" w:cs="Arial"/>
-          <w:color w:val="000000"/>
-        </w:rPr>
-      </w:pPr>
-    </w:p>
-    <w:p>
-      <w:pPr>
-        <w:spacing w:after="0" w:line="240" w:lineRule="auto"/>
-        <w:ind w:left="720" w:firstLine="720"/>
-        <w:rPr>
-          <w:rFonts w:ascii="Arial" w:eastAsia="Times New Roman" w:hAnsi="Arial" w:cs="Arial"/>
-          <w:b/>
-          <w:color w:val="000000"/>
-        </w:rPr>
-      </w:pPr>
-      <w:proofErr w:type="gramStart"/>
-      <w:r>
-        <w:rPr>
-          <w:rFonts w:ascii="Arial" w:eastAsia="Times New Roman" w:hAnsi="Arial" w:cs="Arial"/>
-          <w:b/>
-          <w:color w:val="000000"/>
-        </w:rPr>
-        <w:t>id</w:t>
-      </w:r>
-      <w:proofErr w:type="gramEnd"/>
-      <w:r>
-        <w:rPr>
-          <w:rFonts w:ascii="Arial" w:eastAsia="Times New Roman" w:hAnsi="Arial" w:cs="Arial"/>
-          <w:b/>
-          <w:color w:val="000000"/>
-        </w:rPr>
-        <w:t xml:space="preserve"> </w:t>
-      </w:r>
-      <w:r>
-        <w:rPr>
-          <w:rFonts w:ascii="Arial" w:eastAsia="Times New Roman" w:hAnsi="Arial" w:cs="Arial"/>
-          <w:b/>
-          <w:color w:val="000000"/>
-        </w:rPr>
-        <w:tab/>
-      </w:r>
-      <w:r>
-        <w:rPr>
-          <w:rFonts w:ascii="Arial" w:eastAsia="Times New Roman" w:hAnsi="Arial" w:cs="Arial"/>
-          <w:b/>
-          <w:color w:val="000000"/>
-        </w:rPr>
-        <w:tab/>
-      </w:r>
-      <w:proofErr w:type="spellStart"/>
-      <w:r>
-        <w:rPr>
-          <w:rFonts w:ascii="Arial" w:eastAsia="Times New Roman" w:hAnsi="Arial" w:cs="Arial"/>
-          <w:b/>
-          <w:color w:val="000000"/>
-        </w:rPr>
-        <w:t>pk</w:t>
-      </w:r>
-      <w:proofErr w:type="spellEnd"/>
-      <w:r>
-        <w:rPr>
-          <w:rFonts w:ascii="Arial" w:eastAsia="Times New Roman" w:hAnsi="Arial" w:cs="Arial"/>
-          <w:b/>
-          <w:color w:val="000000"/>
-        </w:rPr>
-        <w:t xml:space="preserve"> </w:t>
-      </w:r>
-      <w:r>
-        <w:rPr>
-          <w:rFonts w:ascii="Arial" w:eastAsia="Times New Roman" w:hAnsi="Arial" w:cs="Arial"/>
-          <w:b/>
-          <w:color w:val="000000"/>
-        </w:rPr>
-        <w:t xml:space="preserve">    </w:t>
-      </w:r>
-      <w:proofErr w:type="spellStart"/>
-      <w:r>
-        <w:rPr>
-          <w:rFonts w:ascii="Arial" w:eastAsia="Times New Roman" w:hAnsi="Arial" w:cs="Arial"/>
-          <w:b/>
-          <w:color w:val="000000"/>
-        </w:rPr>
-        <w:t>auto_increement</w:t>
-      </w:r>
-      <w:proofErr w:type="spellEnd"/>
-      <w:r>
-        <w:rPr>
-          <w:rFonts w:ascii="Arial" w:eastAsia="Times New Roman" w:hAnsi="Arial" w:cs="Arial"/>
-          <w:b/>
-          <w:color w:val="000000"/>
-        </w:rPr>
-        <w:t xml:space="preserve"> </w:t>
-      </w:r>
-    </w:p>
-    <w:p>
-      <w:pPr>
-        <w:spacing w:after="0" w:line="240" w:lineRule="auto"/>
-        <w:ind w:left="720" w:firstLine="720"/>
-        <w:rPr>
-          <w:rFonts w:ascii="Arial" w:eastAsia="Times New Roman" w:hAnsi="Arial" w:cs="Arial"/>
-          <w:color w:val="000000"/>
-        </w:rPr>
-      </w:pPr>
-      <w:proofErr w:type="spellStart"/>
-      <w:proofErr w:type="gramStart"/>
-      <w:r>
-        <w:rPr>
-          <w:rFonts w:ascii="Arial" w:eastAsia="Times New Roman" w:hAnsi="Arial" w:cs="Arial"/>
-          <w:color w:val="000000"/>
-        </w:rPr>
-        <w:t>cate_id</w:t>
-      </w:r>
-      <w:proofErr w:type="spellEnd"/>
-      <w:proofErr w:type="gramEnd"/>
-      <w:r>
-        <w:rPr>
-          <w:rFonts w:ascii="Arial" w:eastAsia="Times New Roman" w:hAnsi="Arial" w:cs="Arial"/>
-          <w:color w:val="000000"/>
-        </w:rPr>
-        <w:t xml:space="preserve">   </w:t>
-      </w:r>
-      <w:r>
-        <w:rPr>
-          <w:rFonts w:ascii="Arial" w:eastAsia="Times New Roman" w:hAnsi="Arial" w:cs="Arial"/>
-          <w:color w:val="000000"/>
-        </w:rPr>
-        <w:tab/>
-      </w:r>
-      <w:proofErr w:type="spellStart"/>
-      <w:r>
-        <w:rPr>
-          <w:rFonts w:ascii="Arial" w:eastAsia="Times New Roman" w:hAnsi="Arial" w:cs="Arial"/>
-          <w:color w:val="000000"/>
-        </w:rPr>
-        <w:t>fk</w:t>
-      </w:r>
-      <w:proofErr w:type="spellEnd"/>
-    </w:p>
-    <w:p>
-      <w:pPr>
-        <w:spacing w:after="0" w:line="240" w:lineRule="auto"/>
-        <w:ind w:left="720" w:firstLine="720"/>
-        <w:rPr>
-          <w:rFonts w:ascii="Arial" w:eastAsia="Times New Roman" w:hAnsi="Arial" w:cs="Arial"/>
-          <w:color w:val="000000"/>
-        </w:rPr>
-      </w:pPr>
-      <w:proofErr w:type="spellStart"/>
-      <w:r>
-        <w:rPr>
-          <w:rFonts w:ascii="Arial" w:eastAsia="Times New Roman" w:hAnsi="Arial" w:cs="Arial"/>
-          <w:color w:val="000000"/>
-        </w:rPr>
-        <w:t>sub_cate</w:t>
-      </w:r>
-      <w:r>
-        <w:rPr>
-          <w:rFonts w:ascii="Arial" w:eastAsia="Times New Roman" w:hAnsi="Arial" w:cs="Arial"/>
-          <w:color w:val="000000"/>
-        </w:rPr>
-        <w:t>name</w:t>
-      </w:r>
-      <w:proofErr w:type="spellEnd"/>
-    </w:p>
-    <w:p>
-      <w:pPr>
-        <w:spacing w:after="0" w:line="240" w:lineRule="auto"/>
-        <w:ind w:left="720" w:firstLine="720"/>
-        <w:rPr>
-          <w:rFonts w:ascii="Arial" w:eastAsia="Times New Roman" w:hAnsi="Arial" w:cs="Arial"/>
-          <w:b/>
-          <w:color w:val="000000"/>
-        </w:rPr>
-      </w:pPr>
-      <w:proofErr w:type="spellStart"/>
-      <w:r>
-        <w:rPr>
-          <w:rFonts w:ascii="Arial" w:eastAsia="Times New Roman" w:hAnsi="Arial" w:cs="Arial"/>
-          <w:color w:val="000000"/>
-        </w:rPr>
-        <w:t>sub_cateimage</w:t>
-      </w:r>
-      <w:proofErr w:type="spellEnd"/>
-      <w:r>
-        <w:rPr>
-          <w:rFonts w:ascii="Arial" w:eastAsia="Times New Roman" w:hAnsi="Arial" w:cs="Arial"/>
-          <w:b/>
-          <w:color w:val="000000"/>
-        </w:rPr>
-        <w:t xml:space="preserve"> </w:t>
-      </w:r>
-    </w:p>
-    <w:p>
-      <w:pPr>
-        <w:spacing w:after="0" w:line="240" w:lineRule="auto"/>
-        <w:ind w:left="720" w:firstLine="720"/>
-        <w:rPr>
-          <w:rFonts w:ascii="Arial" w:eastAsia="Times New Roman" w:hAnsi="Arial" w:cs="Arial"/>
-          <w:color w:val="000000"/>
-        </w:rPr>
-      </w:pPr>
-    </w:p>
-    <w:p>
-      <w:pPr>
-        <w:spacing w:after="0" w:line="240" w:lineRule="auto"/>
-        <w:ind w:left="720" w:firstLine="720"/>
-        <w:rPr>
-          <w:rFonts w:ascii="Arial" w:eastAsia="Times New Roman" w:hAnsi="Arial" w:cs="Arial"/>
-          <w:color w:val="000000"/>
-        </w:rPr>
-      </w:pPr>
-    </w:p>
-    <w:p>
-      <w:pPr>
-        <w:spacing w:after="0" w:line="240" w:lineRule="auto"/>
-        <w:ind w:left="720" w:firstLine="720"/>
-        <w:rPr>
-          <w:rFonts w:ascii="Arial" w:eastAsia="Times New Roman" w:hAnsi="Arial" w:cs="Arial"/>
-          <w:color w:val="000000"/>
-        </w:rPr>
-      </w:pPr>
-    </w:p>
-    <w:p>
-      <w:pPr>
-        <w:spacing w:after="0" w:line="240" w:lineRule="auto"/>
-        <w:ind w:left="720" w:firstLine="720"/>
-        <w:rPr>
-          <w:rFonts w:ascii="Arial" w:eastAsia="Times New Roman" w:hAnsi="Arial" w:cs="Arial"/>
-          <w:color w:val="000000"/>
-        </w:rPr>
-      </w:pPr>
-    </w:p>
-    <w:p>
-      <w:pPr>
-        <w:spacing w:after="0" w:line="240" w:lineRule="auto"/>
-        <w:ind w:left="720" w:firstLine="720"/>
-        <w:rPr>
-          <w:rFonts w:ascii="Arial" w:eastAsia="Times New Roman" w:hAnsi="Arial" w:cs="Arial"/>
-          <w:color w:val="000000"/>
-        </w:rPr>
-      </w:pPr>
-    </w:p>
-    <w:p>
-      <w:pPr>
-        <w:spacing w:after="0" w:line="240" w:lineRule="auto"/>
-        <w:ind w:left="720" w:firstLine="720"/>
-        <w:rPr>
-          <w:rFonts w:ascii="Arial" w:eastAsia="Times New Roman" w:hAnsi="Arial" w:cs="Arial"/>
-          <w:color w:val="000000"/>
-        </w:rPr>
-      </w:pPr>
-      <w:proofErr w:type="gramStart"/>
       <w:r>
         <w:rPr>
           <w:rFonts w:ascii="Arial" w:eastAsia="Times New Roman" w:hAnsi="Arial" w:cs="Arial"/>
@@ -6150,7 +5908,6 @@
         <w:lastRenderedPageBreak/>
         <w:t>products.tbl</w:t>
       </w:r>
-      <w:proofErr w:type="gramEnd"/>
       <w:r>
         <w:rPr>
           <w:rFonts w:ascii="Arial" w:eastAsia="Times New Roman" w:hAnsi="Arial" w:cs="Arial"/>
@@ -6179,16 +5936,224 @@
           <w:color w:val="000000"/>
         </w:rPr>
       </w:pPr>
-      <w:proofErr w:type="gramStart"/>
-      <w:r>
-        <w:rPr>
-          <w:rFonts w:ascii="Arial" w:eastAsia="Times New Roman" w:hAnsi="Arial" w:cs="Arial"/>
-          <w:b/>
-          <w:color w:val="000000"/>
-        </w:rPr>
-        <w:t>id</w:t>
-      </w:r>
-      <w:proofErr w:type="gramEnd"/>
+      <w:r>
+        <w:rPr>
+          <w:rFonts w:ascii="Arial" w:eastAsia="Times New Roman" w:hAnsi="Arial" w:cs="Arial"/>
+          <w:b/>
+          <w:color w:val="000000"/>
+        </w:rPr>
+        <w:t xml:space="preserve">id </w:t>
+      </w:r>
+      <w:r>
+        <w:rPr>
+          <w:rFonts w:ascii="Arial" w:eastAsia="Times New Roman" w:hAnsi="Arial" w:cs="Arial"/>
+          <w:b/>
+          <w:color w:val="000000"/>
+        </w:rPr>
+        <w:tab/>
+      </w:r>
+      <w:r>
+        <w:rPr>
+          <w:rFonts w:ascii="Arial" w:eastAsia="Times New Roman" w:hAnsi="Arial" w:cs="Arial"/>
+          <w:b/>
+          <w:color w:val="000000"/>
+        </w:rPr>
+        <w:tab/>
+      </w:r>
+      <w:r>
+        <w:rPr>
+          <w:rFonts w:ascii="Arial" w:eastAsia="Times New Roman" w:hAnsi="Arial" w:cs="Arial"/>
+          <w:b/>
+          <w:color w:val="000000"/>
+        </w:rPr>
+        <w:t xml:space="preserve">pk </w:t>
+      </w:r>
+      <w:r>
+        <w:rPr>
+          <w:rFonts w:ascii="Arial" w:eastAsia="Times New Roman" w:hAnsi="Arial" w:cs="Arial"/>
+          <w:b/>
+          <w:color w:val="000000"/>
+        </w:rPr>
+        <w:t xml:space="preserve">    </w:t>
+      </w:r>
+      <w:r>
+        <w:rPr>
+          <w:rFonts w:ascii="Arial" w:eastAsia="Times New Roman" w:hAnsi="Arial" w:cs="Arial"/>
+          <w:b/>
+          <w:color w:val="000000"/>
+        </w:rPr>
+        <w:t xml:space="preserve">auto_increement </w:t>
+      </w:r>
+    </w:p>
+    <w:p>
+      <w:pPr>
+        <w:spacing w:after="0" w:line="240" w:lineRule="auto"/>
+        <w:ind w:left="720" w:firstLine="720"/>
+        <w:rPr>
+          <w:rFonts w:ascii="Arial" w:eastAsia="Times New Roman" w:hAnsi="Arial" w:cs="Arial"/>
+          <w:color w:val="000000"/>
+        </w:rPr>
+      </w:pPr>
+      <w:r>
+        <w:rPr>
+          <w:rFonts w:ascii="Arial" w:eastAsia="Times New Roman" w:hAnsi="Arial" w:cs="Arial"/>
+          <w:color w:val="000000"/>
+        </w:rPr>
+        <w:t xml:space="preserve">cate_id   </w:t>
+      </w:r>
+      <w:r>
+        <w:rPr>
+          <w:rFonts w:ascii="Arial" w:eastAsia="Times New Roman" w:hAnsi="Arial" w:cs="Arial"/>
+          <w:color w:val="000000"/>
+        </w:rPr>
+        <w:tab/>
+        <w:t>fk</w:t>
+      </w:r>
+    </w:p>
+    <w:p>
+      <w:pPr>
+        <w:spacing w:after="0" w:line="240" w:lineRule="auto"/>
+        <w:ind w:left="720" w:firstLine="720"/>
+        <w:rPr>
+          <w:rFonts w:ascii="Arial" w:eastAsia="Times New Roman" w:hAnsi="Arial" w:cs="Arial"/>
+          <w:color w:val="000000"/>
+        </w:rPr>
+      </w:pPr>
+      <w:r>
+        <w:rPr>
+          <w:rFonts w:ascii="Arial" w:eastAsia="Times New Roman" w:hAnsi="Arial" w:cs="Arial"/>
+          <w:color w:val="000000"/>
+        </w:rPr>
+        <w:t>subcate_id      fk</w:t>
+      </w:r>
+    </w:p>
+    <w:p>
+      <w:pPr>
+        <w:spacing w:after="0" w:line="240" w:lineRule="auto"/>
+        <w:ind w:left="720" w:firstLine="720"/>
+        <w:rPr>
+          <w:rFonts w:ascii="Arial" w:eastAsia="Times New Roman" w:hAnsi="Arial" w:cs="Arial"/>
+          <w:color w:val="000000"/>
+        </w:rPr>
+      </w:pPr>
+      <w:r>
+        <w:rPr>
+          <w:rFonts w:ascii="Arial" w:eastAsia="Times New Roman" w:hAnsi="Arial" w:cs="Arial"/>
+          <w:color w:val="000000"/>
+        </w:rPr>
+        <w:t>prod_</w:t>
+      </w:r>
+      <w:r>
+        <w:rPr>
+          <w:rFonts w:ascii="Arial" w:eastAsia="Times New Roman" w:hAnsi="Arial" w:cs="Arial"/>
+          <w:color w:val="000000"/>
+        </w:rPr>
+        <w:t>name</w:t>
+      </w:r>
+    </w:p>
+    <w:p>
+      <w:pPr>
+        <w:spacing w:after="0" w:line="240" w:lineRule="auto"/>
+        <w:ind w:left="720" w:firstLine="720"/>
+        <w:rPr>
+          <w:rFonts w:ascii="Arial" w:eastAsia="Times New Roman" w:hAnsi="Arial" w:cs="Arial"/>
+          <w:color w:val="000000"/>
+        </w:rPr>
+      </w:pPr>
+      <w:r>
+        <w:rPr>
+          <w:rFonts w:ascii="Arial" w:eastAsia="Times New Roman" w:hAnsi="Arial" w:cs="Arial"/>
+          <w:color w:val="000000"/>
+        </w:rPr>
+        <w:t>short_desc</w:t>
+      </w:r>
+    </w:p>
+    <w:p>
+      <w:pPr>
+        <w:spacing w:after="0" w:line="240" w:lineRule="auto"/>
+        <w:ind w:left="720" w:firstLine="720"/>
+        <w:rPr>
+          <w:rFonts w:ascii="Arial" w:eastAsia="Times New Roman" w:hAnsi="Arial" w:cs="Arial"/>
+          <w:color w:val="000000"/>
+        </w:rPr>
+      </w:pPr>
+      <w:r>
+        <w:rPr>
+          <w:rFonts w:ascii="Arial" w:eastAsia="Times New Roman" w:hAnsi="Arial" w:cs="Arial"/>
+          <w:color w:val="000000"/>
+        </w:rPr>
+        <w:t>long_desc</w:t>
+      </w:r>
+    </w:p>
+    <w:p>
+      <w:pPr>
+        <w:spacing w:after="0" w:line="240" w:lineRule="auto"/>
+        <w:ind w:left="720" w:firstLine="720"/>
+        <w:rPr>
+          <w:rFonts w:ascii="Arial" w:eastAsia="Times New Roman" w:hAnsi="Arial" w:cs="Arial"/>
+          <w:color w:val="000000"/>
+        </w:rPr>
+      </w:pPr>
+      <w:r>
+        <w:rPr>
+          <w:rFonts w:ascii="Arial" w:eastAsia="Times New Roman" w:hAnsi="Arial" w:cs="Arial"/>
+          <w:color w:val="000000"/>
+        </w:rPr>
+        <w:t>main_price</w:t>
+      </w:r>
+    </w:p>
+    <w:p>
+      <w:pPr>
+        <w:spacing w:after="0" w:line="240" w:lineRule="auto"/>
+        <w:ind w:left="720" w:firstLine="720"/>
+        <w:rPr>
+          <w:rFonts w:ascii="Arial" w:eastAsia="Times New Roman" w:hAnsi="Arial" w:cs="Arial"/>
+          <w:color w:val="000000"/>
+        </w:rPr>
+      </w:pPr>
+      <w:r>
+        <w:rPr>
+          <w:rFonts w:ascii="Arial" w:eastAsia="Times New Roman" w:hAnsi="Arial" w:cs="Arial"/>
+          <w:color w:val="000000"/>
+        </w:rPr>
+        <w:t>disc_price</w:t>
+      </w:r>
+    </w:p>
+    <w:p>
+      <w:pPr>
+        <w:spacing w:after="0" w:line="240" w:lineRule="auto"/>
+        <w:ind w:left="720" w:firstLine="720"/>
+        <w:rPr>
+          <w:rFonts w:ascii="Arial" w:eastAsia="Times New Roman" w:hAnsi="Arial" w:cs="Arial"/>
+          <w:color w:val="000000"/>
+        </w:rPr>
+      </w:pPr>
+      <w:r>
+        <w:rPr>
+          <w:rFonts w:ascii="Arial" w:eastAsia="Times New Roman" w:hAnsi="Arial" w:cs="Arial"/>
+          <w:color w:val="000000"/>
+        </w:rPr>
+        <w:t>prod_image</w:t>
+      </w:r>
+    </w:p>
+    <w:p>
+      <w:pPr>
+        <w:spacing w:after="0" w:line="240" w:lineRule="auto"/>
+        <w:ind w:left="720" w:firstLine="720"/>
+        <w:rPr>
+          <w:rFonts w:ascii="Arial" w:eastAsia="Times New Roman" w:hAnsi="Arial" w:cs="Arial"/>
+          <w:b/>
+          <w:color w:val="000000"/>
+        </w:rPr>
+      </w:pPr>
+      <w:r>
+        <w:rPr>
+          <w:rFonts w:ascii="Arial" w:eastAsia="Times New Roman" w:hAnsi="Arial" w:cs="Arial"/>
+          <w:b/>
+          <w:color w:val="000000"/>
+        </w:rPr>
+        <w:t xml:space="preserve">status   </w:t>
+      </w:r>
       <w:r>
         <w:rPr>
           <w:rFonts w:ascii="Arial" w:eastAsia="Times New Roman" w:hAnsi="Arial" w:cs="Arial"/>
@@ -6197,40 +6162,293 @@
         </w:rPr>
         <w:t xml:space="preserve"> </w:t>
       </w:r>
-      <w:r>
-        <w:rPr>
-          <w:rFonts w:ascii="Arial" w:eastAsia="Times New Roman" w:hAnsi="Arial" w:cs="Arial"/>
-          <w:b/>
-          <w:color w:val="000000"/>
-        </w:rPr>
-        <w:tab/>
-      </w:r>
-      <w:r>
-        <w:rPr>
-          <w:rFonts w:ascii="Arial" w:eastAsia="Times New Roman" w:hAnsi="Arial" w:cs="Arial"/>
-          <w:b/>
-          <w:color w:val="000000"/>
-        </w:rPr>
-        <w:tab/>
-      </w:r>
-      <w:proofErr w:type="spellStart"/>
-      <w:r>
-        <w:rPr>
-          <w:rFonts w:ascii="Arial" w:eastAsia="Times New Roman" w:hAnsi="Arial" w:cs="Arial"/>
-          <w:b/>
-          <w:color w:val="000000"/>
-        </w:rPr>
-        <w:t>pk</w:t>
-      </w:r>
-      <w:proofErr w:type="spellEnd"/>
-      <w:r>
-        <w:rPr>
-          <w:rFonts w:ascii="Arial" w:eastAsia="Times New Roman" w:hAnsi="Arial" w:cs="Arial"/>
-          <w:b/>
+    </w:p>
+    <w:p>
+      <w:pPr>
+        <w:spacing w:after="0" w:line="240" w:lineRule="auto"/>
+        <w:ind w:left="720" w:firstLine="720"/>
+        <w:rPr>
+          <w:rFonts w:ascii="Arial" w:eastAsia="Times New Roman" w:hAnsi="Arial" w:cs="Arial"/>
+          <w:color w:val="000000"/>
+        </w:rPr>
+      </w:pPr>
+    </w:p>
+    <w:p>
+      <w:pPr>
+        <w:spacing w:after="0" w:line="240" w:lineRule="auto"/>
+        <w:ind w:left="720" w:firstLine="720"/>
+        <w:rPr>
+          <w:rFonts w:ascii="Arial" w:eastAsia="Times New Roman" w:hAnsi="Arial" w:cs="Arial"/>
+          <w:color w:val="000000"/>
+        </w:rPr>
+      </w:pPr>
+    </w:p>
+    <w:p>
+      <w:pPr>
+        <w:spacing w:after="0" w:line="240" w:lineRule="auto"/>
+        <w:ind w:left="720" w:firstLine="720"/>
+        <w:rPr>
+          <w:rFonts w:ascii="Arial" w:eastAsia="Times New Roman" w:hAnsi="Arial" w:cs="Arial"/>
+          <w:color w:val="000000"/>
+        </w:rPr>
+      </w:pPr>
+    </w:p>
+    <w:p>
+      <w:pPr>
+        <w:spacing w:after="0" w:line="240" w:lineRule="auto"/>
+        <w:ind w:left="720" w:firstLine="720"/>
+        <w:rPr>
+          <w:rFonts w:ascii="Arial" w:eastAsia="Times New Roman" w:hAnsi="Arial" w:cs="Arial"/>
+          <w:color w:val="000000"/>
+        </w:rPr>
+      </w:pPr>
+      <w:r>
+        <w:rPr>
+          <w:rFonts w:ascii="Arial" w:eastAsia="Times New Roman" w:hAnsi="Arial" w:cs="Arial"/>
+          <w:color w:val="000000"/>
+        </w:rPr>
+        <w:t>contacts.tbl</w:t>
+      </w:r>
+      <w:r>
+        <w:rPr>
+          <w:rFonts w:ascii="Arial" w:eastAsia="Times New Roman" w:hAnsi="Arial" w:cs="Arial"/>
+          <w:color w:val="000000"/>
+        </w:rPr>
+        <w:t xml:space="preserve">      column 4   / form  3</w:t>
+      </w:r>
+    </w:p>
+    <w:p>
+      <w:pPr>
+        <w:pStyle w:val="ListParagraph"/>
+        <w:spacing w:after="0" w:line="240" w:lineRule="auto"/>
+        <w:ind w:left="1440"/>
+        <w:rPr>
+          <w:rFonts w:ascii="Arial" w:eastAsia="Times New Roman" w:hAnsi="Arial" w:cs="Arial"/>
+          <w:color w:val="000000"/>
+        </w:rPr>
+      </w:pPr>
+    </w:p>
+    <w:p>
+      <w:pPr>
+        <w:spacing w:after="0" w:line="240" w:lineRule="auto"/>
+        <w:ind w:left="720" w:firstLine="720"/>
+        <w:rPr>
+          <w:rFonts w:ascii="Arial" w:eastAsia="Times New Roman" w:hAnsi="Arial" w:cs="Arial"/>
+          <w:b/>
+          <w:color w:val="000000"/>
+        </w:rPr>
+      </w:pPr>
+      <w:r>
+        <w:rPr>
+          <w:rFonts w:ascii="Arial" w:eastAsia="Times New Roman" w:hAnsi="Arial" w:cs="Arial"/>
+          <w:b/>
+          <w:color w:val="000000"/>
+        </w:rPr>
+        <w:t xml:space="preserve">id </w:t>
+      </w:r>
+      <w:r>
+        <w:rPr>
+          <w:rFonts w:ascii="Arial" w:eastAsia="Times New Roman" w:hAnsi="Arial" w:cs="Arial"/>
+          <w:b/>
+          <w:color w:val="000000"/>
+        </w:rPr>
+        <w:tab/>
+        <w:t xml:space="preserve">pk </w:t>
+      </w:r>
+      <w:r>
+        <w:rPr>
+          <w:rFonts w:ascii="Arial" w:eastAsia="Times New Roman" w:hAnsi="Arial" w:cs="Arial"/>
+          <w:b/>
+          <w:color w:val="000000"/>
+        </w:rPr>
+        <w:t xml:space="preserve">    </w:t>
+      </w:r>
+      <w:r>
+        <w:rPr>
+          <w:rFonts w:ascii="Arial" w:eastAsia="Times New Roman" w:hAnsi="Arial" w:cs="Arial"/>
+          <w:b/>
+          <w:color w:val="000000"/>
+        </w:rPr>
+        <w:t xml:space="preserve">auto_increement </w:t>
+      </w:r>
+    </w:p>
+    <w:p>
+      <w:pPr>
+        <w:spacing w:after="0" w:line="240" w:lineRule="auto"/>
+        <w:ind w:left="720" w:firstLine="720"/>
+        <w:rPr>
+          <w:rFonts w:ascii="Arial" w:eastAsia="Times New Roman" w:hAnsi="Arial" w:cs="Arial"/>
+          <w:color w:val="000000"/>
+        </w:rPr>
+      </w:pPr>
+      <w:r>
+        <w:rPr>
+          <w:rFonts w:ascii="Arial" w:eastAsia="Times New Roman" w:hAnsi="Arial" w:cs="Arial"/>
+          <w:color w:val="000000"/>
+        </w:rPr>
+        <w:t>name</w:t>
+      </w:r>
+    </w:p>
+    <w:p>
+      <w:pPr>
+        <w:spacing w:after="0" w:line="240" w:lineRule="auto"/>
+        <w:ind w:left="720" w:firstLine="720"/>
+        <w:rPr>
+          <w:rFonts w:ascii="Arial" w:eastAsia="Times New Roman" w:hAnsi="Arial" w:cs="Arial"/>
+          <w:color w:val="000000"/>
+        </w:rPr>
+      </w:pPr>
+      <w:r>
+        <w:rPr>
+          <w:rFonts w:ascii="Arial" w:eastAsia="Times New Roman" w:hAnsi="Arial" w:cs="Arial"/>
+          <w:color w:val="000000"/>
+        </w:rPr>
+        <w:t>email</w:t>
+      </w:r>
+    </w:p>
+    <w:p>
+      <w:pPr>
+        <w:pStyle w:val="ListParagraph"/>
+        <w:spacing w:after="0" w:line="240" w:lineRule="auto"/>
+        <w:ind w:left="1440"/>
+        <w:rPr>
+          <w:rFonts w:ascii="Arial" w:eastAsia="Times New Roman" w:hAnsi="Arial" w:cs="Arial"/>
+          <w:color w:val="000000"/>
+        </w:rPr>
+      </w:pPr>
+      <w:r>
+        <w:rPr>
+          <w:rFonts w:ascii="Arial" w:eastAsia="Times New Roman" w:hAnsi="Arial" w:cs="Arial"/>
+          <w:color w:val="000000"/>
+        </w:rPr>
+        <w:t>comment</w:t>
+      </w:r>
+      <w:r>
+        <w:rPr>
+          <w:rFonts w:ascii="Arial" w:eastAsia="Times New Roman" w:hAnsi="Arial" w:cs="Arial"/>
           <w:color w:val="000000"/>
         </w:rPr>
         <w:t xml:space="preserve"> </w:t>
       </w:r>
+    </w:p>
+    <w:p>
+      <w:pPr>
+        <w:pStyle w:val="ListParagraph"/>
+        <w:spacing w:after="0" w:line="240" w:lineRule="auto"/>
+        <w:ind w:left="1440"/>
+        <w:rPr>
+          <w:rFonts w:ascii="Arial" w:eastAsia="Times New Roman" w:hAnsi="Arial" w:cs="Arial"/>
+          <w:color w:val="000000"/>
+        </w:rPr>
+      </w:pPr>
+    </w:p>
+    <w:p>
+      <w:pPr>
+        <w:pStyle w:val="ListParagraph"/>
+        <w:spacing w:after="0" w:line="240" w:lineRule="auto"/>
+        <w:ind w:left="1440"/>
+        <w:rPr>
+          <w:rFonts w:ascii="Arial" w:eastAsia="Times New Roman" w:hAnsi="Arial" w:cs="Arial"/>
+          <w:color w:val="000000"/>
+        </w:rPr>
+      </w:pPr>
+    </w:p>
+    <w:p>
+      <w:pPr>
+        <w:pStyle w:val="ListParagraph"/>
+        <w:spacing w:after="0" w:line="240" w:lineRule="auto"/>
+        <w:ind w:left="1440"/>
+        <w:rPr>
+          <w:rFonts w:ascii="Arial" w:eastAsia="Times New Roman" w:hAnsi="Arial" w:cs="Arial"/>
+          <w:color w:val="000000"/>
+        </w:rPr>
+      </w:pPr>
+    </w:p>
+    <w:p>
+      <w:pPr>
+        <w:pStyle w:val="ListParagraph"/>
+        <w:spacing w:after="0" w:line="240" w:lineRule="auto"/>
+        <w:ind w:left="1440"/>
+        <w:rPr>
+          <w:rFonts w:ascii="Arial" w:eastAsia="Times New Roman" w:hAnsi="Arial" w:cs="Arial"/>
+          <w:color w:val="000000"/>
+        </w:rPr>
+      </w:pPr>
+    </w:p>
+    <w:p>
+      <w:pPr>
+        <w:pStyle w:val="ListParagraph"/>
+        <w:spacing w:after="0" w:line="240" w:lineRule="auto"/>
+        <w:ind w:left="1440"/>
+        <w:rPr>
+          <w:rFonts w:ascii="Arial" w:eastAsia="Times New Roman" w:hAnsi="Arial" w:cs="Arial"/>
+          <w:color w:val="000000"/>
+        </w:rPr>
+      </w:pPr>
+    </w:p>
+    <w:p>
+      <w:pPr>
+        <w:pStyle w:val="ListParagraph"/>
+        <w:spacing w:after="0" w:line="240" w:lineRule="auto"/>
+        <w:ind w:left="1440"/>
+        <w:rPr>
+          <w:rFonts w:ascii="Arial" w:eastAsia="Times New Roman" w:hAnsi="Arial" w:cs="Arial"/>
+          <w:color w:val="000000"/>
+        </w:rPr>
+      </w:pPr>
+      <w:r>
+        <w:rPr>
+          <w:rFonts w:ascii="Arial" w:eastAsia="Times New Roman" w:hAnsi="Arial" w:cs="Arial"/>
+          <w:color w:val="000000"/>
+        </w:rPr>
+        <w:t>customers.tbl</w:t>
+      </w:r>
+      <w:r>
+        <w:rPr>
+          <w:rFonts w:ascii="Arial" w:eastAsia="Times New Roman" w:hAnsi="Arial" w:cs="Arial"/>
+          <w:color w:val="000000"/>
+        </w:rPr>
+        <w:t xml:space="preserve">                   signup form   5   /  table column 7</w:t>
+      </w:r>
+    </w:p>
+    <w:p>
+      <w:pPr>
+        <w:spacing w:after="0" w:line="240" w:lineRule="auto"/>
+        <w:ind w:left="720" w:firstLine="720"/>
+        <w:rPr>
+          <w:rFonts w:ascii="Arial" w:eastAsia="Times New Roman" w:hAnsi="Arial" w:cs="Arial"/>
+          <w:b/>
+          <w:color w:val="000000"/>
+        </w:rPr>
+      </w:pPr>
+    </w:p>
+    <w:p>
+      <w:pPr>
+        <w:spacing w:after="0" w:line="240" w:lineRule="auto"/>
+        <w:ind w:left="720" w:firstLine="720"/>
+        <w:rPr>
+          <w:rFonts w:ascii="Arial" w:eastAsia="Times New Roman" w:hAnsi="Arial" w:cs="Arial"/>
+          <w:b/>
+          <w:color w:val="000000"/>
+        </w:rPr>
+      </w:pPr>
+      <w:r>
+        <w:rPr>
+          <w:rFonts w:ascii="Arial" w:eastAsia="Times New Roman" w:hAnsi="Arial" w:cs="Arial"/>
+          <w:b/>
+          <w:color w:val="000000"/>
+        </w:rPr>
+        <w:t xml:space="preserve">id </w:t>
+      </w:r>
+      <w:r>
+        <w:rPr>
+          <w:rFonts w:ascii="Arial" w:eastAsia="Times New Roman" w:hAnsi="Arial" w:cs="Arial"/>
+          <w:b/>
+          <w:color w:val="000000"/>
+        </w:rPr>
+        <w:tab/>
+        <w:t xml:space="preserve">pk </w:t>
+      </w:r>
       <w:r>
         <w:rPr>
           <w:rFonts w:ascii="Arial" w:eastAsia="Times New Roman" w:hAnsi="Arial" w:cs="Arial"/>
@@ -6239,23 +6457,13 @@
         </w:rPr>
         <w:t xml:space="preserve">    </w:t>
       </w:r>
-      <w:proofErr w:type="spellStart"/>
-      <w:r>
-        <w:rPr>
-          <w:rFonts w:ascii="Arial" w:eastAsia="Times New Roman" w:hAnsi="Arial" w:cs="Arial"/>
-          <w:b/>
-          <w:color w:val="000000"/>
-        </w:rPr>
-        <w:t>auto_increement</w:t>
-      </w:r>
-      <w:proofErr w:type="spellEnd"/>
-      <w:r>
-        <w:rPr>
-          <w:rFonts w:ascii="Arial" w:eastAsia="Times New Roman" w:hAnsi="Arial" w:cs="Arial"/>
-          <w:b/>
-          <w:color w:val="000000"/>
-        </w:rPr>
-        <w:t xml:space="preserve"> </w:t>
+      <w:r>
+        <w:rPr>
+          <w:rFonts w:ascii="Arial" w:eastAsia="Times New Roman" w:hAnsi="Arial" w:cs="Arial"/>
+          <w:b/>
+          <w:color w:val="000000"/>
+        </w:rPr>
+        <w:t xml:space="preserve">auto_increement </w:t>
       </w:r>
     </w:p>
     <w:p>
@@ -6267,40 +6475,13 @@
           <w:color w:val="000000"/>
         </w:rPr>
       </w:pPr>
-      <w:proofErr w:type="spellStart"/>
-      <w:proofErr w:type="gramStart"/>
-      <w:r>
-        <w:rPr>
-          <w:rFonts w:ascii="Arial" w:eastAsia="Times New Roman" w:hAnsi="Arial" w:cs="Arial"/>
-          <w:color w:val="000000"/>
-        </w:rPr>
-        <w:t>cate_id</w:t>
-      </w:r>
-      <w:proofErr w:type="spellEnd"/>
-      <w:proofErr w:type="gramEnd"/>
-      <w:r>
-        <w:rPr>
-          <w:rFonts w:ascii="Arial" w:eastAsia="Times New Roman" w:hAnsi="Arial" w:cs="Arial"/>
-          <w:color w:val="000000"/>
-        </w:rPr>
-        <w:t xml:space="preserve">   </w:t>
-      </w:r>
-      <w:r>
-        <w:rPr>
-          <w:rFonts w:ascii="Arial" w:eastAsia="Times New Roman" w:hAnsi="Arial" w:cs="Arial"/>
-          <w:color w:val="000000"/>
-        </w:rPr>
-        <w:tab/>
-      </w:r>
-      <w:proofErr w:type="spellStart"/>
-      <w:r>
-        <w:rPr>
-          <w:rFonts w:ascii="Arial" w:eastAsia="Times New Roman" w:hAnsi="Arial" w:cs="Arial"/>
-          <w:color w:val="000000"/>
-        </w:rPr>
-        <w:t>fk</w:t>
-      </w:r>
-      <w:proofErr w:type="spellEnd"/>
+      <w:r>
+        <w:rPr>
+          <w:rFonts w:ascii="Arial" w:eastAsia="Times New Roman" w:hAnsi="Arial" w:cs="Arial"/>
+          <w:color w:val="000000"/>
+        </w:rPr>
+        <w:t>name</w:t>
+      </w:r>
     </w:p>
     <w:p>
       <w:pPr>
@@ -6311,33 +6492,13 @@
           <w:color w:val="000000"/>
         </w:rPr>
       </w:pPr>
-      <w:proofErr w:type="spellStart"/>
-      <w:proofErr w:type="gramStart"/>
-      <w:r>
-        <w:rPr>
-          <w:rFonts w:ascii="Arial" w:eastAsia="Times New Roman" w:hAnsi="Arial" w:cs="Arial"/>
-          <w:color w:val="000000"/>
-        </w:rPr>
-        <w:t>subcate_id</w:t>
-      </w:r>
-      <w:proofErr w:type="spellEnd"/>
-      <w:proofErr w:type="gramEnd"/>
-      <w:r>
-        <w:rPr>
-          <w:rFonts w:ascii="Arial" w:eastAsia="Times New Roman" w:hAnsi="Arial" w:cs="Arial"/>
-          <w:color w:val="000000"/>
-        </w:rPr>
-        <w:t xml:space="preserve">      </w:t>
-      </w:r>
-      <w:proofErr w:type="spellStart"/>
-      <w:r>
-        <w:rPr>
-          <w:rFonts w:ascii="Arial" w:eastAsia="Times New Roman" w:hAnsi="Arial" w:cs="Arial"/>
-          <w:color w:val="000000"/>
-        </w:rPr>
-        <w:t>fk</w:t>
-      </w:r>
-      <w:proofErr w:type="spellEnd"/>
+      <w:r>
+        <w:rPr>
+          <w:rFonts w:ascii="Arial" w:eastAsia="Times New Roman" w:hAnsi="Arial" w:cs="Arial"/>
+          <w:color w:val="000000"/>
+        </w:rPr>
+        <w:t>email</w:t>
+      </w:r>
     </w:p>
     <w:p>
       <w:pPr>
@@ -6348,22 +6509,13 @@
           <w:color w:val="000000"/>
         </w:rPr>
       </w:pPr>
-      <w:proofErr w:type="spellStart"/>
-      <w:r>
-        <w:rPr>
-          <w:rFonts w:ascii="Arial" w:eastAsia="Times New Roman" w:hAnsi="Arial" w:cs="Arial"/>
-          <w:color w:val="000000"/>
-        </w:rPr>
-        <w:t>prod_</w:t>
-      </w:r>
-      <w:r>
-        <w:rPr>
-          <w:rFonts w:ascii="Arial" w:eastAsia="Times New Roman" w:hAnsi="Arial" w:cs="Arial"/>
-          <w:color w:val="000000"/>
-        </w:rPr>
-        <w:t>name</w:t>
-      </w:r>
-      <w:proofErr w:type="spellEnd"/>
+      <w:r>
+        <w:rPr>
+          <w:rFonts w:ascii="Arial" w:eastAsia="Times New Roman" w:hAnsi="Arial" w:cs="Arial"/>
+          <w:color w:val="000000"/>
+        </w:rPr>
+        <w:t>password</w:t>
+      </w:r>
     </w:p>
     <w:p>
       <w:pPr>
@@ -6374,15 +6526,13 @@
           <w:color w:val="000000"/>
         </w:rPr>
       </w:pPr>
-      <w:proofErr w:type="spellStart"/>
-      <w:r>
-        <w:rPr>
-          <w:rFonts w:ascii="Arial" w:eastAsia="Times New Roman" w:hAnsi="Arial" w:cs="Arial"/>
-          <w:color w:val="000000"/>
-        </w:rPr>
-        <w:t>short_desc</w:t>
-      </w:r>
-      <w:proofErr w:type="spellEnd"/>
+      <w:r>
+        <w:rPr>
+          <w:rFonts w:ascii="Arial" w:eastAsia="Times New Roman" w:hAnsi="Arial" w:cs="Arial"/>
+          <w:color w:val="000000"/>
+        </w:rPr>
+        <w:t>mobile</w:t>
+      </w:r>
     </w:p>
     <w:p>
       <w:pPr>
@@ -6393,15 +6543,13 @@
           <w:color w:val="000000"/>
         </w:rPr>
       </w:pPr>
-      <w:proofErr w:type="spellStart"/>
-      <w:r>
-        <w:rPr>
-          <w:rFonts w:ascii="Arial" w:eastAsia="Times New Roman" w:hAnsi="Arial" w:cs="Arial"/>
-          <w:color w:val="000000"/>
-        </w:rPr>
-        <w:t>long_desc</w:t>
-      </w:r>
-      <w:proofErr w:type="spellEnd"/>
+      <w:r>
+        <w:rPr>
+          <w:rFonts w:ascii="Arial" w:eastAsia="Times New Roman" w:hAnsi="Arial" w:cs="Arial"/>
+          <w:color w:val="000000"/>
+        </w:rPr>
+        <w:t>image</w:t>
+      </w:r>
     </w:p>
     <w:p>
       <w:pPr>
@@ -6409,18 +6557,48 @@
         <w:ind w:left="720" w:firstLine="720"/>
         <w:rPr>
           <w:rFonts w:ascii="Arial" w:eastAsia="Times New Roman" w:hAnsi="Arial" w:cs="Arial"/>
-          <w:color w:val="000000"/>
-        </w:rPr>
-      </w:pPr>
-      <w:proofErr w:type="spellStart"/>
-      <w:r>
-        <w:rPr>
-          <w:rFonts w:ascii="Arial" w:eastAsia="Times New Roman" w:hAnsi="Arial" w:cs="Arial"/>
-          <w:color w:val="000000"/>
-        </w:rPr>
-        <w:t>main_price</w:t>
-      </w:r>
-      <w:proofErr w:type="spellEnd"/>
+          <w:b/>
+          <w:color w:val="000000"/>
+        </w:rPr>
+      </w:pPr>
+      <w:r>
+        <w:rPr>
+          <w:rFonts w:ascii="Arial" w:eastAsia="Times New Roman" w:hAnsi="Arial" w:cs="Arial"/>
+          <w:b/>
+          <w:color w:val="000000"/>
+        </w:rPr>
+        <w:t xml:space="preserve">status </w:t>
+      </w:r>
+      <w:r>
+        <w:rPr>
+          <w:rFonts w:ascii="Arial" w:eastAsia="Times New Roman" w:hAnsi="Arial" w:cs="Arial"/>
+          <w:b/>
+          <w:color w:val="000000"/>
+        </w:rPr>
+        <w:t xml:space="preserve">    automatic  </w:t>
+      </w:r>
+    </w:p>
+    <w:p>
+      <w:pPr>
+        <w:pStyle w:val="ListParagraph"/>
+        <w:spacing w:after="0" w:line="240" w:lineRule="auto"/>
+        <w:ind w:left="1440"/>
+        <w:rPr>
+          <w:rFonts w:ascii="Arial" w:eastAsia="Times New Roman" w:hAnsi="Arial" w:cs="Arial"/>
+          <w:color w:val="000000"/>
+        </w:rPr>
+      </w:pPr>
+    </w:p>
+    <w:p>
+      <w:pPr>
+        <w:pStyle w:val="ListParagraph"/>
+        <w:spacing w:after="0" w:line="240" w:lineRule="auto"/>
+        <w:ind w:left="1440"/>
+        <w:rPr>
+          <w:rFonts w:ascii="Arial" w:eastAsia="Times New Roman" w:hAnsi="Arial" w:cs="Arial"/>
+          <w:color w:val="000000"/>
+        </w:rPr>
+      </w:pPr>
     </w:p>
     <w:p>
       <w:pPr>
@@ -6431,15 +6609,13 @@
           <w:color w:val="000000"/>
         </w:rPr>
       </w:pPr>
-      <w:proofErr w:type="spellStart"/>
-      <w:r>
-        <w:rPr>
-          <w:rFonts w:ascii="Arial" w:eastAsia="Times New Roman" w:hAnsi="Arial" w:cs="Arial"/>
-          <w:color w:val="000000"/>
-        </w:rPr>
-        <w:t>disc_price</w:t>
-      </w:r>
-      <w:proofErr w:type="spellEnd"/>
+      <w:r>
+        <w:rPr>
+          <w:rFonts w:ascii="Arial" w:eastAsia="Times New Roman" w:hAnsi="Arial" w:cs="Arial"/>
+          <w:color w:val="000000"/>
+        </w:rPr>
+        <w:t>carts.tbl</w:t>
+      </w:r>
     </w:p>
     <w:p>
       <w:pPr>
@@ -6447,18 +6623,43 @@
         <w:ind w:left="720" w:firstLine="720"/>
         <w:rPr>
           <w:rFonts w:ascii="Arial" w:eastAsia="Times New Roman" w:hAnsi="Arial" w:cs="Arial"/>
-          <w:color w:val="000000"/>
-        </w:rPr>
-      </w:pPr>
-      <w:proofErr w:type="spellStart"/>
-      <w:r>
-        <w:rPr>
-          <w:rFonts w:ascii="Arial" w:eastAsia="Times New Roman" w:hAnsi="Arial" w:cs="Arial"/>
-          <w:color w:val="000000"/>
-        </w:rPr>
-        <w:t>prod_image</w:t>
-      </w:r>
-      <w:proofErr w:type="spellEnd"/>
+          <w:b/>
+          <w:color w:val="000000"/>
+        </w:rPr>
+      </w:pPr>
+      <w:r>
+        <w:rPr>
+          <w:rFonts w:ascii="Arial" w:eastAsia="Times New Roman" w:hAnsi="Arial" w:cs="Arial"/>
+          <w:b/>
+          <w:color w:val="000000"/>
+        </w:rPr>
+        <w:t xml:space="preserve">id </w:t>
+      </w:r>
+      <w:r>
+        <w:rPr>
+          <w:rFonts w:ascii="Arial" w:eastAsia="Times New Roman" w:hAnsi="Arial" w:cs="Arial"/>
+          <w:b/>
+          <w:color w:val="000000"/>
+        </w:rPr>
+        <w:tab/>
+        <w:t xml:space="preserve">pk </w:t>
+      </w:r>
+      <w:r>
+        <w:rPr>
+          <w:rFonts w:ascii="Arial" w:eastAsia="Times New Roman" w:hAnsi="Arial" w:cs="Arial"/>
+          <w:b/>
+          <w:color w:val="000000"/>
+        </w:rPr>
+        <w:t xml:space="preserve">    </w:t>
+      </w:r>
+      <w:r>
+        <w:rPr>
+          <w:rFonts w:ascii="Arial" w:eastAsia="Times New Roman" w:hAnsi="Arial" w:cs="Arial"/>
+          <w:b/>
+          <w:color w:val="000000"/>
+        </w:rPr>
+        <w:t xml:space="preserve">auto_increement </w:t>
+      </w:r>
     </w:p>
     <w:p>
       <w:pPr>
@@ -6466,35 +6667,15 @@
         <w:ind w:left="720" w:firstLine="720"/>
         <w:rPr>
           <w:rFonts w:ascii="Arial" w:eastAsia="Times New Roman" w:hAnsi="Arial" w:cs="Arial"/>
-          <w:b/>
-          <w:color w:val="000000"/>
-        </w:rPr>
-      </w:pPr>
-      <w:proofErr w:type="gramStart"/>
-      <w:r>
-        <w:rPr>
-          <w:rFonts w:ascii="Arial" w:eastAsia="Times New Roman" w:hAnsi="Arial" w:cs="Arial"/>
-          <w:b/>
-          <w:color w:val="000000"/>
-        </w:rPr>
-        <w:t>status</w:t>
-      </w:r>
-      <w:proofErr w:type="gramEnd"/>
-      <w:r>
-        <w:rPr>
-          <w:rFonts w:ascii="Arial" w:eastAsia="Times New Roman" w:hAnsi="Arial" w:cs="Arial"/>
-          <w:b/>
-          <w:color w:val="000000"/>
-        </w:rPr>
-        <w:t xml:space="preserve">   </w:t>
-      </w:r>
-      <w:r>
-        <w:rPr>
-          <w:rFonts w:ascii="Arial" w:eastAsia="Times New Roman" w:hAnsi="Arial" w:cs="Arial"/>
-          <w:b/>
-          <w:color w:val="000000"/>
-        </w:rPr>
-        <w:t xml:space="preserve"> </w:t>
+          <w:color w:val="000000"/>
+        </w:rPr>
+      </w:pPr>
+      <w:r>
+        <w:rPr>
+          <w:rFonts w:ascii="Arial" w:eastAsia="Times New Roman" w:hAnsi="Arial" w:cs="Arial"/>
+          <w:color w:val="000000"/>
+        </w:rPr>
+        <w:t>prod_id   fk</w:t>
       </w:r>
     </w:p>
     <w:p>
@@ -6506,6 +6687,13 @@
           <w:color w:val="000000"/>
         </w:rPr>
       </w:pPr>
+      <w:r>
+        <w:rPr>
+          <w:rFonts w:ascii="Arial" w:eastAsia="Times New Roman" w:hAnsi="Arial" w:cs="Arial"/>
+          <w:color w:val="000000"/>
+        </w:rPr>
+        <w:t>cust_id    fk</w:t>
+      </w:r>
     </w:p>
     <w:p>
       <w:pPr>
@@ -6516,6 +6704,13 @@
           <w:color w:val="000000"/>
         </w:rPr>
       </w:pPr>
+      <w:r>
+        <w:rPr>
+          <w:rFonts w:ascii="Arial" w:eastAsia="Times New Roman" w:hAnsi="Arial" w:cs="Arial"/>
+          <w:color w:val="000000"/>
+        </w:rPr>
+        <w:t>qty</w:t>
+      </w:r>
     </w:p>
     <w:p>
       <w:pPr>
@@ -6526,6 +6721,13 @@
           <w:color w:val="000000"/>
         </w:rPr>
       </w:pPr>
+      <w:r>
+        <w:rPr>
+          <w:rFonts w:ascii="Arial" w:eastAsia="Times New Roman" w:hAnsi="Arial" w:cs="Arial"/>
+          <w:color w:val="000000"/>
+        </w:rPr>
+        <w:t>total_price</w:t>
+      </w:r>
     </w:p>
     <w:p>
       <w:pPr>
@@ -6536,33 +6738,6 @@
           <w:color w:val="000000"/>
         </w:rPr>
       </w:pPr>
-      <w:proofErr w:type="gramStart"/>
-      <w:r>
-        <w:rPr>
-          <w:rFonts w:ascii="Arial" w:eastAsia="Times New Roman" w:hAnsi="Arial" w:cs="Arial"/>
-          <w:color w:val="000000"/>
-        </w:rPr>
-        <w:t>contacts.tbl</w:t>
-      </w:r>
-      <w:proofErr w:type="gramEnd"/>
-      <w:r>
-        <w:rPr>
-          <w:rFonts w:ascii="Arial" w:eastAsia="Times New Roman" w:hAnsi="Arial" w:cs="Arial"/>
-          <w:color w:val="000000"/>
-        </w:rPr>
-        <w:t xml:space="preserve">      column 4   / form  3</w:t>
-      </w:r>
-    </w:p>
-    <w:p>
-      <w:pPr>
-        <w:pStyle w:val="ListParagraph"/>
-        <w:spacing w:after="0" w:line="240" w:lineRule="auto"/>
-        <w:ind w:left="1440"/>
-        <w:rPr>
-          <w:rFonts w:ascii="Arial" w:eastAsia="Times New Roman" w:hAnsi="Arial" w:cs="Arial"/>
-          <w:color w:val="000000"/>
-        </w:rPr>
-      </w:pPr>
     </w:p>
     <w:p>
       <w:pPr>
@@ -6570,53 +6745,74 @@
         <w:ind w:left="720" w:firstLine="720"/>
         <w:rPr>
           <w:rFonts w:ascii="Arial" w:eastAsia="Times New Roman" w:hAnsi="Arial" w:cs="Arial"/>
-          <w:b/>
-          <w:color w:val="000000"/>
-        </w:rPr>
-      </w:pPr>
-      <w:proofErr w:type="gramStart"/>
-      <w:r>
-        <w:rPr>
-          <w:rFonts w:ascii="Arial" w:eastAsia="Times New Roman" w:hAnsi="Arial" w:cs="Arial"/>
-          <w:b/>
-          <w:color w:val="000000"/>
-        </w:rPr>
-        <w:t>id</w:t>
-      </w:r>
-      <w:proofErr w:type="gramEnd"/>
-      <w:r>
-        <w:rPr>
-          <w:rFonts w:ascii="Arial" w:eastAsia="Times New Roman" w:hAnsi="Arial" w:cs="Arial"/>
-          <w:b/>
-          <w:color w:val="000000"/>
-        </w:rPr>
-        <w:t xml:space="preserve"> </w:t>
-      </w:r>
-      <w:r>
-        <w:rPr>
-          <w:rFonts w:ascii="Arial" w:eastAsia="Times New Roman" w:hAnsi="Arial" w:cs="Arial"/>
-          <w:b/>
-          <w:color w:val="000000"/>
-        </w:rPr>
-        <w:tab/>
-      </w:r>
-      <w:proofErr w:type="spellStart"/>
-      <w:r>
-        <w:rPr>
-          <w:rFonts w:ascii="Arial" w:eastAsia="Times New Roman" w:hAnsi="Arial" w:cs="Arial"/>
-          <w:b/>
-          <w:color w:val="000000"/>
-        </w:rPr>
-        <w:t>pk</w:t>
-      </w:r>
-      <w:proofErr w:type="spellEnd"/>
-      <w:r>
-        <w:rPr>
-          <w:rFonts w:ascii="Arial" w:eastAsia="Times New Roman" w:hAnsi="Arial" w:cs="Arial"/>
-          <w:b/>
-          <w:color w:val="000000"/>
-        </w:rPr>
-        <w:t xml:space="preserve"> </w:t>
+          <w:color w:val="000000"/>
+        </w:rPr>
+      </w:pPr>
+    </w:p>
+    <w:p>
+      <w:pPr>
+        <w:spacing w:after="0" w:line="240" w:lineRule="auto"/>
+        <w:ind w:left="720" w:firstLine="720"/>
+        <w:rPr>
+          <w:rFonts w:ascii="Arial" w:eastAsia="Times New Roman" w:hAnsi="Arial" w:cs="Arial"/>
+          <w:color w:val="000000"/>
+        </w:rPr>
+      </w:pPr>
+    </w:p>
+    <w:p>
+      <w:pPr>
+        <w:spacing w:after="0" w:line="240" w:lineRule="auto"/>
+        <w:ind w:left="720" w:firstLine="720"/>
+        <w:rPr>
+          <w:rFonts w:ascii="Arial" w:eastAsia="Times New Roman" w:hAnsi="Arial" w:cs="Arial"/>
+          <w:color w:val="000000"/>
+        </w:rPr>
+      </w:pPr>
+    </w:p>
+    <w:p>
+      <w:pPr>
+        <w:pStyle w:val="ListParagraph"/>
+        <w:spacing w:after="0" w:line="240" w:lineRule="auto"/>
+        <w:ind w:left="1440"/>
+        <w:rPr>
+          <w:rFonts w:ascii="Arial" w:eastAsia="Times New Roman" w:hAnsi="Arial" w:cs="Arial"/>
+          <w:color w:val="000000"/>
+        </w:rPr>
+      </w:pPr>
+      <w:r>
+        <w:rPr>
+          <w:rFonts w:ascii="Arial" w:eastAsia="Times New Roman" w:hAnsi="Arial" w:cs="Arial"/>
+          <w:color w:val="000000"/>
+        </w:rPr>
+        <w:t>orders.tbl</w:t>
+      </w:r>
+    </w:p>
+    <w:p>
+      <w:pPr>
+        <w:spacing w:after="0" w:line="240" w:lineRule="auto"/>
+        <w:ind w:left="720" w:firstLine="720"/>
+        <w:rPr>
+          <w:rFonts w:ascii="Arial" w:eastAsia="Times New Roman" w:hAnsi="Arial" w:cs="Arial"/>
+          <w:b/>
+          <w:color w:val="000000"/>
+        </w:rPr>
+      </w:pPr>
+      <w:r>
+        <w:rPr>
+          <w:rFonts w:ascii="Arial" w:eastAsia="Times New Roman" w:hAnsi="Arial" w:cs="Arial"/>
+          <w:b/>
+          <w:color w:val="000000"/>
+        </w:rPr>
+        <w:t xml:space="preserve">id </w:t>
+      </w:r>
+      <w:r>
+        <w:rPr>
+          <w:rFonts w:ascii="Arial" w:eastAsia="Times New Roman" w:hAnsi="Arial" w:cs="Arial"/>
+          <w:b/>
+          <w:color w:val="000000"/>
+        </w:rPr>
+        <w:tab/>
+        <w:t xml:space="preserve">pk </w:t>
       </w:r>
       <w:r>
         <w:rPr>
@@ -6626,854 +6822,61 @@
         </w:rPr>
         <w:t xml:space="preserve">    </w:t>
       </w:r>
-      <w:proofErr w:type="spellStart"/>
-      <w:r>
-        <w:rPr>
-          <w:rFonts w:ascii="Arial" w:eastAsia="Times New Roman" w:hAnsi="Arial" w:cs="Arial"/>
-          <w:b/>
-          <w:color w:val="000000"/>
-        </w:rPr>
-        <w:t>auto_increement</w:t>
-      </w:r>
-      <w:proofErr w:type="spellEnd"/>
-      <w:r>
-        <w:rPr>
-          <w:rFonts w:ascii="Arial" w:eastAsia="Times New Roman" w:hAnsi="Arial" w:cs="Arial"/>
-          <w:b/>
-          <w:color w:val="000000"/>
-        </w:rPr>
-        <w:t xml:space="preserve"> </w:t>
-      </w:r>
-    </w:p>
-    <w:p>
-      <w:pPr>
-        <w:spacing w:after="0" w:line="240" w:lineRule="auto"/>
-        <w:ind w:left="720" w:firstLine="720"/>
-        <w:rPr>
-          <w:rFonts w:ascii="Arial" w:eastAsia="Times New Roman" w:hAnsi="Arial" w:cs="Arial"/>
-          <w:color w:val="000000"/>
-        </w:rPr>
-      </w:pPr>
-      <w:proofErr w:type="gramStart"/>
-      <w:r>
-        <w:rPr>
-          <w:rFonts w:ascii="Arial" w:eastAsia="Times New Roman" w:hAnsi="Arial" w:cs="Arial"/>
-          <w:color w:val="000000"/>
-        </w:rPr>
-        <w:t>name</w:t>
-      </w:r>
-      <w:proofErr w:type="gramEnd"/>
-    </w:p>
-    <w:p>
-      <w:pPr>
-        <w:spacing w:after="0" w:line="240" w:lineRule="auto"/>
-        <w:ind w:left="720" w:firstLine="720"/>
-        <w:rPr>
-          <w:rFonts w:ascii="Arial" w:eastAsia="Times New Roman" w:hAnsi="Arial" w:cs="Arial"/>
-          <w:color w:val="000000"/>
-        </w:rPr>
-      </w:pPr>
-      <w:proofErr w:type="gramStart"/>
-      <w:r>
-        <w:rPr>
-          <w:rFonts w:ascii="Arial" w:eastAsia="Times New Roman" w:hAnsi="Arial" w:cs="Arial"/>
-          <w:color w:val="000000"/>
-        </w:rPr>
-        <w:t>email</w:t>
-      </w:r>
-      <w:proofErr w:type="gramEnd"/>
-    </w:p>
-    <w:p>
-      <w:pPr>
-        <w:pStyle w:val="ListParagraph"/>
-        <w:spacing w:after="0" w:line="240" w:lineRule="auto"/>
-        <w:ind w:left="1440"/>
-        <w:rPr>
-          <w:rFonts w:ascii="Arial" w:eastAsia="Times New Roman" w:hAnsi="Arial" w:cs="Arial"/>
-          <w:color w:val="000000"/>
-        </w:rPr>
-      </w:pPr>
-      <w:proofErr w:type="gramStart"/>
-      <w:r>
-        <w:rPr>
-          <w:rFonts w:ascii="Arial" w:eastAsia="Times New Roman" w:hAnsi="Arial" w:cs="Arial"/>
-          <w:color w:val="000000"/>
-        </w:rPr>
-        <w:t>comment</w:t>
-      </w:r>
-      <w:proofErr w:type="gramEnd"/>
-      <w:r>
-        <w:rPr>
-          <w:rFonts w:ascii="Arial" w:eastAsia="Times New Roman" w:hAnsi="Arial" w:cs="Arial"/>
-          <w:color w:val="000000"/>
-        </w:rPr>
-        <w:t xml:space="preserve"> </w:t>
-      </w:r>
-    </w:p>
-    <w:p>
-      <w:pPr>
-        <w:pStyle w:val="ListParagraph"/>
-        <w:spacing w:after="0" w:line="240" w:lineRule="auto"/>
-        <w:ind w:left="1440"/>
-        <w:rPr>
-          <w:rFonts w:ascii="Arial" w:eastAsia="Times New Roman" w:hAnsi="Arial" w:cs="Arial"/>
-          <w:color w:val="000000"/>
-        </w:rPr>
-      </w:pPr>
-    </w:p>
-    <w:p>
-      <w:pPr>
-        <w:pStyle w:val="ListParagraph"/>
-        <w:spacing w:after="0" w:line="240" w:lineRule="auto"/>
-        <w:ind w:left="1440"/>
-        <w:rPr>
-          <w:rFonts w:ascii="Arial" w:eastAsia="Times New Roman" w:hAnsi="Arial" w:cs="Arial"/>
-          <w:color w:val="000000"/>
-        </w:rPr>
-      </w:pPr>
-    </w:p>
-    <w:p>
-      <w:pPr>
-        <w:pStyle w:val="ListParagraph"/>
-        <w:spacing w:after="0" w:line="240" w:lineRule="auto"/>
-        <w:ind w:left="1440"/>
-        <w:rPr>
-          <w:rFonts w:ascii="Arial" w:eastAsia="Times New Roman" w:hAnsi="Arial" w:cs="Arial"/>
-          <w:color w:val="000000"/>
-        </w:rPr>
-      </w:pPr>
-    </w:p>
-    <w:p>
-      <w:pPr>
-        <w:pStyle w:val="ListParagraph"/>
-        <w:spacing w:after="0" w:line="240" w:lineRule="auto"/>
-        <w:ind w:left="1440"/>
-        <w:rPr>
-          <w:rFonts w:ascii="Arial" w:eastAsia="Times New Roman" w:hAnsi="Arial" w:cs="Arial"/>
-          <w:color w:val="000000"/>
-        </w:rPr>
-      </w:pPr>
-    </w:p>
-    <w:p>
-      <w:pPr>
-        <w:pStyle w:val="ListParagraph"/>
-        <w:spacing w:after="0" w:line="240" w:lineRule="auto"/>
-        <w:ind w:left="1440"/>
-        <w:rPr>
-          <w:rFonts w:ascii="Arial" w:eastAsia="Times New Roman" w:hAnsi="Arial" w:cs="Arial"/>
-          <w:color w:val="000000"/>
-        </w:rPr>
-      </w:pPr>
-    </w:p>
-    <w:p>
-      <w:pPr>
-        <w:pStyle w:val="ListParagraph"/>
-        <w:spacing w:after="0" w:line="240" w:lineRule="auto"/>
-        <w:ind w:left="1440"/>
-        <w:rPr>
-          <w:rFonts w:ascii="Arial" w:eastAsia="Times New Roman" w:hAnsi="Arial" w:cs="Arial"/>
-          <w:color w:val="000000"/>
-        </w:rPr>
-      </w:pPr>
-      <w:proofErr w:type="gramStart"/>
-      <w:r>
-        <w:rPr>
-          <w:rFonts w:ascii="Arial" w:eastAsia="Times New Roman" w:hAnsi="Arial" w:cs="Arial"/>
-          <w:color w:val="000000"/>
-        </w:rPr>
-        <w:t>customers.tbl</w:t>
-      </w:r>
-      <w:proofErr w:type="gramEnd"/>
-      <w:r>
-        <w:rPr>
-          <w:rFonts w:ascii="Arial" w:eastAsia="Times New Roman" w:hAnsi="Arial" w:cs="Arial"/>
-          <w:color w:val="000000"/>
-        </w:rPr>
-        <w:t xml:space="preserve">                   signup form   5   /  table column 7</w:t>
-      </w:r>
-    </w:p>
-    <w:p>
-      <w:pPr>
-        <w:spacing w:after="0" w:line="240" w:lineRule="auto"/>
-        <w:ind w:left="720" w:firstLine="720"/>
-        <w:rPr>
-          <w:rFonts w:ascii="Arial" w:eastAsia="Times New Roman" w:hAnsi="Arial" w:cs="Arial"/>
-          <w:b/>
-          <w:color w:val="000000"/>
-        </w:rPr>
-      </w:pPr>
-    </w:p>
-    <w:p>
-      <w:pPr>
-        <w:spacing w:after="0" w:line="240" w:lineRule="auto"/>
-        <w:ind w:left="720" w:firstLine="720"/>
-        <w:rPr>
-          <w:rFonts w:ascii="Arial" w:eastAsia="Times New Roman" w:hAnsi="Arial" w:cs="Arial"/>
-          <w:b/>
-          <w:color w:val="000000"/>
-        </w:rPr>
-      </w:pPr>
-      <w:proofErr w:type="gramStart"/>
-      <w:r>
-        <w:rPr>
-          <w:rFonts w:ascii="Arial" w:eastAsia="Times New Roman" w:hAnsi="Arial" w:cs="Arial"/>
-          <w:b/>
-          <w:color w:val="000000"/>
-        </w:rPr>
-        <w:t>id</w:t>
-      </w:r>
-      <w:proofErr w:type="gramEnd"/>
-      <w:r>
-        <w:rPr>
-          <w:rFonts w:ascii="Arial" w:eastAsia="Times New Roman" w:hAnsi="Arial" w:cs="Arial"/>
-          <w:b/>
-          <w:color w:val="000000"/>
-        </w:rPr>
-        <w:t xml:space="preserve"> </w:t>
-      </w:r>
-      <w:r>
-        <w:rPr>
-          <w:rFonts w:ascii="Arial" w:eastAsia="Times New Roman" w:hAnsi="Arial" w:cs="Arial"/>
-          <w:b/>
-          <w:color w:val="000000"/>
-        </w:rPr>
-        <w:tab/>
-      </w:r>
-      <w:proofErr w:type="spellStart"/>
-      <w:r>
-        <w:rPr>
-          <w:rFonts w:ascii="Arial" w:eastAsia="Times New Roman" w:hAnsi="Arial" w:cs="Arial"/>
-          <w:b/>
-          <w:color w:val="000000"/>
-        </w:rPr>
-        <w:t>pk</w:t>
-      </w:r>
-      <w:proofErr w:type="spellEnd"/>
-      <w:r>
-        <w:rPr>
-          <w:rFonts w:ascii="Arial" w:eastAsia="Times New Roman" w:hAnsi="Arial" w:cs="Arial"/>
-          <w:b/>
-          <w:color w:val="000000"/>
-        </w:rPr>
-        <w:t xml:space="preserve"> </w:t>
-      </w:r>
-      <w:r>
-        <w:rPr>
-          <w:rFonts w:ascii="Arial" w:eastAsia="Times New Roman" w:hAnsi="Arial" w:cs="Arial"/>
-          <w:b/>
-          <w:color w:val="000000"/>
-        </w:rPr>
-        <w:t xml:space="preserve">    </w:t>
-      </w:r>
-      <w:proofErr w:type="spellStart"/>
-      <w:r>
-        <w:rPr>
-          <w:rFonts w:ascii="Arial" w:eastAsia="Times New Roman" w:hAnsi="Arial" w:cs="Arial"/>
-          <w:b/>
-          <w:color w:val="000000"/>
-        </w:rPr>
-        <w:t>auto_increement</w:t>
-      </w:r>
-      <w:proofErr w:type="spellEnd"/>
-      <w:r>
-        <w:rPr>
-          <w:rFonts w:ascii="Arial" w:eastAsia="Times New Roman" w:hAnsi="Arial" w:cs="Arial"/>
-          <w:b/>
-          <w:color w:val="000000"/>
-        </w:rPr>
-        <w:t xml:space="preserve"> </w:t>
-      </w:r>
-    </w:p>
-    <w:p>
-      <w:pPr>
-        <w:spacing w:after="0" w:line="240" w:lineRule="auto"/>
-        <w:ind w:left="720" w:firstLine="720"/>
-        <w:rPr>
-          <w:rFonts w:ascii="Arial" w:eastAsia="Times New Roman" w:hAnsi="Arial" w:cs="Arial"/>
-          <w:color w:val="000000"/>
-        </w:rPr>
-      </w:pPr>
-      <w:proofErr w:type="gramStart"/>
-      <w:r>
-        <w:rPr>
-          <w:rFonts w:ascii="Arial" w:eastAsia="Times New Roman" w:hAnsi="Arial" w:cs="Arial"/>
-          <w:color w:val="000000"/>
-        </w:rPr>
-        <w:t>name</w:t>
-      </w:r>
-      <w:proofErr w:type="gramEnd"/>
-    </w:p>
-    <w:p>
-      <w:pPr>
-        <w:spacing w:after="0" w:line="240" w:lineRule="auto"/>
-        <w:ind w:left="720" w:firstLine="720"/>
-        <w:rPr>
-          <w:rFonts w:ascii="Arial" w:eastAsia="Times New Roman" w:hAnsi="Arial" w:cs="Arial"/>
-          <w:color w:val="000000"/>
-        </w:rPr>
-      </w:pPr>
-      <w:proofErr w:type="gramStart"/>
-      <w:r>
-        <w:rPr>
-          <w:rFonts w:ascii="Arial" w:eastAsia="Times New Roman" w:hAnsi="Arial" w:cs="Arial"/>
-          <w:color w:val="000000"/>
-        </w:rPr>
-        <w:t>email</w:t>
-      </w:r>
-      <w:proofErr w:type="gramEnd"/>
-    </w:p>
-    <w:p>
-      <w:pPr>
-        <w:spacing w:after="0" w:line="240" w:lineRule="auto"/>
-        <w:ind w:left="720" w:firstLine="720"/>
-        <w:rPr>
-          <w:rFonts w:ascii="Arial" w:eastAsia="Times New Roman" w:hAnsi="Arial" w:cs="Arial"/>
-          <w:color w:val="000000"/>
-        </w:rPr>
-      </w:pPr>
-      <w:proofErr w:type="gramStart"/>
-      <w:r>
-        <w:rPr>
-          <w:rFonts w:ascii="Arial" w:eastAsia="Times New Roman" w:hAnsi="Arial" w:cs="Arial"/>
-          <w:color w:val="000000"/>
-        </w:rPr>
-        <w:t>password</w:t>
-      </w:r>
-      <w:proofErr w:type="gramEnd"/>
-    </w:p>
-    <w:p>
-      <w:pPr>
-        <w:spacing w:after="0" w:line="240" w:lineRule="auto"/>
-        <w:ind w:left="720" w:firstLine="720"/>
-        <w:rPr>
-          <w:rFonts w:ascii="Arial" w:eastAsia="Times New Roman" w:hAnsi="Arial" w:cs="Arial"/>
-          <w:color w:val="000000"/>
-        </w:rPr>
-      </w:pPr>
-      <w:proofErr w:type="gramStart"/>
-      <w:r>
-        <w:rPr>
-          <w:rFonts w:ascii="Arial" w:eastAsia="Times New Roman" w:hAnsi="Arial" w:cs="Arial"/>
-          <w:color w:val="000000"/>
-        </w:rPr>
-        <w:t>mobile</w:t>
-      </w:r>
-      <w:proofErr w:type="gramEnd"/>
-    </w:p>
-    <w:p>
-      <w:pPr>
-        <w:spacing w:after="0" w:line="240" w:lineRule="auto"/>
-        <w:ind w:left="720" w:firstLine="720"/>
-        <w:rPr>
-          <w:rFonts w:ascii="Arial" w:eastAsia="Times New Roman" w:hAnsi="Arial" w:cs="Arial"/>
-          <w:color w:val="000000"/>
-        </w:rPr>
-      </w:pPr>
-      <w:proofErr w:type="gramStart"/>
-      <w:r>
-        <w:rPr>
-          <w:rFonts w:ascii="Arial" w:eastAsia="Times New Roman" w:hAnsi="Arial" w:cs="Arial"/>
-          <w:color w:val="000000"/>
-        </w:rPr>
-        <w:t>image</w:t>
-      </w:r>
-      <w:proofErr w:type="gramEnd"/>
-    </w:p>
-    <w:p>
-      <w:pPr>
-        <w:spacing w:after="0" w:line="240" w:lineRule="auto"/>
-        <w:ind w:left="720" w:firstLine="720"/>
-        <w:rPr>
-          <w:rFonts w:ascii="Arial" w:eastAsia="Times New Roman" w:hAnsi="Arial" w:cs="Arial"/>
-          <w:b/>
-          <w:color w:val="000000"/>
-        </w:rPr>
-      </w:pPr>
-      <w:proofErr w:type="gramStart"/>
-      <w:r>
-        <w:rPr>
-          <w:rFonts w:ascii="Arial" w:eastAsia="Times New Roman" w:hAnsi="Arial" w:cs="Arial"/>
-          <w:b/>
-          <w:color w:val="000000"/>
-        </w:rPr>
-        <w:t>status</w:t>
-      </w:r>
-      <w:proofErr w:type="gramEnd"/>
-      <w:r>
-        <w:rPr>
-          <w:rFonts w:ascii="Arial" w:eastAsia="Times New Roman" w:hAnsi="Arial" w:cs="Arial"/>
-          <w:b/>
-          <w:color w:val="000000"/>
-        </w:rPr>
-        <w:t xml:space="preserve"> </w:t>
-      </w:r>
-      <w:r>
-        <w:rPr>
-          <w:rFonts w:ascii="Arial" w:eastAsia="Times New Roman" w:hAnsi="Arial" w:cs="Arial"/>
-          <w:b/>
-          <w:color w:val="000000"/>
-        </w:rPr>
-        <w:t xml:space="preserve">    automatic  </w:t>
-      </w:r>
-    </w:p>
-    <w:p>
-      <w:pPr>
-        <w:pStyle w:val="ListParagraph"/>
-        <w:spacing w:after="0" w:line="240" w:lineRule="auto"/>
-        <w:ind w:left="1440"/>
-        <w:rPr>
-          <w:rFonts w:ascii="Arial" w:eastAsia="Times New Roman" w:hAnsi="Arial" w:cs="Arial"/>
-          <w:color w:val="000000"/>
-        </w:rPr>
-      </w:pPr>
-    </w:p>
-    <w:p>
-      <w:pPr>
-        <w:pStyle w:val="ListParagraph"/>
-        <w:spacing w:after="0" w:line="240" w:lineRule="auto"/>
-        <w:ind w:left="1440"/>
-        <w:rPr>
-          <w:rFonts w:ascii="Arial" w:eastAsia="Times New Roman" w:hAnsi="Arial" w:cs="Arial"/>
-          <w:color w:val="000000"/>
-        </w:rPr>
-      </w:pPr>
-    </w:p>
-    <w:p>
-      <w:pPr>
-        <w:spacing w:after="0" w:line="240" w:lineRule="auto"/>
-        <w:ind w:left="720" w:firstLine="720"/>
-        <w:rPr>
-          <w:rFonts w:ascii="Arial" w:eastAsia="Times New Roman" w:hAnsi="Arial" w:cs="Arial"/>
-          <w:color w:val="000000"/>
-        </w:rPr>
-      </w:pPr>
-      <w:r>
-        <w:rPr>
-          <w:rFonts w:ascii="Arial" w:eastAsia="Times New Roman" w:hAnsi="Arial" w:cs="Arial"/>
-          <w:color w:val="000000"/>
-        </w:rPr>
-        <w:t>carts.tbl</w:t>
-      </w:r>
-    </w:p>
-    <w:p>
-      <w:pPr>
-        <w:spacing w:after="0" w:line="240" w:lineRule="auto"/>
-        <w:ind w:left="720" w:firstLine="720"/>
-        <w:rPr>
-          <w:rFonts w:ascii="Arial" w:eastAsia="Times New Roman" w:hAnsi="Arial" w:cs="Arial"/>
-          <w:b/>
-          <w:color w:val="000000"/>
-        </w:rPr>
-      </w:pPr>
-      <w:proofErr w:type="gramStart"/>
-      <w:r>
-        <w:rPr>
-          <w:rFonts w:ascii="Arial" w:eastAsia="Times New Roman" w:hAnsi="Arial" w:cs="Arial"/>
-          <w:b/>
-          <w:color w:val="000000"/>
-        </w:rPr>
-        <w:t>id</w:t>
-      </w:r>
-      <w:proofErr w:type="gramEnd"/>
-      <w:r>
-        <w:rPr>
-          <w:rFonts w:ascii="Arial" w:eastAsia="Times New Roman" w:hAnsi="Arial" w:cs="Arial"/>
-          <w:b/>
-          <w:color w:val="000000"/>
-        </w:rPr>
-        <w:t xml:space="preserve"> </w:t>
-      </w:r>
-      <w:r>
-        <w:rPr>
-          <w:rFonts w:ascii="Arial" w:eastAsia="Times New Roman" w:hAnsi="Arial" w:cs="Arial"/>
-          <w:b/>
-          <w:color w:val="000000"/>
-        </w:rPr>
-        <w:tab/>
-      </w:r>
-      <w:proofErr w:type="spellStart"/>
-      <w:r>
-        <w:rPr>
-          <w:rFonts w:ascii="Arial" w:eastAsia="Times New Roman" w:hAnsi="Arial" w:cs="Arial"/>
-          <w:b/>
-          <w:color w:val="000000"/>
-        </w:rPr>
-        <w:t>pk</w:t>
-      </w:r>
-      <w:proofErr w:type="spellEnd"/>
-      <w:r>
-        <w:rPr>
-          <w:rFonts w:ascii="Arial" w:eastAsia="Times New Roman" w:hAnsi="Arial" w:cs="Arial"/>
-          <w:b/>
-          <w:color w:val="000000"/>
-        </w:rPr>
-        <w:t xml:space="preserve"> </w:t>
-      </w:r>
-      <w:r>
-        <w:rPr>
-          <w:rFonts w:ascii="Arial" w:eastAsia="Times New Roman" w:hAnsi="Arial" w:cs="Arial"/>
-          <w:b/>
-          <w:color w:val="000000"/>
-        </w:rPr>
-        <w:t xml:space="preserve">    </w:t>
-      </w:r>
-      <w:proofErr w:type="spellStart"/>
-      <w:r>
-        <w:rPr>
-          <w:rFonts w:ascii="Arial" w:eastAsia="Times New Roman" w:hAnsi="Arial" w:cs="Arial"/>
-          <w:b/>
-          <w:color w:val="000000"/>
-        </w:rPr>
-        <w:t>auto_increement</w:t>
-      </w:r>
-      <w:proofErr w:type="spellEnd"/>
-      <w:r>
-        <w:rPr>
-          <w:rFonts w:ascii="Arial" w:eastAsia="Times New Roman" w:hAnsi="Arial" w:cs="Arial"/>
-          <w:b/>
-          <w:color w:val="000000"/>
-        </w:rPr>
-        <w:t xml:space="preserve"> </w:t>
-      </w:r>
-    </w:p>
-    <w:p>
-      <w:pPr>
-        <w:spacing w:after="0" w:line="240" w:lineRule="auto"/>
-        <w:ind w:left="720" w:firstLine="720"/>
-        <w:rPr>
-          <w:rFonts w:ascii="Arial" w:eastAsia="Times New Roman" w:hAnsi="Arial" w:cs="Arial"/>
-          <w:color w:val="000000"/>
-        </w:rPr>
-      </w:pPr>
-      <w:proofErr w:type="spellStart"/>
-      <w:proofErr w:type="gramStart"/>
-      <w:r>
-        <w:rPr>
-          <w:rFonts w:ascii="Arial" w:eastAsia="Times New Roman" w:hAnsi="Arial" w:cs="Arial"/>
-          <w:color w:val="000000"/>
-        </w:rPr>
-        <w:t>prod_id</w:t>
-      </w:r>
-      <w:proofErr w:type="spellEnd"/>
-      <w:proofErr w:type="gramEnd"/>
-      <w:r>
-        <w:rPr>
-          <w:rFonts w:ascii="Arial" w:eastAsia="Times New Roman" w:hAnsi="Arial" w:cs="Arial"/>
-          <w:color w:val="000000"/>
-        </w:rPr>
-        <w:t xml:space="preserve">   </w:t>
-      </w:r>
-      <w:proofErr w:type="spellStart"/>
-      <w:r>
-        <w:rPr>
-          <w:rFonts w:ascii="Arial" w:eastAsia="Times New Roman" w:hAnsi="Arial" w:cs="Arial"/>
-          <w:color w:val="000000"/>
-        </w:rPr>
-        <w:t>fk</w:t>
-      </w:r>
-      <w:proofErr w:type="spellEnd"/>
-    </w:p>
-    <w:p>
-      <w:pPr>
-        <w:spacing w:after="0" w:line="240" w:lineRule="auto"/>
-        <w:ind w:left="720" w:firstLine="720"/>
-        <w:rPr>
-          <w:rFonts w:ascii="Arial" w:eastAsia="Times New Roman" w:hAnsi="Arial" w:cs="Arial"/>
-          <w:color w:val="000000"/>
-        </w:rPr>
-      </w:pPr>
-      <w:proofErr w:type="spellStart"/>
-      <w:proofErr w:type="gramStart"/>
-      <w:r>
-        <w:rPr>
-          <w:rFonts w:ascii="Arial" w:eastAsia="Times New Roman" w:hAnsi="Arial" w:cs="Arial"/>
-          <w:color w:val="000000"/>
-        </w:rPr>
-        <w:t>cust_id</w:t>
-      </w:r>
-      <w:proofErr w:type="spellEnd"/>
-      <w:proofErr w:type="gramEnd"/>
-      <w:r>
-        <w:rPr>
-          <w:rFonts w:ascii="Arial" w:eastAsia="Times New Roman" w:hAnsi="Arial" w:cs="Arial"/>
-          <w:color w:val="000000"/>
-        </w:rPr>
-        <w:t xml:space="preserve">    </w:t>
-      </w:r>
-      <w:proofErr w:type="spellStart"/>
-      <w:r>
-        <w:rPr>
-          <w:rFonts w:ascii="Arial" w:eastAsia="Times New Roman" w:hAnsi="Arial" w:cs="Arial"/>
-          <w:color w:val="000000"/>
-        </w:rPr>
-        <w:t>fk</w:t>
-      </w:r>
-      <w:proofErr w:type="spellEnd"/>
-    </w:p>
-    <w:p>
-      <w:pPr>
-        <w:spacing w:after="0" w:line="240" w:lineRule="auto"/>
-        <w:ind w:left="720" w:firstLine="720"/>
-        <w:rPr>
-          <w:rFonts w:ascii="Arial" w:eastAsia="Times New Roman" w:hAnsi="Arial" w:cs="Arial"/>
-          <w:color w:val="000000"/>
-        </w:rPr>
-      </w:pPr>
-      <w:proofErr w:type="gramStart"/>
-      <w:r>
-        <w:rPr>
-          <w:rFonts w:ascii="Arial" w:eastAsia="Times New Roman" w:hAnsi="Arial" w:cs="Arial"/>
-          <w:color w:val="000000"/>
-        </w:rPr>
-        <w:t>qty</w:t>
-      </w:r>
-      <w:proofErr w:type="gramEnd"/>
-    </w:p>
-    <w:p>
-      <w:pPr>
-        <w:spacing w:after="0" w:line="240" w:lineRule="auto"/>
-        <w:ind w:left="720" w:firstLine="720"/>
-        <w:rPr>
-          <w:rFonts w:ascii="Arial" w:eastAsia="Times New Roman" w:hAnsi="Arial" w:cs="Arial"/>
-          <w:color w:val="000000"/>
-        </w:rPr>
-      </w:pPr>
-      <w:proofErr w:type="spellStart"/>
-      <w:r>
-        <w:rPr>
-          <w:rFonts w:ascii="Arial" w:eastAsia="Times New Roman" w:hAnsi="Arial" w:cs="Arial"/>
-          <w:color w:val="000000"/>
-        </w:rPr>
-        <w:t>total_price</w:t>
-      </w:r>
-      <w:proofErr w:type="spellEnd"/>
-    </w:p>
-    <w:p>
-      <w:pPr>
-        <w:spacing w:after="0" w:line="240" w:lineRule="auto"/>
-        <w:ind w:left="720" w:firstLine="720"/>
-        <w:rPr>
-          <w:rFonts w:ascii="Arial" w:eastAsia="Times New Roman" w:hAnsi="Arial" w:cs="Arial"/>
-          <w:color w:val="000000"/>
-        </w:rPr>
-      </w:pPr>
-    </w:p>
-    <w:p>
-      <w:pPr>
-        <w:spacing w:after="0" w:line="240" w:lineRule="auto"/>
-        <w:ind w:left="720" w:firstLine="720"/>
-        <w:rPr>
-          <w:rFonts w:ascii="Arial" w:eastAsia="Times New Roman" w:hAnsi="Arial" w:cs="Arial"/>
-          <w:color w:val="000000"/>
-        </w:rPr>
-      </w:pPr>
-    </w:p>
-    <w:p>
-      <w:pPr>
-        <w:spacing w:after="0" w:line="240" w:lineRule="auto"/>
-        <w:ind w:left="720" w:firstLine="720"/>
-        <w:rPr>
-          <w:rFonts w:ascii="Arial" w:eastAsia="Times New Roman" w:hAnsi="Arial" w:cs="Arial"/>
-          <w:color w:val="000000"/>
-        </w:rPr>
-      </w:pPr>
-    </w:p>
-    <w:p>
-      <w:pPr>
-        <w:spacing w:after="0" w:line="240" w:lineRule="auto"/>
-        <w:ind w:left="720" w:firstLine="720"/>
-        <w:rPr>
-          <w:rFonts w:ascii="Arial" w:eastAsia="Times New Roman" w:hAnsi="Arial" w:cs="Arial"/>
-          <w:color w:val="000000"/>
-        </w:rPr>
-      </w:pPr>
-    </w:p>
-    <w:p>
-      <w:pPr>
-        <w:pStyle w:val="ListParagraph"/>
-        <w:spacing w:after="0" w:line="240" w:lineRule="auto"/>
-        <w:ind w:left="1440"/>
-        <w:rPr>
-          <w:rFonts w:ascii="Arial" w:eastAsia="Times New Roman" w:hAnsi="Arial" w:cs="Arial"/>
-          <w:color w:val="000000"/>
-        </w:rPr>
-      </w:pPr>
-      <w:r>
-        <w:rPr>
-          <w:rFonts w:ascii="Arial" w:eastAsia="Times New Roman" w:hAnsi="Arial" w:cs="Arial"/>
-          <w:color w:val="000000"/>
-        </w:rPr>
-        <w:t>orders.tbl</w:t>
-      </w:r>
-    </w:p>
-    <w:p>
-      <w:pPr>
-        <w:spacing w:after="0" w:line="240" w:lineRule="auto"/>
-        <w:ind w:left="720" w:firstLine="720"/>
-        <w:rPr>
-          <w:rFonts w:ascii="Arial" w:eastAsia="Times New Roman" w:hAnsi="Arial" w:cs="Arial"/>
-          <w:b/>
-          <w:color w:val="000000"/>
-        </w:rPr>
-      </w:pPr>
-      <w:proofErr w:type="gramStart"/>
-      <w:r>
-        <w:rPr>
-          <w:rFonts w:ascii="Arial" w:eastAsia="Times New Roman" w:hAnsi="Arial" w:cs="Arial"/>
-          <w:b/>
-          <w:color w:val="000000"/>
-        </w:rPr>
-        <w:t>id</w:t>
-      </w:r>
-      <w:proofErr w:type="gramEnd"/>
-      <w:r>
-        <w:rPr>
-          <w:rFonts w:ascii="Arial" w:eastAsia="Times New Roman" w:hAnsi="Arial" w:cs="Arial"/>
-          <w:b/>
-          <w:color w:val="000000"/>
-        </w:rPr>
-        <w:t xml:space="preserve"> </w:t>
-      </w:r>
-      <w:r>
-        <w:rPr>
-          <w:rFonts w:ascii="Arial" w:eastAsia="Times New Roman" w:hAnsi="Arial" w:cs="Arial"/>
-          <w:b/>
-          <w:color w:val="000000"/>
-        </w:rPr>
-        <w:tab/>
-      </w:r>
-      <w:proofErr w:type="spellStart"/>
-      <w:r>
-        <w:rPr>
-          <w:rFonts w:ascii="Arial" w:eastAsia="Times New Roman" w:hAnsi="Arial" w:cs="Arial"/>
-          <w:b/>
-          <w:color w:val="000000"/>
-        </w:rPr>
-        <w:t>pk</w:t>
-      </w:r>
-      <w:proofErr w:type="spellEnd"/>
-      <w:r>
-        <w:rPr>
-          <w:rFonts w:ascii="Arial" w:eastAsia="Times New Roman" w:hAnsi="Arial" w:cs="Arial"/>
-          <w:b/>
-          <w:color w:val="000000"/>
-        </w:rPr>
-        <w:t xml:space="preserve"> </w:t>
-      </w:r>
-      <w:r>
-        <w:rPr>
-          <w:rFonts w:ascii="Arial" w:eastAsia="Times New Roman" w:hAnsi="Arial" w:cs="Arial"/>
-          <w:b/>
-          <w:color w:val="000000"/>
-        </w:rPr>
-        <w:t xml:space="preserve">    </w:t>
-      </w:r>
-      <w:proofErr w:type="spellStart"/>
-      <w:r>
-        <w:rPr>
-          <w:rFonts w:ascii="Arial" w:eastAsia="Times New Roman" w:hAnsi="Arial" w:cs="Arial"/>
-          <w:b/>
-          <w:color w:val="000000"/>
-        </w:rPr>
-        <w:t>auto_increement</w:t>
-      </w:r>
-      <w:proofErr w:type="spellEnd"/>
-      <w:r>
-        <w:rPr>
-          <w:rFonts w:ascii="Arial" w:eastAsia="Times New Roman" w:hAnsi="Arial" w:cs="Arial"/>
-          <w:b/>
-          <w:color w:val="000000"/>
-        </w:rPr>
-        <w:t xml:space="preserve"> </w:t>
-      </w:r>
-    </w:p>
-    <w:p>
-      <w:pPr>
-        <w:pStyle w:val="ListParagraph"/>
-        <w:spacing w:after="0" w:line="240" w:lineRule="auto"/>
-        <w:ind w:left="1440"/>
-        <w:rPr>
-          <w:rFonts w:ascii="Arial" w:eastAsia="Times New Roman" w:hAnsi="Arial" w:cs="Arial"/>
-          <w:color w:val="000000"/>
-        </w:rPr>
-      </w:pPr>
-      <w:proofErr w:type="spellStart"/>
-      <w:proofErr w:type="gramStart"/>
-      <w:r>
-        <w:rPr>
-          <w:rFonts w:ascii="Arial" w:eastAsia="Times New Roman" w:hAnsi="Arial" w:cs="Arial"/>
-          <w:color w:val="000000"/>
-        </w:rPr>
-        <w:t>cart_id</w:t>
-      </w:r>
-      <w:proofErr w:type="spellEnd"/>
-      <w:proofErr w:type="gramEnd"/>
-      <w:r>
-        <w:rPr>
-          <w:rFonts w:ascii="Arial" w:eastAsia="Times New Roman" w:hAnsi="Arial" w:cs="Arial"/>
-          <w:color w:val="000000"/>
-        </w:rPr>
-        <w:t xml:space="preserve">     </w:t>
-      </w:r>
-      <w:proofErr w:type="spellStart"/>
-      <w:r>
-        <w:rPr>
-          <w:rFonts w:ascii="Arial" w:eastAsia="Times New Roman" w:hAnsi="Arial" w:cs="Arial"/>
-          <w:color w:val="000000"/>
-        </w:rPr>
-        <w:t>fk</w:t>
-      </w:r>
-      <w:proofErr w:type="spellEnd"/>
-    </w:p>
-    <w:p>
-      <w:pPr>
-        <w:pStyle w:val="ListParagraph"/>
-        <w:spacing w:after="0" w:line="240" w:lineRule="auto"/>
-        <w:ind w:left="1440"/>
-        <w:rPr>
-          <w:rFonts w:ascii="Arial" w:eastAsia="Times New Roman" w:hAnsi="Arial" w:cs="Arial"/>
-          <w:color w:val="000000"/>
-        </w:rPr>
-      </w:pPr>
-      <w:proofErr w:type="spellStart"/>
-      <w:proofErr w:type="gramStart"/>
-      <w:r>
-        <w:rPr>
-          <w:rFonts w:ascii="Arial" w:eastAsia="Times New Roman" w:hAnsi="Arial" w:cs="Arial"/>
-          <w:color w:val="000000"/>
-        </w:rPr>
-        <w:t>cust_id</w:t>
-      </w:r>
-      <w:proofErr w:type="spellEnd"/>
-      <w:proofErr w:type="gramEnd"/>
-      <w:r>
-        <w:rPr>
-          <w:rFonts w:ascii="Arial" w:eastAsia="Times New Roman" w:hAnsi="Arial" w:cs="Arial"/>
-          <w:color w:val="000000"/>
-        </w:rPr>
-        <w:t xml:space="preserve">    </w:t>
-      </w:r>
-      <w:proofErr w:type="spellStart"/>
-      <w:r>
-        <w:rPr>
-          <w:rFonts w:ascii="Arial" w:eastAsia="Times New Roman" w:hAnsi="Arial" w:cs="Arial"/>
-          <w:color w:val="000000"/>
-        </w:rPr>
-        <w:t>fk</w:t>
-      </w:r>
-      <w:proofErr w:type="spellEnd"/>
-    </w:p>
-    <w:p>
-      <w:pPr>
-        <w:pStyle w:val="ListParagraph"/>
-        <w:spacing w:after="0" w:line="240" w:lineRule="auto"/>
-        <w:ind w:left="1440"/>
-        <w:rPr>
-          <w:rFonts w:ascii="Arial" w:eastAsia="Times New Roman" w:hAnsi="Arial" w:cs="Arial"/>
-          <w:color w:val="000000"/>
-        </w:rPr>
-      </w:pPr>
-      <w:proofErr w:type="spellStart"/>
+      <w:r>
+        <w:rPr>
+          <w:rFonts w:ascii="Arial" w:eastAsia="Times New Roman" w:hAnsi="Arial" w:cs="Arial"/>
+          <w:b/>
+          <w:color w:val="000000"/>
+        </w:rPr>
+        <w:t xml:space="preserve">auto_increement </w:t>
+      </w:r>
+    </w:p>
+    <w:p>
+      <w:pPr>
+        <w:pStyle w:val="ListParagraph"/>
+        <w:spacing w:after="0" w:line="240" w:lineRule="auto"/>
+        <w:ind w:left="1440"/>
+        <w:rPr>
+          <w:rFonts w:ascii="Arial" w:eastAsia="Times New Roman" w:hAnsi="Arial" w:cs="Arial"/>
+          <w:color w:val="000000"/>
+        </w:rPr>
+      </w:pPr>
+      <w:r>
+        <w:rPr>
+          <w:rFonts w:ascii="Arial" w:eastAsia="Times New Roman" w:hAnsi="Arial" w:cs="Arial"/>
+          <w:color w:val="000000"/>
+        </w:rPr>
+        <w:t>cart_id     fk</w:t>
+      </w:r>
+    </w:p>
+    <w:p>
+      <w:pPr>
+        <w:pStyle w:val="ListParagraph"/>
+        <w:spacing w:after="0" w:line="240" w:lineRule="auto"/>
+        <w:ind w:left="1440"/>
+        <w:rPr>
+          <w:rFonts w:ascii="Arial" w:eastAsia="Times New Roman" w:hAnsi="Arial" w:cs="Arial"/>
+          <w:color w:val="000000"/>
+        </w:rPr>
+      </w:pPr>
+      <w:r>
+        <w:rPr>
+          <w:rFonts w:ascii="Arial" w:eastAsia="Times New Roman" w:hAnsi="Arial" w:cs="Arial"/>
+          <w:color w:val="000000"/>
+        </w:rPr>
+        <w:t>cust_id    fk</w:t>
+      </w:r>
+    </w:p>
+    <w:p>
+      <w:pPr>
+        <w:pStyle w:val="ListParagraph"/>
+        <w:spacing w:after="0" w:line="240" w:lineRule="auto"/>
+        <w:ind w:left="1440"/>
+        <w:rPr>
+          <w:rFonts w:ascii="Arial" w:eastAsia="Times New Roman" w:hAnsi="Arial" w:cs="Arial"/>
+          <w:color w:val="000000"/>
+        </w:rPr>
+      </w:pPr>
       <w:r>
         <w:rPr>
           <w:rFonts w:ascii="Arial" w:eastAsia="Times New Roman" w:hAnsi="Arial" w:cs="Arial"/>
@@ -7482,19 +6885,17 @@
         <w:lastRenderedPageBreak/>
         <w:t>total_amout</w:t>
       </w:r>
-      <w:proofErr w:type="spellEnd"/>
-    </w:p>
-    <w:p>
-      <w:pPr>
-        <w:pStyle w:val="ListParagraph"/>
-        <w:spacing w:after="0" w:line="240" w:lineRule="auto"/>
-        <w:ind w:left="1440"/>
-        <w:rPr>
-          <w:rFonts w:ascii="Arial" w:eastAsia="Times New Roman" w:hAnsi="Arial" w:cs="Arial"/>
-          <w:color w:val="000000"/>
-        </w:rPr>
-      </w:pPr>
-      <w:proofErr w:type="gramStart"/>
+    </w:p>
+    <w:p>
+      <w:pPr>
+        <w:pStyle w:val="ListParagraph"/>
+        <w:spacing w:after="0" w:line="240" w:lineRule="auto"/>
+        <w:ind w:left="1440"/>
+        <w:rPr>
+          <w:rFonts w:ascii="Arial" w:eastAsia="Times New Roman" w:hAnsi="Arial" w:cs="Arial"/>
+          <w:color w:val="000000"/>
+        </w:rPr>
+      </w:pPr>
       <w:r>
         <w:rPr>
           <w:rFonts w:ascii="Arial" w:eastAsia="Times New Roman" w:hAnsi="Arial" w:cs="Arial"/>
@@ -7502,19 +6903,17 @@
         </w:rPr>
         <w:t>address</w:t>
       </w:r>
-      <w:proofErr w:type="gramEnd"/>
-    </w:p>
-    <w:p>
-      <w:pPr>
-        <w:pStyle w:val="ListParagraph"/>
-        <w:spacing w:after="0" w:line="240" w:lineRule="auto"/>
-        <w:ind w:left="1440"/>
-        <w:rPr>
-          <w:rFonts w:ascii="Arial" w:eastAsia="Times New Roman" w:hAnsi="Arial" w:cs="Arial"/>
-          <w:color w:val="000000"/>
-        </w:rPr>
-      </w:pPr>
-      <w:proofErr w:type="gramStart"/>
+    </w:p>
+    <w:p>
+      <w:pPr>
+        <w:pStyle w:val="ListParagraph"/>
+        <w:spacing w:after="0" w:line="240" w:lineRule="auto"/>
+        <w:ind w:left="1440"/>
+        <w:rPr>
+          <w:rFonts w:ascii="Arial" w:eastAsia="Times New Roman" w:hAnsi="Arial" w:cs="Arial"/>
+          <w:color w:val="000000"/>
+        </w:rPr>
+      </w:pPr>
       <w:r>
         <w:rPr>
           <w:rFonts w:ascii="Arial" w:eastAsia="Times New Roman" w:hAnsi="Arial" w:cs="Arial"/>
@@ -7522,19 +6921,17 @@
         </w:rPr>
         <w:t>state</w:t>
       </w:r>
-      <w:proofErr w:type="gramEnd"/>
-    </w:p>
-    <w:p>
-      <w:pPr>
-        <w:pStyle w:val="ListParagraph"/>
-        <w:spacing w:after="0" w:line="240" w:lineRule="auto"/>
-        <w:ind w:left="1440"/>
-        <w:rPr>
-          <w:rFonts w:ascii="Arial" w:eastAsia="Times New Roman" w:hAnsi="Arial" w:cs="Arial"/>
-          <w:color w:val="000000"/>
-        </w:rPr>
-      </w:pPr>
-      <w:proofErr w:type="gramStart"/>
+    </w:p>
+    <w:p>
+      <w:pPr>
+        <w:pStyle w:val="ListParagraph"/>
+        <w:spacing w:after="0" w:line="240" w:lineRule="auto"/>
+        <w:ind w:left="1440"/>
+        <w:rPr>
+          <w:rFonts w:ascii="Arial" w:eastAsia="Times New Roman" w:hAnsi="Arial" w:cs="Arial"/>
+          <w:color w:val="000000"/>
+        </w:rPr>
+      </w:pPr>
       <w:r>
         <w:rPr>
           <w:rFonts w:ascii="Arial" w:eastAsia="Times New Roman" w:hAnsi="Arial" w:cs="Arial"/>
@@ -7542,20 +6939,17 @@
         </w:rPr>
         <w:t>city</w:t>
       </w:r>
-      <w:proofErr w:type="gramEnd"/>
-    </w:p>
-    <w:p>
-      <w:pPr>
-        <w:pStyle w:val="ListParagraph"/>
-        <w:spacing w:after="0" w:line="240" w:lineRule="auto"/>
-        <w:ind w:left="1440"/>
-        <w:rPr>
-          <w:rFonts w:ascii="Arial" w:eastAsia="Times New Roman" w:hAnsi="Arial" w:cs="Arial"/>
-          <w:color w:val="000000"/>
-        </w:rPr>
-      </w:pPr>
-      <w:proofErr w:type="spellStart"/>
-      <w:proofErr w:type="gramStart"/>
+    </w:p>
+    <w:p>
+      <w:pPr>
+        <w:pStyle w:val="ListParagraph"/>
+        <w:spacing w:after="0" w:line="240" w:lineRule="auto"/>
+        <w:ind w:left="1440"/>
+        <w:rPr>
+          <w:rFonts w:ascii="Arial" w:eastAsia="Times New Roman" w:hAnsi="Arial" w:cs="Arial"/>
+          <w:color w:val="000000"/>
+        </w:rPr>
+      </w:pPr>
       <w:r>
         <w:rPr>
           <w:rFonts w:ascii="Arial" w:eastAsia="Times New Roman" w:hAnsi="Arial" w:cs="Arial"/>
@@ -7563,8 +6957,6 @@
         </w:rPr>
         <w:t>pincode</w:t>
       </w:r>
-      <w:proofErr w:type="spellEnd"/>
-      <w:proofErr w:type="gramEnd"/>
     </w:p>
     <w:p>
       <w:pPr>
@@ -7616,49 +7008,22 @@
           <w:color w:val="000000"/>
         </w:rPr>
       </w:pPr>
-      <w:proofErr w:type="gramStart"/>
-      <w:r>
-        <w:rPr>
-          <w:rFonts w:ascii="Arial" w:eastAsia="Times New Roman" w:hAnsi="Arial" w:cs="Arial"/>
-          <w:b/>
-          <w:color w:val="000000"/>
-        </w:rPr>
-        <w:t>id</w:t>
-      </w:r>
-      <w:proofErr w:type="gramEnd"/>
-      <w:r>
-        <w:rPr>
-          <w:rFonts w:ascii="Arial" w:eastAsia="Times New Roman" w:hAnsi="Arial" w:cs="Arial"/>
-          <w:b/>
-          <w:color w:val="000000"/>
-        </w:rPr>
-        <w:t xml:space="preserve"> </w:t>
-      </w:r>
-      <w:r>
-        <w:rPr>
-          <w:rFonts w:ascii="Arial" w:eastAsia="Times New Roman" w:hAnsi="Arial" w:cs="Arial"/>
-          <w:b/>
-          <w:color w:val="000000"/>
-        </w:rPr>
-        <w:tab/>
-      </w:r>
-      <w:proofErr w:type="spellStart"/>
-      <w:r>
-        <w:rPr>
-          <w:rFonts w:ascii="Arial" w:eastAsia="Times New Roman" w:hAnsi="Arial" w:cs="Arial"/>
-          <w:b/>
-          <w:color w:val="000000"/>
-        </w:rPr>
-        <w:t>pk</w:t>
-      </w:r>
-      <w:proofErr w:type="spellEnd"/>
-      <w:r>
-        <w:rPr>
-          <w:rFonts w:ascii="Arial" w:eastAsia="Times New Roman" w:hAnsi="Arial" w:cs="Arial"/>
-          <w:b/>
-          <w:color w:val="000000"/>
-        </w:rPr>
-        <w:t xml:space="preserve"> </w:t>
+      <w:r>
+        <w:rPr>
+          <w:rFonts w:ascii="Arial" w:eastAsia="Times New Roman" w:hAnsi="Arial" w:cs="Arial"/>
+          <w:b/>
+          <w:color w:val="000000"/>
+        </w:rPr>
+        <w:t xml:space="preserve">id </w:t>
+      </w:r>
+      <w:r>
+        <w:rPr>
+          <w:rFonts w:ascii="Arial" w:eastAsia="Times New Roman" w:hAnsi="Arial" w:cs="Arial"/>
+          <w:b/>
+          <w:color w:val="000000"/>
+        </w:rPr>
+        <w:tab/>
+        <w:t xml:space="preserve">pk </w:t>
       </w:r>
       <w:r>
         <w:rPr>
@@ -7668,75 +7033,43 @@
         </w:rPr>
         <w:t xml:space="preserve">    </w:t>
       </w:r>
-      <w:proofErr w:type="spellStart"/>
-      <w:r>
-        <w:rPr>
-          <w:rFonts w:ascii="Arial" w:eastAsia="Times New Roman" w:hAnsi="Arial" w:cs="Arial"/>
-          <w:b/>
-          <w:color w:val="000000"/>
-        </w:rPr>
-        <w:t>auto_increement</w:t>
-      </w:r>
-      <w:proofErr w:type="spellEnd"/>
-      <w:r>
-        <w:rPr>
-          <w:rFonts w:ascii="Arial" w:eastAsia="Times New Roman" w:hAnsi="Arial" w:cs="Arial"/>
-          <w:b/>
-          <w:color w:val="000000"/>
-        </w:rPr>
-        <w:t xml:space="preserve"> </w:t>
-      </w:r>
-    </w:p>
-    <w:p>
-      <w:pPr>
-        <w:pStyle w:val="ListParagraph"/>
-        <w:spacing w:after="0" w:line="240" w:lineRule="auto"/>
-        <w:ind w:left="1440"/>
-        <w:rPr>
-          <w:rFonts w:ascii="Arial" w:eastAsia="Times New Roman" w:hAnsi="Arial" w:cs="Arial"/>
-          <w:color w:val="000000"/>
-        </w:rPr>
-      </w:pPr>
-      <w:proofErr w:type="spellStart"/>
-      <w:proofErr w:type="gramStart"/>
-      <w:r>
-        <w:rPr>
-          <w:rFonts w:ascii="Arial" w:eastAsia="Times New Roman" w:hAnsi="Arial" w:cs="Arial"/>
-          <w:color w:val="000000"/>
-        </w:rPr>
-        <w:t>order_id</w:t>
-      </w:r>
-      <w:proofErr w:type="spellEnd"/>
-      <w:proofErr w:type="gramEnd"/>
-      <w:r>
-        <w:rPr>
-          <w:rFonts w:ascii="Arial" w:eastAsia="Times New Roman" w:hAnsi="Arial" w:cs="Arial"/>
-          <w:color w:val="000000"/>
-        </w:rPr>
-        <w:t xml:space="preserve">   </w:t>
-      </w:r>
-      <w:proofErr w:type="spellStart"/>
-      <w:r>
-        <w:rPr>
-          <w:rFonts w:ascii="Arial" w:eastAsia="Times New Roman" w:hAnsi="Arial" w:cs="Arial"/>
-          <w:color w:val="000000"/>
-        </w:rPr>
-        <w:t>fk</w:t>
-      </w:r>
-      <w:proofErr w:type="spellEnd"/>
-    </w:p>
-    <w:p>
-      <w:pPr>
-        <w:pStyle w:val="ListParagraph"/>
-        <w:spacing w:after="0" w:line="240" w:lineRule="auto"/>
-        <w:ind w:left="1440"/>
-        <w:rPr>
-          <w:rFonts w:ascii="Arial" w:eastAsia="Times New Roman" w:hAnsi="Arial" w:cs="Arial"/>
-          <w:color w:val="000000"/>
-        </w:rPr>
-      </w:pPr>
-      <w:proofErr w:type="spellStart"/>
-      <w:proofErr w:type="gramStart"/>
+      <w:r>
+        <w:rPr>
+          <w:rFonts w:ascii="Arial" w:eastAsia="Times New Roman" w:hAnsi="Arial" w:cs="Arial"/>
+          <w:b/>
+          <w:color w:val="000000"/>
+        </w:rPr>
+        <w:t xml:space="preserve">auto_increement </w:t>
+      </w:r>
+    </w:p>
+    <w:p>
+      <w:pPr>
+        <w:pStyle w:val="ListParagraph"/>
+        <w:spacing w:after="0" w:line="240" w:lineRule="auto"/>
+        <w:ind w:left="1440"/>
+        <w:rPr>
+          <w:rFonts w:ascii="Arial" w:eastAsia="Times New Roman" w:hAnsi="Arial" w:cs="Arial"/>
+          <w:color w:val="000000"/>
+        </w:rPr>
+      </w:pPr>
+      <w:r>
+        <w:rPr>
+          <w:rFonts w:ascii="Arial" w:eastAsia="Times New Roman" w:hAnsi="Arial" w:cs="Arial"/>
+          <w:color w:val="000000"/>
+        </w:rPr>
+        <w:t>order_id   fk</w:t>
+      </w:r>
+    </w:p>
+    <w:p>
+      <w:pPr>
+        <w:pStyle w:val="ListParagraph"/>
+        <w:spacing w:after="0" w:line="240" w:lineRule="auto"/>
+        <w:ind w:left="1440"/>
+        <w:rPr>
+          <w:rFonts w:ascii="Arial" w:eastAsia="Times New Roman" w:hAnsi="Arial" w:cs="Arial"/>
+          <w:color w:val="000000"/>
+        </w:rPr>
+      </w:pPr>
       <w:r>
         <w:rPr>
           <w:rFonts w:ascii="Arial" w:eastAsia="Times New Roman" w:hAnsi="Arial" w:cs="Arial"/>
@@ -7744,74 +7077,125 @@
         </w:rPr>
         <w:t>cust_id</w:t>
       </w:r>
-      <w:proofErr w:type="spellEnd"/>
-      <w:proofErr w:type="gramEnd"/>
-      <w:r>
-        <w:rPr>
-          <w:rFonts w:ascii="Arial" w:eastAsia="Times New Roman" w:hAnsi="Arial" w:cs="Arial"/>
-          <w:color w:val="000000"/>
-        </w:rPr>
-        <w:tab/>
+      <w:r>
+        <w:rPr>
+          <w:rFonts w:ascii="Arial" w:eastAsia="Times New Roman" w:hAnsi="Arial" w:cs="Arial"/>
+          <w:color w:val="000000"/>
+        </w:rPr>
+        <w:tab/>
+        <w:t xml:space="preserve">    fk</w:t>
+      </w:r>
+    </w:p>
+    <w:p>
+      <w:pPr>
+        <w:pStyle w:val="ListParagraph"/>
+        <w:spacing w:after="0" w:line="240" w:lineRule="auto"/>
+        <w:ind w:left="1440"/>
+        <w:rPr>
+          <w:rFonts w:ascii="Arial" w:eastAsia="Times New Roman" w:hAnsi="Arial" w:cs="Arial"/>
+          <w:color w:val="000000"/>
+        </w:rPr>
+      </w:pPr>
+      <w:r>
+        <w:rPr>
+          <w:rFonts w:ascii="Arial" w:eastAsia="Times New Roman" w:hAnsi="Arial" w:cs="Arial"/>
+          <w:color w:val="000000"/>
+        </w:rPr>
+        <w:t xml:space="preserve">comment </w:t>
+      </w:r>
+    </w:p>
+    <w:p>
+      <w:pPr>
+        <w:pStyle w:val="ListParagraph"/>
+        <w:spacing w:after="0" w:line="240" w:lineRule="auto"/>
+        <w:ind w:left="1440"/>
+        <w:rPr>
+          <w:rFonts w:ascii="Arial" w:eastAsia="Times New Roman" w:hAnsi="Arial" w:cs="Arial"/>
+          <w:color w:val="000000"/>
+        </w:rPr>
+      </w:pPr>
+    </w:p>
+    <w:p>
+      <w:pPr>
+        <w:pStyle w:val="ListParagraph"/>
+        <w:spacing w:after="0" w:line="240" w:lineRule="auto"/>
+        <w:ind w:left="1440"/>
+        <w:rPr>
+          <w:rFonts w:ascii="Arial" w:eastAsia="Times New Roman" w:hAnsi="Arial" w:cs="Arial"/>
+          <w:color w:val="000000"/>
+        </w:rPr>
+      </w:pPr>
+    </w:p>
+    <w:p>
+      <w:pPr>
+        <w:spacing w:after="0" w:line="240" w:lineRule="auto"/>
+        <w:ind w:left="720" w:firstLine="720"/>
+        <w:rPr>
+          <w:rFonts w:ascii="Arial" w:eastAsia="Times New Roman" w:hAnsi="Arial" w:cs="Arial"/>
+          <w:color w:val="000000"/>
+        </w:rPr>
+      </w:pPr>
+      <w:r>
+        <w:rPr>
+          <w:rFonts w:ascii="Arial" w:eastAsia="Times New Roman" w:hAnsi="Arial" w:cs="Arial"/>
+          <w:color w:val="000000"/>
+        </w:rPr>
+        <w:t>employees.tbl</w:t>
+      </w:r>
+    </w:p>
+    <w:p>
+      <w:pPr>
+        <w:spacing w:after="0" w:line="240" w:lineRule="auto"/>
+        <w:ind w:left="720" w:firstLine="720"/>
+        <w:rPr>
+          <w:rFonts w:ascii="Arial" w:eastAsia="Times New Roman" w:hAnsi="Arial" w:cs="Arial"/>
+          <w:color w:val="000000"/>
+        </w:rPr>
+      </w:pPr>
+    </w:p>
+    <w:p>
+      <w:pPr>
+        <w:spacing w:after="0" w:line="240" w:lineRule="auto"/>
+        <w:ind w:left="720" w:firstLine="720"/>
+        <w:rPr>
+          <w:rFonts w:ascii="Arial" w:eastAsia="Times New Roman" w:hAnsi="Arial" w:cs="Arial"/>
+          <w:b/>
+          <w:color w:val="000000"/>
+        </w:rPr>
+      </w:pPr>
+      <w:r>
+        <w:rPr>
+          <w:rFonts w:ascii="Arial" w:eastAsia="Times New Roman" w:hAnsi="Arial" w:cs="Arial"/>
+          <w:b/>
+          <w:color w:val="000000"/>
+        </w:rPr>
+        <w:t xml:space="preserve">id </w:t>
+      </w:r>
+      <w:r>
+        <w:rPr>
+          <w:rFonts w:ascii="Arial" w:eastAsia="Times New Roman" w:hAnsi="Arial" w:cs="Arial"/>
+          <w:b/>
+          <w:color w:val="000000"/>
+        </w:rPr>
+        <w:tab/>
+        <w:t xml:space="preserve">pk </w:t>
+      </w:r>
+      <w:r>
+        <w:rPr>
+          <w:rFonts w:ascii="Arial" w:eastAsia="Times New Roman" w:hAnsi="Arial" w:cs="Arial"/>
+          <w:b/>
+          <w:color w:val="000000"/>
+        </w:rPr>
         <w:t xml:space="preserve">    </w:t>
       </w:r>
-      <w:proofErr w:type="spellStart"/>
-      <w:r>
-        <w:rPr>
-          <w:rFonts w:ascii="Arial" w:eastAsia="Times New Roman" w:hAnsi="Arial" w:cs="Arial"/>
-          <w:color w:val="000000"/>
-        </w:rPr>
-        <w:t>fk</w:t>
-      </w:r>
-      <w:proofErr w:type="spellEnd"/>
-    </w:p>
-    <w:p>
-      <w:pPr>
-        <w:pStyle w:val="ListParagraph"/>
-        <w:spacing w:after="0" w:line="240" w:lineRule="auto"/>
-        <w:ind w:left="1440"/>
-        <w:rPr>
-          <w:rFonts w:ascii="Arial" w:eastAsia="Times New Roman" w:hAnsi="Arial" w:cs="Arial"/>
-          <w:color w:val="000000"/>
-        </w:rPr>
-      </w:pPr>
-      <w:proofErr w:type="gramStart"/>
-      <w:r>
-        <w:rPr>
-          <w:rFonts w:ascii="Arial" w:eastAsia="Times New Roman" w:hAnsi="Arial" w:cs="Arial"/>
-          <w:color w:val="000000"/>
-        </w:rPr>
-        <w:t>comment</w:t>
-      </w:r>
-      <w:proofErr w:type="gramEnd"/>
-      <w:r>
-        <w:rPr>
-          <w:rFonts w:ascii="Arial" w:eastAsia="Times New Roman" w:hAnsi="Arial" w:cs="Arial"/>
-          <w:color w:val="000000"/>
-        </w:rPr>
-        <w:t xml:space="preserve"> </w:t>
-      </w:r>
-    </w:p>
-    <w:p>
-      <w:pPr>
-        <w:pStyle w:val="ListParagraph"/>
-        <w:spacing w:after="0" w:line="240" w:lineRule="auto"/>
-        <w:ind w:left="1440"/>
-        <w:rPr>
-          <w:rFonts w:ascii="Arial" w:eastAsia="Times New Roman" w:hAnsi="Arial" w:cs="Arial"/>
-          <w:color w:val="000000"/>
-        </w:rPr>
-      </w:pPr>
-    </w:p>
-    <w:p>
-      <w:pPr>
-        <w:pStyle w:val="ListParagraph"/>
-        <w:spacing w:after="0" w:line="240" w:lineRule="auto"/>
-        <w:ind w:left="1440"/>
-        <w:rPr>
-          <w:rFonts w:ascii="Arial" w:eastAsia="Times New Roman" w:hAnsi="Arial" w:cs="Arial"/>
-          <w:color w:val="000000"/>
-        </w:rPr>
-      </w:pPr>
+      <w:r>
+        <w:rPr>
+          <w:rFonts w:ascii="Arial" w:eastAsia="Times New Roman" w:hAnsi="Arial" w:cs="Arial"/>
+          <w:b/>
+          <w:color w:val="000000"/>
+        </w:rPr>
+        <w:t xml:space="preserve">auto_increement </w:t>
+      </w:r>
     </w:p>
     <w:p>
       <w:pPr>
@@ -7827,7 +7211,7 @@
           <w:rFonts w:ascii="Arial" w:eastAsia="Times New Roman" w:hAnsi="Arial" w:cs="Arial"/>
           <w:color w:val="000000"/>
         </w:rPr>
-        <w:t>employees.tbl</w:t>
+        <w:t>name</w:t>
       </w:r>
     </w:p>
     <w:p>
@@ -7839,6 +7223,13 @@
           <w:color w:val="000000"/>
         </w:rPr>
       </w:pPr>
+      <w:r>
+        <w:rPr>
+          <w:rFonts w:ascii="Arial" w:eastAsia="Times New Roman" w:hAnsi="Arial" w:cs="Arial"/>
+          <w:color w:val="000000"/>
+        </w:rPr>
+        <w:t>email</w:t>
+      </w:r>
     </w:p>
     <w:p>
       <w:pPr>
@@ -7846,79 +7237,15 @@
         <w:ind w:left="720" w:firstLine="720"/>
         <w:rPr>
           <w:rFonts w:ascii="Arial" w:eastAsia="Times New Roman" w:hAnsi="Arial" w:cs="Arial"/>
-          <w:b/>
-          <w:color w:val="000000"/>
-        </w:rPr>
-      </w:pPr>
-      <w:proofErr w:type="gramStart"/>
-      <w:r>
-        <w:rPr>
-          <w:rFonts w:ascii="Arial" w:eastAsia="Times New Roman" w:hAnsi="Arial" w:cs="Arial"/>
-          <w:b/>
-          <w:color w:val="000000"/>
-        </w:rPr>
-        <w:t>id</w:t>
-      </w:r>
-      <w:proofErr w:type="gramEnd"/>
-      <w:r>
-        <w:rPr>
-          <w:rFonts w:ascii="Arial" w:eastAsia="Times New Roman" w:hAnsi="Arial" w:cs="Arial"/>
-          <w:b/>
-          <w:color w:val="000000"/>
-        </w:rPr>
-        <w:t xml:space="preserve"> </w:t>
-      </w:r>
-      <w:r>
-        <w:rPr>
-          <w:rFonts w:ascii="Arial" w:eastAsia="Times New Roman" w:hAnsi="Arial" w:cs="Arial"/>
-          <w:b/>
-          <w:color w:val="000000"/>
-        </w:rPr>
-        <w:tab/>
-      </w:r>
-      <w:proofErr w:type="spellStart"/>
-      <w:r>
-        <w:rPr>
-          <w:rFonts w:ascii="Arial" w:eastAsia="Times New Roman" w:hAnsi="Arial" w:cs="Arial"/>
-          <w:b/>
-          <w:color w:val="000000"/>
-        </w:rPr>
-        <w:t>pk</w:t>
-      </w:r>
-      <w:proofErr w:type="spellEnd"/>
-      <w:r>
-        <w:rPr>
-          <w:rFonts w:ascii="Arial" w:eastAsia="Times New Roman" w:hAnsi="Arial" w:cs="Arial"/>
-          <w:b/>
-          <w:color w:val="000000"/>
-        </w:rPr>
-        <w:t xml:space="preserve"> </w:t>
-      </w:r>
-      <w:r>
-        <w:rPr>
-          <w:rFonts w:ascii="Arial" w:eastAsia="Times New Roman" w:hAnsi="Arial" w:cs="Arial"/>
-          <w:b/>
-          <w:color w:val="000000"/>
-        </w:rPr>
-        <w:t xml:space="preserve">    </w:t>
-      </w:r>
-      <w:proofErr w:type="spellStart"/>
-      <w:r>
-        <w:rPr>
-          <w:rFonts w:ascii="Arial" w:eastAsia="Times New Roman" w:hAnsi="Arial" w:cs="Arial"/>
-          <w:b/>
-          <w:color w:val="000000"/>
-        </w:rPr>
-        <w:t>auto_increement</w:t>
-      </w:r>
-      <w:proofErr w:type="spellEnd"/>
-      <w:r>
-        <w:rPr>
-          <w:rFonts w:ascii="Arial" w:eastAsia="Times New Roman" w:hAnsi="Arial" w:cs="Arial"/>
-          <w:b/>
-          <w:color w:val="000000"/>
-        </w:rPr>
-        <w:t xml:space="preserve"> </w:t>
+          <w:color w:val="000000"/>
+        </w:rPr>
+      </w:pPr>
+      <w:r>
+        <w:rPr>
+          <w:rFonts w:ascii="Arial" w:eastAsia="Times New Roman" w:hAnsi="Arial" w:cs="Arial"/>
+          <w:color w:val="000000"/>
+        </w:rPr>
+        <w:t>password</w:t>
       </w:r>
     </w:p>
     <w:p>
@@ -7927,84 +7254,17 @@
         <w:ind w:left="720" w:firstLine="720"/>
         <w:rPr>
           <w:rFonts w:ascii="Arial" w:eastAsia="Times New Roman" w:hAnsi="Arial" w:cs="Arial"/>
-          <w:color w:val="000000"/>
-        </w:rPr>
-      </w:pPr>
-      <w:proofErr w:type="gramStart"/>
-      <w:r>
-        <w:rPr>
-          <w:rFonts w:ascii="Arial" w:eastAsia="Times New Roman" w:hAnsi="Arial" w:cs="Arial"/>
-          <w:color w:val="000000"/>
-        </w:rPr>
-        <w:t>name</w:t>
-      </w:r>
-      <w:proofErr w:type="gramEnd"/>
-    </w:p>
-    <w:p>
-      <w:pPr>
-        <w:spacing w:after="0" w:line="240" w:lineRule="auto"/>
-        <w:ind w:left="720" w:firstLine="720"/>
-        <w:rPr>
-          <w:rFonts w:ascii="Arial" w:eastAsia="Times New Roman" w:hAnsi="Arial" w:cs="Arial"/>
-          <w:color w:val="000000"/>
-        </w:rPr>
-      </w:pPr>
-      <w:proofErr w:type="gramStart"/>
-      <w:r>
-        <w:rPr>
-          <w:rFonts w:ascii="Arial" w:eastAsia="Times New Roman" w:hAnsi="Arial" w:cs="Arial"/>
-          <w:color w:val="000000"/>
-        </w:rPr>
-        <w:t>email</w:t>
-      </w:r>
-      <w:proofErr w:type="gramEnd"/>
-    </w:p>
-    <w:p>
-      <w:pPr>
-        <w:spacing w:after="0" w:line="240" w:lineRule="auto"/>
-        <w:ind w:left="720" w:firstLine="720"/>
-        <w:rPr>
-          <w:rFonts w:ascii="Arial" w:eastAsia="Times New Roman" w:hAnsi="Arial" w:cs="Arial"/>
-          <w:color w:val="000000"/>
-        </w:rPr>
-      </w:pPr>
-      <w:proofErr w:type="gramStart"/>
-      <w:r>
-        <w:rPr>
-          <w:rFonts w:ascii="Arial" w:eastAsia="Times New Roman" w:hAnsi="Arial" w:cs="Arial"/>
-          <w:color w:val="000000"/>
-        </w:rPr>
-        <w:t>password</w:t>
-      </w:r>
-      <w:proofErr w:type="gramEnd"/>
-    </w:p>
-    <w:p>
-      <w:pPr>
-        <w:spacing w:after="0" w:line="240" w:lineRule="auto"/>
-        <w:ind w:left="720" w:firstLine="720"/>
-        <w:rPr>
-          <w:rFonts w:ascii="Arial" w:eastAsia="Times New Roman" w:hAnsi="Arial" w:cs="Arial"/>
-          <w:b/>
-          <w:color w:val="000000"/>
-        </w:rPr>
-      </w:pPr>
-      <w:proofErr w:type="gramStart"/>
-      <w:r>
-        <w:rPr>
-          <w:rFonts w:ascii="Arial" w:eastAsia="Times New Roman" w:hAnsi="Arial" w:cs="Arial"/>
-          <w:b/>
-          <w:color w:val="000000"/>
-        </w:rPr>
-        <w:t>status</w:t>
-      </w:r>
-      <w:proofErr w:type="gramEnd"/>
-      <w:r>
-        <w:rPr>
-          <w:rFonts w:ascii="Arial" w:eastAsia="Times New Roman" w:hAnsi="Arial" w:cs="Arial"/>
-          <w:b/>
-          <w:color w:val="000000"/>
-        </w:rPr>
-        <w:t xml:space="preserve"> </w:t>
+          <w:b/>
+          <w:color w:val="000000"/>
+        </w:rPr>
+      </w:pPr>
+      <w:r>
+        <w:rPr>
+          <w:rFonts w:ascii="Arial" w:eastAsia="Times New Roman" w:hAnsi="Arial" w:cs="Arial"/>
+          <w:b/>
+          <w:color w:val="000000"/>
+        </w:rPr>
+        <w:t xml:space="preserve">status </w:t>
       </w:r>
     </w:p>
     <w:p>
@@ -8108,7 +7368,6 @@
         </w:rPr>
         <w:t xml:space="preserve"> </w:t>
       </w:r>
-      <w:proofErr w:type="gramStart"/>
       <w:r>
         <w:rPr>
           <w:sz w:val="36"/>
@@ -8123,7 +7382,6 @@
         </w:rPr>
         <w:t>create</w:t>
       </w:r>
-      <w:proofErr w:type="gramEnd"/>
       <w:r>
         <w:rPr>
           <w:sz w:val="36"/>
@@ -8158,13 +7416,6 @@
         </w:rPr>
         <w:t>Implementation/coding</w:t>
       </w:r>
-      <w:r>
-        <w:rPr>
-          <w:sz w:val="36"/>
-          <w:szCs w:val="36"/>
-        </w:rPr>
-        <w:t xml:space="preserve">  </w:t>
-      </w:r>
     </w:p>
     <w:p>
       <w:pPr>
@@ -8256,164 +7507,167 @@
         </w:rPr>
         <w:t>Maintenance</w:t>
       </w:r>
-      <w:r>
+    </w:p>
+    <w:p>
+      <w:pPr>
+        <w:pStyle w:val="ListParagraph"/>
         <w:rPr>
           <w:sz w:val="36"/>
           <w:szCs w:val="36"/>
         </w:rPr>
-        <w:t xml:space="preserve"> / guide</w:t>
-      </w:r>
-    </w:p>
-    <w:p>
-      <w:pPr>
-        <w:pStyle w:val="ListParagraph"/>
+      </w:pPr>
+    </w:p>
+    <w:p>
+      <w:pPr>
+        <w:pStyle w:val="ListParagraph"/>
+        <w:ind w:left="1440"/>
         <w:rPr>
           <w:sz w:val="36"/>
           <w:szCs w:val="36"/>
         </w:rPr>
       </w:pPr>
-    </w:p>
-    <w:p>
-      <w:pPr>
-        <w:pStyle w:val="ListParagraph"/>
-        <w:ind w:left="1440"/>
+      <w:r>
         <w:rPr>
           <w:sz w:val="36"/>
           <w:szCs w:val="36"/>
         </w:rPr>
-      </w:pPr>
-      <w:r>
+        <w:t>User guide</w:t>
+      </w:r>
+    </w:p>
+    <w:p>
+      <w:pPr>
+        <w:pStyle w:val="ListParagraph"/>
+        <w:ind w:left="1440"/>
         <w:rPr>
           <w:sz w:val="36"/>
           <w:szCs w:val="36"/>
         </w:rPr>
-        <w:t>User guide</w:t>
-      </w:r>
-    </w:p>
-    <w:p>
-      <w:pPr>
-        <w:pStyle w:val="ListParagraph"/>
-        <w:ind w:left="1440"/>
+      </w:pPr>
+      <w:r>
         <w:rPr>
           <w:sz w:val="36"/>
           <w:szCs w:val="36"/>
         </w:rPr>
-      </w:pPr>
-      <w:r>
+        <w:t xml:space="preserve">Installation </w:t>
+      </w:r>
+    </w:p>
+    <w:p>
+      <w:pPr>
+        <w:pStyle w:val="ListParagraph"/>
+        <w:ind w:left="1440"/>
         <w:rPr>
           <w:sz w:val="36"/>
           <w:szCs w:val="36"/>
         </w:rPr>
-        <w:t xml:space="preserve">Installation </w:t>
-      </w:r>
-    </w:p>
-    <w:p>
-      <w:pPr>
-        <w:pStyle w:val="ListParagraph"/>
-        <w:ind w:left="1440"/>
+      </w:pPr>
+      <w:r>
         <w:rPr>
           <w:sz w:val="36"/>
           <w:szCs w:val="36"/>
         </w:rPr>
-      </w:pPr>
-      <w:r>
+        <w:t>After maintenance service</w:t>
+      </w:r>
+    </w:p>
+    <w:p>
+      <w:pPr>
+        <w:pStyle w:val="ListParagraph"/>
+        <w:ind w:left="1440"/>
         <w:rPr>
           <w:sz w:val="36"/>
           <w:szCs w:val="36"/>
         </w:rPr>
-        <w:t>After maintenance service</w:t>
-      </w:r>
-    </w:p>
-    <w:p>
-      <w:pPr>
-        <w:pStyle w:val="ListParagraph"/>
-        <w:ind w:left="1440"/>
+      </w:pPr>
+      <w:r>
         <w:rPr>
           <w:sz w:val="36"/>
           <w:szCs w:val="36"/>
         </w:rPr>
-      </w:pPr>
-      <w:r>
+        <w:t>Any changes &amp; updating</w:t>
+      </w:r>
+    </w:p>
+    <w:p>
+      <w:pPr>
+        <w:pStyle w:val="ListParagraph"/>
+        <w:ind w:left="1440"/>
         <w:rPr>
           <w:sz w:val="36"/>
           <w:szCs w:val="36"/>
         </w:rPr>
-        <w:t>Any changes &amp; updating</w:t>
-      </w:r>
-    </w:p>
-    <w:p>
-      <w:pPr>
-        <w:pStyle w:val="ListParagraph"/>
-        <w:ind w:left="1440"/>
+      </w:pPr>
+    </w:p>
+    <w:p>
+      <w:pPr>
+        <w:pStyle w:val="ListParagraph"/>
         <w:rPr>
           <w:sz w:val="36"/>
           <w:szCs w:val="36"/>
         </w:rPr>
       </w:pPr>
-    </w:p>
-    <w:p>
-      <w:pPr>
-        <w:pStyle w:val="ListParagraph"/>
+      <w:r>
         <w:rPr>
           <w:sz w:val="36"/>
           <w:szCs w:val="36"/>
         </w:rPr>
-      </w:pPr>
-      <w:r>
+        <w:t>================================================</w:t>
+      </w:r>
+    </w:p>
+    <w:p>
+      <w:pPr>
+        <w:pStyle w:val="ListParagraph"/>
+        <w:ind w:left="1440"/>
         <w:rPr>
           <w:sz w:val="36"/>
           <w:szCs w:val="36"/>
         </w:rPr>
-        <w:t>================================================</w:t>
-      </w:r>
-    </w:p>
-    <w:p>
-      <w:pPr>
-        <w:pStyle w:val="ListParagraph"/>
-        <w:ind w:left="1440"/>
+      </w:pPr>
+      <w:r>
         <w:rPr>
           <w:sz w:val="36"/>
           <w:szCs w:val="36"/>
         </w:rPr>
-      </w:pPr>
-      <w:r>
+        <w:t xml:space="preserve">  </w:t>
+      </w:r>
+    </w:p>
+    <w:p>
+      <w:pPr>
+        <w:pStyle w:val="ListParagraph"/>
+        <w:ind w:left="1440"/>
         <w:rPr>
           <w:sz w:val="36"/>
           <w:szCs w:val="36"/>
         </w:rPr>
-        <w:t xml:space="preserve">  </w:t>
-      </w:r>
-    </w:p>
-    <w:p>
-      <w:pPr>
-        <w:pStyle w:val="ListParagraph"/>
-        <w:ind w:left="1440"/>
+      </w:pPr>
+      <w:r>
         <w:rPr>
           <w:sz w:val="36"/>
           <w:szCs w:val="36"/>
         </w:rPr>
-      </w:pPr>
+        <w:t>Page layout</w:t>
+      </w:r>
       <w:r>
         <w:rPr>
           <w:sz w:val="36"/>
           <w:szCs w:val="36"/>
         </w:rPr>
-        <w:t>Page layout</w:t>
+        <w:t xml:space="preserve"> ADMIN</w:t>
       </w:r>
       <w:r>
         <w:rPr>
           <w:sz w:val="36"/>
           <w:szCs w:val="36"/>
         </w:rPr>
-        <w:t xml:space="preserve"> ADMIN</w:t>
-      </w:r>
-      <w:r>
+        <w:t xml:space="preserve"> / employee</w:t>
+      </w:r>
+    </w:p>
+    <w:p>
+      <w:pPr>
+        <w:pStyle w:val="ListParagraph"/>
+        <w:ind w:left="1440"/>
         <w:rPr>
           <w:sz w:val="36"/>
           <w:szCs w:val="36"/>
         </w:rPr>
-        <w:t xml:space="preserve"> / employee</w:t>
-      </w:r>
+      </w:pPr>
     </w:p>
     <w:p>
       <w:pPr>
@@ -8424,118 +7678,119 @@
           <w:szCs w:val="36"/>
         </w:rPr>
       </w:pPr>
-    </w:p>
-    <w:p>
-      <w:pPr>
-        <w:pStyle w:val="ListParagraph"/>
-        <w:ind w:left="1440"/>
+      <w:r>
         <w:rPr>
           <w:sz w:val="36"/>
           <w:szCs w:val="36"/>
         </w:rPr>
-      </w:pPr>
-      <w:r>
+        <w:t>Login.php</w:t>
+      </w:r>
+    </w:p>
+    <w:p>
+      <w:pPr>
+        <w:pStyle w:val="ListParagraph"/>
+        <w:ind w:left="1440"/>
         <w:rPr>
           <w:sz w:val="36"/>
           <w:szCs w:val="36"/>
         </w:rPr>
-        <w:t>Login.php</w:t>
-      </w:r>
-    </w:p>
-    <w:p>
-      <w:pPr>
-        <w:pStyle w:val="ListParagraph"/>
-        <w:ind w:left="1440"/>
+      </w:pPr>
+      <w:r>
         <w:rPr>
           <w:sz w:val="36"/>
           <w:szCs w:val="36"/>
         </w:rPr>
-      </w:pPr>
-      <w:r>
+        <w:t>Dashboard</w:t>
+      </w:r>
+    </w:p>
+    <w:p>
+      <w:pPr>
+        <w:pStyle w:val="ListParagraph"/>
+        <w:ind w:left="1440"/>
         <w:rPr>
           <w:sz w:val="36"/>
           <w:szCs w:val="36"/>
         </w:rPr>
-        <w:t>Dashboard</w:t>
-      </w:r>
-    </w:p>
-    <w:p>
-      <w:pPr>
-        <w:pStyle w:val="ListParagraph"/>
-        <w:ind w:left="1440"/>
+      </w:pPr>
+      <w:r>
         <w:rPr>
           <w:sz w:val="36"/>
           <w:szCs w:val="36"/>
         </w:rPr>
-      </w:pPr>
-      <w:proofErr w:type="spellStart"/>
+        <w:t xml:space="preserve">Add_task  </w:t>
+      </w:r>
       <w:r>
         <w:rPr>
           <w:sz w:val="36"/>
           <w:szCs w:val="36"/>
         </w:rPr>
-        <w:t>Add_task</w:t>
-      </w:r>
-      <w:proofErr w:type="spellEnd"/>
+        <w:tab/>
+      </w:r>
       <w:r>
         <w:rPr>
           <w:sz w:val="36"/>
           <w:szCs w:val="36"/>
         </w:rPr>
-        <w:t xml:space="preserve">  </w:t>
-      </w:r>
-      <w:r>
+        <w:t>form</w:t>
+      </w:r>
+    </w:p>
+    <w:p>
+      <w:pPr>
+        <w:pStyle w:val="ListParagraph"/>
+        <w:ind w:left="1440"/>
         <w:rPr>
           <w:sz w:val="36"/>
           <w:szCs w:val="36"/>
         </w:rPr>
-        <w:tab/>
-      </w:r>
+      </w:pPr>
       <w:r>
         <w:rPr>
           <w:sz w:val="36"/>
           <w:szCs w:val="36"/>
         </w:rPr>
-        <w:t>form</w:t>
-      </w:r>
-    </w:p>
-    <w:p>
-      <w:pPr>
-        <w:pStyle w:val="ListParagraph"/>
-        <w:ind w:left="1440"/>
+        <w:t xml:space="preserve">Manage  </w:t>
+      </w:r>
+      <w:r>
         <w:rPr>
           <w:sz w:val="36"/>
           <w:szCs w:val="36"/>
         </w:rPr>
-      </w:pPr>
+        <w:tab/>
+      </w:r>
       <w:r>
         <w:rPr>
           <w:sz w:val="36"/>
           <w:szCs w:val="36"/>
         </w:rPr>
-        <w:t xml:space="preserve">Manage  </w:t>
+        <w:tab/>
       </w:r>
       <w:r>
         <w:rPr>
           <w:sz w:val="36"/>
           <w:szCs w:val="36"/>
         </w:rPr>
-        <w:tab/>
-      </w:r>
-      <w:r>
+        <w:t xml:space="preserve">table </w:t>
+      </w:r>
+    </w:p>
+    <w:p>
+      <w:pPr>
+        <w:pStyle w:val="ListParagraph"/>
+        <w:ind w:left="1440"/>
         <w:rPr>
           <w:sz w:val="36"/>
           <w:szCs w:val="36"/>
         </w:rPr>
-        <w:tab/>
-      </w:r>
-      <w:r>
+      </w:pPr>
+    </w:p>
+    <w:p>
+      <w:pPr>
+        <w:pStyle w:val="ListParagraph"/>
+        <w:ind w:left="1440"/>
         <w:rPr>
           <w:sz w:val="36"/>
           <w:szCs w:val="36"/>
         </w:rPr>
-        <w:t xml:space="preserve">table </w:t>
-      </w:r>
+      </w:pPr>
     </w:p>
     <w:p>
       <w:pPr>
@@ -8546,16 +7801,13 @@
           <w:szCs w:val="36"/>
         </w:rPr>
       </w:pPr>
-    </w:p>
-    <w:p>
-      <w:pPr>
-        <w:pStyle w:val="ListParagraph"/>
-        <w:ind w:left="1440"/>
+      <w:r>
         <w:rPr>
           <w:sz w:val="36"/>
           <w:szCs w:val="36"/>
         </w:rPr>
-      </w:pPr>
+        <w:t>Free css admin panel</w:t>
+      </w:r>
     </w:p>
     <w:p>
       <w:pPr>
@@ -8566,90 +7818,39 @@
           <w:szCs w:val="36"/>
         </w:rPr>
       </w:pPr>
-      <w:r>
+    </w:p>
+    <w:p>
+      <w:pPr>
+        <w:pStyle w:val="ListParagraph"/>
+        <w:ind w:left="1440"/>
         <w:rPr>
           <w:sz w:val="36"/>
           <w:szCs w:val="36"/>
         </w:rPr>
-        <w:t xml:space="preserve">Free </w:t>
-      </w:r>
-      <w:proofErr w:type="spellStart"/>
+      </w:pPr>
       <w:r>
         <w:rPr>
           <w:sz w:val="36"/>
           <w:szCs w:val="36"/>
         </w:rPr>
-        <w:t>css</w:t>
-      </w:r>
-      <w:proofErr w:type="spellEnd"/>
-      <w:r>
+        <w:t xml:space="preserve">MENU </w:t>
+      </w:r>
+    </w:p>
+    <w:p>
+      <w:pPr>
+        <w:pStyle w:val="ListParagraph"/>
+        <w:ind w:left="1440"/>
         <w:rPr>
           <w:sz w:val="36"/>
           <w:szCs w:val="36"/>
         </w:rPr>
-        <w:t xml:space="preserve"> admin panel</w:t>
-      </w:r>
-    </w:p>
-    <w:p>
-      <w:pPr>
-        <w:pStyle w:val="ListParagraph"/>
-        <w:ind w:left="1440"/>
+      </w:pPr>
+      <w:r>
         <w:rPr>
           <w:sz w:val="36"/>
           <w:szCs w:val="36"/>
         </w:rPr>
-      </w:pPr>
-    </w:p>
-    <w:p>
-      <w:pPr>
-        <w:pStyle w:val="ListParagraph"/>
-        <w:ind w:left="1440"/>
-        <w:rPr>
-          <w:sz w:val="36"/>
-          <w:szCs w:val="36"/>
-        </w:rPr>
-      </w:pPr>
-      <w:proofErr w:type="gramStart"/>
-      <w:r>
-        <w:rPr>
-          <w:sz w:val="36"/>
-          <w:szCs w:val="36"/>
-        </w:rPr>
-        <w:t>category</w:t>
-      </w:r>
-      <w:proofErr w:type="gramEnd"/>
-    </w:p>
-    <w:p>
-      <w:pPr>
-        <w:pStyle w:val="ListParagraph"/>
-        <w:ind w:left="1440"/>
-        <w:rPr>
-          <w:sz w:val="36"/>
-          <w:szCs w:val="36"/>
-        </w:rPr>
-      </w:pPr>
-      <w:r>
-        <w:rPr>
-          <w:sz w:val="36"/>
-          <w:szCs w:val="36"/>
-        </w:rPr>
-        <w:t>1 ADD-</w:t>
-      </w:r>
-      <w:proofErr w:type="gramStart"/>
-      <w:r>
-        <w:rPr>
-          <w:sz w:val="36"/>
-          <w:szCs w:val="36"/>
-        </w:rPr>
-        <w:t>MANAGE  =</w:t>
-      </w:r>
-      <w:proofErr w:type="gramEnd"/>
-      <w:r>
-        <w:rPr>
-          <w:sz w:val="36"/>
-          <w:szCs w:val="36"/>
-        </w:rPr>
-        <w:t>&gt; DROPDOWN</w:t>
+        <w:t>1 ADD-MANAGE  =&gt; DROPDOWN</w:t>
       </w:r>
     </w:p>
     <w:p>
